--- a/대본/7부/11화_Signed.docx
+++ b/대본/7부/11화_Signed.docx
@@ -2,7 +2,7 @@
 <file path=word/document.xml><?xml version="1.0" encoding="utf-8"?>
 <w:document xmlns:w="http://schemas.openxmlformats.org/wordprocessingml/2006/main" xmlns:m="http://schemas.openxmlformats.org/officeDocument/2006/math" xmlns:r="http://schemas.openxmlformats.org/officeDocument/2006/relationships" xmlns:o="urn:schemas-microsoft-com:office:office" xmlns:v="urn:schemas-microsoft-com:vml" xmlns:w10="urn:schemas-microsoft-com:office:word" xmlns:a="http://schemas.openxmlformats.org/drawingml/2006/main" xmlns:pic="http://schemas.openxmlformats.org/drawingml/2006/picture" xmlns:wp="http://schemas.openxmlformats.org/drawingml/2006/wordprocessingDrawing">
   <w:body>
-    <w:bookmarkStart w:id="31" w:name="ship-it-7부-11화"/>
+    <w:bookmarkStart w:id="32" w:name="ship-it-7부-11화"/>
     <w:p>
       <w:pPr>
         <w:pStyle w:val="Heading1"/>
@@ -65,7 +65,7 @@
         <w:t xml:space="preserve"> </w:t>
       </w:r>
       <w:r>
-        <w:t xml:space="preserve">- 규칙: 지문 없음. 전 화 100% 「화자명: 대사」. 1턴 20단어 이내. 예외(연설 핵심 문장) 2회.</w:t>
+        <w:t xml:space="preserve">- 규칙: 지문 없음. 전 화 100% 「화자명: 대사」. 1턴 20단어 이내 + 긴 턴 10~15회(30~60단어). 예외(연설 핵심 문장) 2회.</w:t>
       </w:r>
       <w:r>
         <w:t xml:space="preserve"> </w:t>
@@ -994,7 +994,7 @@
         <w:t xml:space="preserve"> </w:t>
       </w:r>
       <w:r>
-        <w:t xml:space="preserve">on signing day means one big one. And one test.</w:t>
+        <w:t xml:space="preserve">on signing day usually means one big one and one test. The big one is something they really need, and the test is to see how we react under pressure, so stay calm and listen first.</w:t>
       </w:r>
       <w:r>
         <w:t xml:space="preserve"> </w:t>
@@ -1015,7 +1015,7 @@
         <w:t xml:space="preserve">”</w:t>
       </w:r>
       <w:r>
-        <w:t xml:space="preserve">는 큰 거 하나. 그리고 시험 하나예요.</w:t>
+        <w:t xml:space="preserve">는 보통 큰 거 하나, 시험 하나라는 뜻이에요. 큰 건 그쪽이 정말 필요로 하는 거고, 시험은 우리가 압박 속에서 어떻게 반응하는지 보려는 거예요. 그러니 침착하게, 먼저 들으세요.</w:t>
       </w:r>
     </w:p>
     <w:p>
@@ -1155,13 +1155,13 @@
         </w:numPr>
       </w:pPr>
       <w:r>
-        <w:t xml:space="preserve">YOON: Our lawyers worry a veto with no limits could block business decisions. Marketing. Pricing. Distribution partners.</w:t>
-      </w:r>
-      <w:r>
-        <w:t xml:space="preserve"> </w:t>
-      </w:r>
-      <w:r>
-        <w:t xml:space="preserve">윤재석: 저희 변호사들은 제한 없는 거부권이 사업 결정을 막을까 걱정합니다. 마케팅. 가격. 유통 파트너.</w:t>
+        <w:t xml:space="preserve">YOON: Our lawyers worry that a veto with no limits could block ordinary business decisions, such as marketing, pricing, or the choice of distribution partners. To be honest, our board would find that very difficult to approve, so we need clear boundaries in writing.</w:t>
+      </w:r>
+      <w:r>
+        <w:t xml:space="preserve"> </w:t>
+      </w:r>
+      <w:r>
+        <w:t xml:space="preserve">윤재석: 저희 변호사들은 제한 없는 거부권이 마케팅, 가격, 유통 파트너 선정 같은 일반적인 사업 결정까지 막을 수 있다고 걱정합니다. 솔직히 저희 이사회가 그걸 승인하기는 매우 어려울 테니, 명확한 경계를 문서로 정해야 합니다.</w:t>
       </w:r>
     </w:p>
     <w:p>
@@ -1308,13 +1308,13 @@
         </w:numPr>
       </w:pPr>
       <w:r>
-        <w:t xml:space="preserve">HAN: I wanted to know if Dr. Ruiz would define her own power. Or demand more. She defined it.</w:t>
-      </w:r>
-      <w:r>
-        <w:t xml:space="preserve"> </w:t>
-      </w:r>
-      <w:r>
-        <w:t xml:space="preserve">한서연: 루이즈 박사가 자기 권한을 스스로 정의할지 알고 싶었어요. 아니면 더 요구할지. 정의하셨죠.</w:t>
+        <w:t xml:space="preserve">HAN: I wanted to know whether Dr. Ruiz would define her own power or simply demand more of it. Many people in her position ask for everything and give up nothing. She defined it herself, narrowly and clearly, and that tells me we can trust her judgment.</w:t>
+      </w:r>
+      <w:r>
+        <w:t xml:space="preserve"> </w:t>
+      </w:r>
+      <w:r>
+        <w:t xml:space="preserve">한서연: 루이즈 박사가 자기 권한을 스스로 정의할지, 아니면 그냥 더 요구할지 알고 싶었어요. 그 자리에 있는 많은 사람들은 전부를 요구하고 아무것도 내주지 않죠. 그런데 박사님은 스스로, 좁고 분명하게 정의하셨어요. 그걸 보니 박사님의 판단을 믿어도 되겠다는 생각이 듭니다.</w:t>
       </w:r>
     </w:p>
     <w:p>
@@ -1393,13 +1393,13 @@
         </w:numPr>
       </w:pPr>
       <w:r>
-        <w:t xml:space="preserve">HAN: We have the larger share. You have the better system. I’d like the CEO to come from Veyra.</w:t>
-      </w:r>
-      <w:r>
-        <w:t xml:space="preserve"> </w:t>
-      </w:r>
-      <w:r>
-        <w:t xml:space="preserve">한서연: 지분은 저희가 크죠. 시스템은 당신들이 낫고요. CEO는 베이라에서 나왔으면 합니다.</w:t>
+        <w:t xml:space="preserve">HAN: We have the larger share, that’s true. But you have the better system, and the system is the reason we’re signing today. If the CEO comes from Daeyang, people will see a distributor with a foreign product. So I’d like the CEO to come from Veyra.</w:t>
+      </w:r>
+      <w:r>
+        <w:t xml:space="preserve"> </w:t>
+      </w:r>
+      <w:r>
+        <w:t xml:space="preserve">한서연: 지분은 저희가 큰 게 맞아요. 하지만 시스템은 당신들이 낫고, 그 시스템이 바로 오늘 서명하는 이유예요. CEO가 대양에서 나오면 사람들은 그냥 외국 제품을 파는 유통사로 볼 거예요. 그래서 CEO는 베이라에서 나왔으면 합니다.</w:t>
       </w:r>
     </w:p>
     <w:p>
@@ -1597,13 +1597,13 @@
         </w:numPr>
       </w:pPr>
       <w:r>
-        <w:t xml:space="preserve">SUJIN: Line C. Construction starts in August. First commercial batch, first quarter of year nine. Mr. Jung’s estimate.</w:t>
-      </w:r>
-      <w:r>
-        <w:t xml:space="preserve"> </w:t>
-      </w:r>
-      <w:r>
-        <w:t xml:space="preserve">수진: 라인 C. 8월 착공. 첫 상업 배치는 9년 차 1분기. 정민석 씨 추정대로.</w:t>
+        <w:t xml:space="preserve">SUJIN: Line C. Construction starts in August, and the first commercial batch is planned for the first quarter of year nine. We used Mr. Jung’s eighteen-month estimate, because it includes validation and the quality checks my team won’t skip, even if someone asks nicely.</w:t>
+      </w:r>
+      <w:r>
+        <w:t xml:space="preserve"> </w:t>
+      </w:r>
+      <w:r>
+        <w:t xml:space="preserve">수진: 라인 C. 8월에 착공하고, 첫 상업 배치는 9년 차 1분기로 계획돼 있어요. 정민석 씨의 18개월 추정을 썼어요. 거기엔 밸리데이션과, 누가 아무리 좋게 부탁해도 저희 팀이 건너뛰지 않을 품질 점검이 다 포함돼 있거든요.</w:t>
       </w:r>
     </w:p>
     <w:p>
@@ -1631,13 +1631,13 @@
         </w:numPr>
       </w:pPr>
       <w:r>
-        <w:t xml:space="preserve">HAN: Phase two. The Chinese regulator will require a local trial. About three years. We start planning next year.</w:t>
-      </w:r>
-      <w:r>
-        <w:t xml:space="preserve"> </w:t>
-      </w:r>
-      <w:r>
-        <w:t xml:space="preserve">한서연: 2단계. 중국 규제 기관은 현지 임상을 요구할 겁니다. 약 3년. 내년부터 계획을 시작하죠.</w:t>
+        <w:t xml:space="preserve">HAN: China is phase two. The Chinese regulator will almost certainly require a local clinical trial, which usually means about three years before approval. So we’ll start planning next year, but we won’t promise anything to anyone until we understand the requirements properly.</w:t>
+      </w:r>
+      <w:r>
+        <w:t xml:space="preserve"> </w:t>
+      </w:r>
+      <w:r>
+        <w:t xml:space="preserve">한서연: 중국은 2단계입니다. 중국 규제 기관은 거의 확실히 현지 임상을 요구할 거고, 그러면 보통 승인까지 약 3년이 걸립니다. 그래서 내년부터 계획은 시작하겠지만, 요건을 제대로 파악하기 전까지는 누구에게도 아무것도 약속하지 않을 겁니다.</w:t>
       </w:r>
     </w:p>
     <w:bookmarkEnd w:id="22"/>
@@ -1733,13 +1733,13 @@
         </w:numPr>
       </w:pPr>
       <w:r>
-        <w:t xml:space="preserve">HAN: Five years ago, I made a decision that hurt a good company. Mr. Park’s. I never forgot it.</w:t>
-      </w:r>
-      <w:r>
-        <w:t xml:space="preserve"> </w:t>
-      </w:r>
-      <w:r>
-        <w:t xml:space="preserve">한서연: 5년 전 저는 좋은 회사에 상처를 준 결정을 했습니다. 박 대표님의 회사. 잊은 적이 없습니다.</w:t>
+        <w:t xml:space="preserve">HAN: Five years ago, I made a decision that hurt a good company, Mr. Park’s company. At the time, I told myself it was the right decision for Daeyang. But I never forgot it, and I promised myself that if I ever had the chance to correct it, I would.</w:t>
+      </w:r>
+      <w:r>
+        <w:t xml:space="preserve"> </w:t>
+      </w:r>
+      <w:r>
+        <w:t xml:space="preserve">한서연: 5년 전 저는 좋은 회사, 박 대표님의 회사에 상처를 준 결정을 했습니다. 그때는 그게 대양을 위한 옳은 결정이라고 스스로에게 말했죠. 하지만 한 번도 잊은 적이 없고, 바로잡을 기회가 온다면 꼭 그렇게 하겠다고 스스로 약속했습니다.</w:t>
       </w:r>
     </w:p>
     <w:p>
@@ -1852,13 +1852,13 @@
         </w:numPr>
       </w:pPr>
       <w:r>
-        <w:t xml:space="preserve">NOAH: We built a filler you can take back. But in Seoul, I learned the product isn’t enough.</w:t>
-      </w:r>
-      <w:r>
-        <w:t xml:space="preserve"> </w:t>
-      </w:r>
-      <w:r>
-        <w:t xml:space="preserve">노아: 우리는 되돌릴 수 있는 필러를 만들었습니다. 하지만 서울에서 제품만으론 부족하다는 걸 배웠습니다.</w:t>
+        <w:t xml:space="preserve">NOAH: We built a filler you can take back, and for a long time I thought that was the whole answer. But in Seoul, I learned the product isn’t enough. Without trained injectors, honest distribution, and a system that responds at midnight, even the safest filler can hurt someone.</w:t>
+      </w:r>
+      <w:r>
+        <w:t xml:space="preserve"> </w:t>
+      </w:r>
+      <w:r>
+        <w:t xml:space="preserve">노아: 우리는 되돌릴 수 있는 필러를 만들었고, 오랫동안 그게 답의 전부라고 생각했습니다. 하지만 서울에서 제품만으로는 부족하다는 걸 배웠습니다. 훈련된 시술자, 정직한 유통, 자정에도 대응하는 시스템이 없으면, 가장 안전한 필러도 누군가를 다치게 할 수 있습니다.</w:t>
       </w:r>
     </w:p>
     <w:p>
@@ -2324,13 +2324,13 @@
         </w:numPr>
       </w:pPr>
       <w:r>
-        <w:t xml:space="preserve">NOAH: We don’t comment on private conversations. But I’ll say this. Our board was unanimous. And we’re very happy in Seoul.</w:t>
-      </w:r>
-      <w:r>
-        <w:t xml:space="preserve"> </w:t>
-      </w:r>
-      <w:r>
-        <w:t xml:space="preserve">노아: 비공개 대화에 대해선 언급하지 않습니다. 다만 이건 말씀드리죠. 이사회는 만장일치였습니다. 그리고 서울에서 아주 행복합니다.</w:t>
+        <w:t xml:space="preserve">NOAH: We don’t comment on private conversations, and I hope you understand why. But I’ll say this. Our board was unanimous about our direction, and we’re very happy in Seoul. If you want to know our plans, look at what we signed this morning.</w:t>
+      </w:r>
+      <w:r>
+        <w:t xml:space="preserve"> </w:t>
+      </w:r>
+      <w:r>
+        <w:t xml:space="preserve">노아: 비공개 대화에 대해선 언급하지 않습니다. 이유는 이해해 주시리라 믿습니다. 다만 이건 말씀드리죠. 저희 이사회는 방향에 대해 만장일치였고, 저희는 서울에서 아주 행복합니다. 저희 계획이 궁금하시면, 오늘 아침 저희가 서명한 걸 보시면 됩니다.</w:t>
       </w:r>
     </w:p>
     <w:p>
@@ -2375,13 +2375,13 @@
         </w:numPr>
       </w:pPr>
       <w:r>
-        <w:t xml:space="preserve">NOAH: Because Korea taught us something. Safety is assumed. Until it isn’t. We want to make sure it always is.</w:t>
-      </w:r>
-      <w:r>
-        <w:t xml:space="preserve"> </w:t>
-      </w:r>
-      <w:r>
-        <w:t xml:space="preserve">노아: 한국이 저희에게 가르쳐 준 게 있어서요. 안전은 당연시됩니다. 아닐 때까지는. 늘 당연하도록 만들고 싶습니다.</w:t>
+        <w:t xml:space="preserve">NOAH: Because Korea taught us something important. Here, safety is assumed, until it isn’t. Patients expect it and doctors expect it, so nobody thinks about it until something goes wrong. We want to build the system that makes sure it always is, even at midnight.</w:t>
+      </w:r>
+      <w:r>
+        <w:t xml:space="preserve"> </w:t>
+      </w:r>
+      <w:r>
+        <w:t xml:space="preserve">노아: 한국이 저희에게 중요한 걸 가르쳐 줬기 때문입니다. 여기선 안전이 당연시됩니다. 아닐 때까지는요. 환자도 기대하고 의사도 기대하니까, 뭔가 잘못되기 전까진 아무도 생각하지 않죠. 저희는 자정에도 늘 안전이 당연하도록 만드는 시스템을 짓고 싶습니다.</w:t>
       </w:r>
     </w:p>
     <w:p>
@@ -2906,7 +2906,7 @@
         </w:numPr>
       </w:pPr>
       <w:r>
-        <w:t xml:space="preserve">NOAH: Paul just texted. Victor confirmed.</w:t>
+        <w:t xml:space="preserve">NOAH: Paul just texted. Victor confirmed it:</w:t>
       </w:r>
       <w:r>
         <w:t xml:space="preserve"> </w:t>
@@ -2924,6 +2924,12 @@
         <w:t xml:space="preserve"> </w:t>
       </w:r>
       <w:r>
+        <w:t xml:space="preserve">That was Bluewater’s condition, so as of today, we’ve kept our promise to our investors. I might actually sleep on the flight home.</w:t>
+      </w:r>
+      <w:r>
+        <w:t xml:space="preserve"> </w:t>
+      </w:r>
+      <w:r>
         <w:t xml:space="preserve">노아: 폴이 방금 문자했어요. 빅터가 확인했대요.</w:t>
       </w:r>
       <w:r>
@@ -2938,6 +2944,12 @@
       <w:r>
         <w:t xml:space="preserve">”</w:t>
       </w:r>
+      <w:r>
+        <w:t xml:space="preserve"> </w:t>
+      </w:r>
+      <w:r>
+        <w:t xml:space="preserve">그게 블루워터의 조건이었으니까, 오늘부로 투자자들과의 약속을 지킨 거예요. 돌아가는 비행기에선 진짜 잘 수도 있겠어요.</w:t>
+      </w:r>
     </w:p>
     <w:p>
       <w:pPr>
@@ -3110,7 +3122,7 @@
         </w:numPr>
       </w:pPr>
       <w:r>
-        <w:t xml:space="preserve">PRIYA: That one. I’ve decided. I’m not waiting for</w:t>
+        <w:t xml:space="preserve">PRIYA: That one. I’ve decided, and I’m not waiting for</w:t>
       </w:r>
       <w:r>
         <w:t xml:space="preserve"> </w:t>
@@ -3128,13 +3140,13 @@
         <w:t xml:space="preserve"> </w:t>
       </w:r>
       <w:r>
-        <w:t xml:space="preserve">anymore. Claire would be proud.</w:t>
-      </w:r>
-      <w:r>
-        <w:t xml:space="preserve"> </w:t>
-      </w:r>
-      <w:r>
-        <w:t xml:space="preserve">프리야: 그거요. 결정했어요. 더는</w:t>
+        <w:t xml:space="preserve">anymore. For seven years, I’ve said I’d think about my role after the next launch, the next approval, the next crisis. There’s always a next one. Claire would be proud.</w:t>
+      </w:r>
+      <w:r>
+        <w:t xml:space="preserve"> </w:t>
+      </w:r>
+      <w:r>
+        <w:t xml:space="preserve">프리야: 그거요. 결정했고, 더는</w:t>
       </w:r>
       <w:r>
         <w:t xml:space="preserve"> </w:t>
@@ -3149,7 +3161,7 @@
         <w:t xml:space="preserve">”</w:t>
       </w:r>
       <w:r>
-        <w:t xml:space="preserve">를 기다리지 않아요. 클레어가 자랑스러워할 거예요.</w:t>
+        <w:t xml:space="preserve">를 기다리지 않아요. 7년 동안 다음 출시 끝나고, 다음 승인 끝나고, 다음 위기 끝나고 내 역할을 생각해 보겠다고 말해 왔어요. 다음은 늘 있어요. 클레어가 자랑스러워할 거예요.</w:t>
       </w:r>
     </w:p>
     <w:p>
@@ -3178,7 +3190,7 @@
     </w:p>
     <w:bookmarkEnd w:id="25"/>
     <w:bookmarkEnd w:id="26"/>
-    <w:bookmarkStart w:id="30" w:name="학습-부록"/>
+    <w:bookmarkStart w:id="31" w:name="학습-부록"/>
     <w:p>
       <w:pPr>
         <w:pStyle w:val="Heading2"/>
@@ -4276,8 +4288,298 @@
       </w:r>
     </w:p>
     <w:bookmarkEnd w:id="29"/>
+    <w:bookmarkStart w:id="30" w:name="긴-발화-분석"/>
+    <w:p>
+      <w:pPr>
+        <w:pStyle w:val="Heading3"/>
+      </w:pPr>
+      <w:r>
+        <w:t xml:space="preserve">④ 긴 발화 분석</w:t>
+      </w:r>
+    </w:p>
+    <w:p>
+      <w:pPr>
+        <w:pStyle w:val="BlockText"/>
+      </w:pPr>
+      <w:r>
+        <w:rPr>
+          <w:bCs/>
+          <w:b/>
+        </w:rPr>
+        <w:t xml:space="preserve">36턴 HAN:</w:t>
+      </w:r>
+      <w:r>
+        <w:t xml:space="preserve"> </w:t>
+      </w:r>
+      <w:r>
+        <w:t xml:space="preserve">“</w:t>
+      </w:r>
+      <w:r>
+        <w:t xml:space="preserve">We have the larger share, that’s true. But you have the better system, and the system is the reason we’re signing today. If the CEO comes from Daeyang, people will see a distributor with a foreign product. So I’d like the CEO to come from Veyra.</w:t>
+      </w:r>
+      <w:r>
+        <w:t xml:space="preserve">”</w:t>
+      </w:r>
+    </w:p>
+    <w:tbl>
+      <w:tblPr>
+        <w:tblStyle w:val="Table"/>
+        <w:tblW w:type="pct" w:w="5000"/>
+        <w:tblLook w:firstRow="1" w:lastRow="0" w:firstColumn="0" w:lastColumn="0" w:noHBand="0" w:noVBand="0" w:val="0020"/>
+        <w:jc w:val="start"/>
+      </w:tblPr>
+      <w:tblGrid>
+        <w:gridCol w:w="2640"/>
+        <w:gridCol w:w="2640"/>
+        <w:gridCol w:w="2640"/>
+      </w:tblGrid>
+      <w:tr>
+        <w:trPr>
+          <w:tblHeader w:val="true"/>
+        </w:trPr>
+        <w:tc>
+          <w:tcPr/>
+          <w:p>
+            <w:pPr>
+              <w:pStyle w:val="Compact"/>
+              <w:jc w:val="left"/>
+            </w:pPr>
+            <w:r>
+              <w:t xml:space="preserve">구조</w:t>
+            </w:r>
+          </w:p>
+        </w:tc>
+        <w:tc>
+          <w:tcPr/>
+          <w:p>
+            <w:pPr>
+              <w:pStyle w:val="Compact"/>
+              <w:jc w:val="left"/>
+            </w:pPr>
+            <w:r>
+              <w:t xml:space="preserve">영어</w:t>
+            </w:r>
+          </w:p>
+        </w:tc>
+        <w:tc>
+          <w:tcPr/>
+          <w:p>
+            <w:pPr>
+              <w:pStyle w:val="Compact"/>
+              <w:jc w:val="left"/>
+            </w:pPr>
+            <w:r>
+              <w:t xml:space="preserve">기능</w:t>
+            </w:r>
+          </w:p>
+        </w:tc>
+      </w:tr>
+      <w:tr>
+        <w:tc>
+          <w:tcPr/>
+          <w:p>
+            <w:pPr>
+              <w:pStyle w:val="Compact"/>
+              <w:jc w:val="left"/>
+            </w:pPr>
+            <w:r>
+              <w:t xml:space="preserve">① 인정(양보)</w:t>
+            </w:r>
+          </w:p>
+        </w:tc>
+        <w:tc>
+          <w:tcPr/>
+          <w:p>
+            <w:pPr>
+              <w:pStyle w:val="Compact"/>
+              <w:jc w:val="left"/>
+            </w:pPr>
+            <w:r>
+              <w:t xml:space="preserve">We have the larger share, that’s true.</w:t>
+            </w:r>
+          </w:p>
+        </w:tc>
+        <w:tc>
+          <w:tcPr/>
+          <w:p>
+            <w:pPr>
+              <w:pStyle w:val="Compact"/>
+              <w:jc w:val="left"/>
+            </w:pPr>
+            <w:r>
+              <w:t xml:space="preserve">상대가 예상하는 사실을 먼저 인정해 반발을 줄임</w:t>
+            </w:r>
+          </w:p>
+        </w:tc>
+      </w:tr>
+      <w:tr>
+        <w:tc>
+          <w:tcPr/>
+          <w:p>
+            <w:pPr>
+              <w:pStyle w:val="Compact"/>
+              <w:jc w:val="left"/>
+            </w:pPr>
+            <w:r>
+              <w:t xml:space="preserve">② 반전(핵심 가치)</w:t>
+            </w:r>
+          </w:p>
+        </w:tc>
+        <w:tc>
+          <w:tcPr/>
+          <w:p>
+            <w:pPr>
+              <w:pStyle w:val="Compact"/>
+              <w:jc w:val="left"/>
+            </w:pPr>
+            <w:r>
+              <w:t xml:space="preserve">But you have the better system, and the system is the reason we’re signing today.</w:t>
+            </w:r>
+          </w:p>
+        </w:tc>
+        <w:tc>
+          <w:tcPr/>
+          <w:p>
+            <w:pPr>
+              <w:pStyle w:val="Compact"/>
+              <w:jc w:val="left"/>
+            </w:pPr>
+            <w:r>
+              <w:t xml:space="preserve">But으로 방향을 틀어 상대의 강점을 거래의 이유로 격상</w:t>
+            </w:r>
+          </w:p>
+        </w:tc>
+      </w:tr>
+      <w:tr>
+        <w:tc>
+          <w:tcPr/>
+          <w:p>
+            <w:pPr>
+              <w:pStyle w:val="Compact"/>
+              <w:jc w:val="left"/>
+            </w:pPr>
+            <w:r>
+              <w:t xml:space="preserve">③ 근거(가정)</w:t>
+            </w:r>
+          </w:p>
+        </w:tc>
+        <w:tc>
+          <w:tcPr/>
+          <w:p>
+            <w:pPr>
+              <w:pStyle w:val="Compact"/>
+              <w:jc w:val="left"/>
+            </w:pPr>
+            <w:r>
+              <w:t xml:space="preserve">If the CEO comes from Daeyang, people will see a distributor with a foreign product.</w:t>
+            </w:r>
+          </w:p>
+        </w:tc>
+        <w:tc>
+          <w:tcPr/>
+          <w:p>
+            <w:pPr>
+              <w:pStyle w:val="Compact"/>
+              <w:jc w:val="left"/>
+            </w:pPr>
+            <w:r>
+              <w:t xml:space="preserve">If 가정으로 반대 선택의 결과를 보여 줌</w:t>
+            </w:r>
+          </w:p>
+        </w:tc>
+      </w:tr>
+      <w:tr>
+        <w:tc>
+          <w:tcPr/>
+          <w:p>
+            <w:pPr>
+              <w:pStyle w:val="Compact"/>
+              <w:jc w:val="left"/>
+            </w:pPr>
+            <w:r>
+              <w:t xml:space="preserve">④ 제안</w:t>
+            </w:r>
+          </w:p>
+        </w:tc>
+        <w:tc>
+          <w:tcPr/>
+          <w:p>
+            <w:pPr>
+              <w:pStyle w:val="Compact"/>
+              <w:jc w:val="left"/>
+            </w:pPr>
+            <w:r>
+              <w:t xml:space="preserve">So I’d like the CEO to come from Veyra.</w:t>
+            </w:r>
+          </w:p>
+        </w:tc>
+        <w:tc>
+          <w:tcPr/>
+          <w:p>
+            <w:pPr>
+              <w:pStyle w:val="Compact"/>
+              <w:jc w:val="left"/>
+            </w:pPr>
+            <w:r>
+              <w:t xml:space="preserve">So로 결론을 부드럽게 제시(I’d like)</w:t>
+            </w:r>
+          </w:p>
+        </w:tc>
+      </w:tr>
+    </w:tbl>
+    <w:p>
+      <w:pPr>
+        <w:pStyle w:val="BodyText"/>
+      </w:pPr>
+      <w:r>
+        <w:rPr>
+          <w:bCs/>
+          <w:b/>
+        </w:rPr>
+        <w:t xml:space="preserve">활용 패턴:</w:t>
+      </w:r>
+      <w:r>
+        <w:t xml:space="preserve"> </w:t>
+      </w:r>
+      <w:r>
+        <w:t xml:space="preserve">사실 인정 → But + 상대 강점 → If + 반대 시나리오의 결과 → So + 제안</w:t>
+      </w:r>
+      <w:r>
+        <w:t xml:space="preserve"> </w:t>
+      </w:r>
+      <w:r>
+        <w:rPr>
+          <w:bCs/>
+          <w:b/>
+        </w:rPr>
+        <w:t xml:space="preserve">연결 표현:</w:t>
+      </w:r>
+      <w:r>
+        <w:t xml:space="preserve"> </w:t>
+      </w:r>
+      <w:r>
+        <w:t xml:space="preserve">that’s true(그건 맞다) · the reason we’re…(우리가 ~하는 이유) · If…, people will see…(~하면 사람들은 …로 볼 것이다) · I’d like…(~했으면 한다)</w:t>
+      </w:r>
+      <w:r>
+        <w:t xml:space="preserve"> </w:t>
+      </w:r>
+      <w:r>
+        <w:rPr>
+          <w:bCs/>
+          <w:b/>
+        </w:rPr>
+        <w:t xml:space="preserve">연습:</w:t>
+      </w:r>
+      <w:r>
+        <w:t xml:space="preserve"> </w:t>
+      </w:r>
+      <w:r>
+        <w:t xml:space="preserve">지분·예산이 더 큰 쪽이 상대에게 핵심 역할을 넘기자고 설득하는 상황으로 같은 구조로 40단어 안팎 말해 보기.</w:t>
+      </w:r>
+    </w:p>
     <w:bookmarkEnd w:id="30"/>
     <w:bookmarkEnd w:id="31"/>
+    <w:bookmarkEnd w:id="32"/>
     <w:sectPr/>
   </w:body>
 </w:document>

--- a/대본/7부/11화_Signed.docx
+++ b/대본/7부/11화_Signed.docx
@@ -2,7 +2,7 @@
 <file path=word/document.xml><?xml version="1.0" encoding="utf-8"?>
 <w:document xmlns:w="http://schemas.openxmlformats.org/wordprocessingml/2006/main" xmlns:m="http://schemas.openxmlformats.org/officeDocument/2006/math" xmlns:r="http://schemas.openxmlformats.org/officeDocument/2006/relationships" xmlns:o="urn:schemas-microsoft-com:office:office" xmlns:v="urn:schemas-microsoft-com:vml" xmlns:w10="urn:schemas-microsoft-com:office:word" xmlns:a="http://schemas.openxmlformats.org/drawingml/2006/main" xmlns:pic="http://schemas.openxmlformats.org/drawingml/2006/picture" xmlns:wp="http://schemas.openxmlformats.org/drawingml/2006/wordprocessingDrawing">
   <w:body>
-    <w:bookmarkStart w:id="32" w:name="ship-it-7부-11화"/>
+    <w:bookmarkStart w:id="38" w:name="ship-it-7부-11화"/>
     <w:p>
       <w:pPr>
         <w:pStyle w:val="Heading1"/>
@@ -686,61 +686,31 @@
     </w:p>
     <w:p>
       <w:pPr>
-        <w:numPr>
-          <w:ilvl w:val="0"/>
-          <w:numId w:val="1001"/>
-        </w:numPr>
+        <w:pStyle w:val="FirstParagraph"/>
       </w:pPr>
       <w:r>
         <w:t xml:space="preserve">GRACE: Ceremony protocol. Last time, I promise. Shoes stay on. Bow before you shake hands. Not after.</w:t>
       </w:r>
-      <w:r>
-        <w:t xml:space="preserve"> </w:t>
-      </w:r>
-      <w:r>
-        <w:t xml:space="preserve">그레이스: 서명식 의전. 마지막이에요, 약속해요. 신발은 신고. 악수 전에 고개 숙이기. 후가 아니라.</w:t>
-      </w:r>
-    </w:p>
-    <w:p>
-      <w:pPr>
-        <w:numPr>
-          <w:ilvl w:val="0"/>
-          <w:numId w:val="1001"/>
-        </w:numPr>
+    </w:p>
+    <w:p>
+      <w:pPr>
+        <w:pStyle w:val="BodyText"/>
       </w:pPr>
       <w:r>
         <w:t xml:space="preserve">NOAH: Bow first. Then hand. Got it.</w:t>
       </w:r>
-      <w:r>
-        <w:t xml:space="preserve"> </w:t>
-      </w:r>
-      <w:r>
-        <w:t xml:space="preserve">노아: 먼저 인사. 그다음 손. 알았어요.</w:t>
-      </w:r>
-    </w:p>
-    <w:p>
-      <w:pPr>
-        <w:numPr>
-          <w:ilvl w:val="0"/>
-          <w:numId w:val="1001"/>
-        </w:numPr>
+    </w:p>
+    <w:p>
+      <w:pPr>
+        <w:pStyle w:val="BodyText"/>
       </w:pPr>
       <w:r>
         <w:t xml:space="preserve">GRACE: And your Korean line. Say it once more. Slowly.</w:t>
       </w:r>
-      <w:r>
-        <w:t xml:space="preserve"> </w:t>
-      </w:r>
-      <w:r>
-        <w:t xml:space="preserve">그레이스: 그리고 한국어 대사. 한 번 더 해 봐요. 천천히.</w:t>
-      </w:r>
-    </w:p>
-    <w:p>
-      <w:pPr>
-        <w:numPr>
-          <w:ilvl w:val="0"/>
-          <w:numId w:val="1001"/>
-        </w:numPr>
+    </w:p>
+    <w:p>
+      <w:pPr>
+        <w:pStyle w:val="BodyText"/>
       </w:pPr>
       <w:r>
         <w:t xml:space="preserve">NOAH:</w:t>
@@ -763,11 +733,69 @@
       <w:r>
         <w:t xml:space="preserve">Let’s go together.</w:t>
       </w:r>
-      <w:r>
-        <w:t xml:space="preserve"> </w:t>
-      </w:r>
-      <w:r>
-        <w:t xml:space="preserve">노아:</w:t>
+    </w:p>
+    <w:p>
+      <w:pPr>
+        <w:pStyle w:val="BodyText"/>
+      </w:pPr>
+      <w:r>
+        <w:t xml:space="preserve">GRACE: Better. The second syllable was almost Korean.</w:t>
+      </w:r>
+    </w:p>
+    <w:p>
+      <w:pPr>
+        <w:pStyle w:val="BodyText"/>
+      </w:pPr>
+      <w:r>
+        <w:t xml:space="preserve">MARCUS: Mr. Park just arrived. With Su-jin. And a young man in a very new suit.</w:t>
+      </w:r>
+    </w:p>
+    <w:p>
+      <w:pPr>
+        <w:pStyle w:val="BodyText"/>
+      </w:pPr>
+      <w:r>
+        <w:t xml:space="preserve">JUNG: Good morning. Director Kang recommended me. I’ve never been to a signing ceremony.</w:t>
+      </w:r>
+    </w:p>
+    <w:p>
+      <w:pPr>
+        <w:pStyle w:val="BodyText"/>
+      </w:pPr>
+      <w:r>
+        <w:t xml:space="preserve">PRIYA: Mr. Jung. Your eighteen-month estimate is in the contract. Section seven. You’re famous.</w:t>
+      </w:r>
+    </w:p>
+    <w:p>
+      <w:pPr>
+        <w:pStyle w:val="BodyText"/>
+      </w:pPr>
+      <w:r>
+        <w:t xml:space="preserve">JUNG: My mother will frame it. Section seven.</w:t>
+      </w:r>
+    </w:p>
+    <w:p>
+      <w:pPr>
+        <w:pStyle w:val="BodyText"/>
+      </w:pPr>
+      <w:r>
+        <w:t xml:space="preserve">PARK: Mr. Webb. Today we sit on the same side of the table. I checked the seating chart. Twice.</w:t>
+      </w:r>
+    </w:p>
+    <w:p>
+      <w:pPr>
+        <w:pStyle w:val="BodyText"/>
+      </w:pPr>
+      <w:r>
+        <w:t xml:space="preserve">MARCUS: Same side, sir. Finally.</w:t>
+      </w:r>
+    </w:p>
+    <w:p>
+      <w:pPr>
+        <w:pStyle w:val="BodyText"/>
+      </w:pPr>
+      <w:r>
+        <w:t xml:space="preserve">ELENA: Noah. Before the ceremony, there’s a final meeting. Daeyang legal has</w:t>
       </w:r>
       <w:r>
         <w:t xml:space="preserve"> </w:t>
@@ -776,146 +804,26 @@
         <w:t xml:space="preserve">“</w:t>
       </w:r>
       <w:r>
-        <w:t xml:space="preserve">같이 갑시다.</w:t>
+        <w:t xml:space="preserve">two small points.</w:t>
       </w:r>
       <w:r>
         <w:t xml:space="preserve">”</w:t>
       </w:r>
-      <w:r>
-        <w:t xml:space="preserve"> </w:t>
-      </w:r>
-      <w:r>
-        <w:t xml:space="preserve">함께 갑시다.</w:t>
-      </w:r>
-    </w:p>
-    <w:p>
-      <w:pPr>
-        <w:numPr>
-          <w:ilvl w:val="0"/>
-          <w:numId w:val="1001"/>
-        </w:numPr>
-      </w:pPr>
-      <w:r>
-        <w:t xml:space="preserve">GRACE: Better. The second syllable was almost Korean.</w:t>
-      </w:r>
-      <w:r>
-        <w:t xml:space="preserve"> </w:t>
-      </w:r>
-      <w:r>
-        <w:t xml:space="preserve">그레이스: 나아졌어요. 두 번째 음절은 거의 한국어였어요.</w:t>
-      </w:r>
-    </w:p>
-    <w:p>
-      <w:pPr>
-        <w:numPr>
-          <w:ilvl w:val="0"/>
-          <w:numId w:val="1001"/>
-        </w:numPr>
-      </w:pPr>
-      <w:r>
-        <w:t xml:space="preserve">MARCUS: Mr. Park just arrived. With Su-jin. And a young man in a very new suit.</w:t>
-      </w:r>
-      <w:r>
-        <w:t xml:space="preserve"> </w:t>
-      </w:r>
-      <w:r>
-        <w:t xml:space="preserve">마커스: 박 대표님 막 도착했어요. 수진 씨랑. 그리고 아주 새 양복 입은 젊은 남자랑.</w:t>
-      </w:r>
-    </w:p>
-    <w:p>
-      <w:pPr>
-        <w:numPr>
-          <w:ilvl w:val="0"/>
-          <w:numId w:val="1001"/>
-        </w:numPr>
-      </w:pPr>
-      <w:r>
-        <w:t xml:space="preserve">JUNG: Good morning. Director Kang recommended me. I’ve never been to a signing ceremony.</w:t>
-      </w:r>
-      <w:r>
-        <w:t xml:space="preserve"> </w:t>
-      </w:r>
-      <w:r>
-        <w:t xml:space="preserve">정민석: 안녕하세요. 강 공장장님이 추천해 주셨어요. 서명식은 처음이에요.</w:t>
-      </w:r>
-    </w:p>
-    <w:p>
-      <w:pPr>
-        <w:numPr>
-          <w:ilvl w:val="0"/>
-          <w:numId w:val="1001"/>
-        </w:numPr>
-      </w:pPr>
-      <w:r>
-        <w:t xml:space="preserve">PRIYA: Mr. Jung. Your eighteen-month estimate is in the contract. Section seven. You’re famous.</w:t>
-      </w:r>
-      <w:r>
-        <w:t xml:space="preserve"> </w:t>
-      </w:r>
-      <w:r>
-        <w:t xml:space="preserve">프리야: 정민석 씨. 당신의 18개월 추정이 계약서에 들어갔어요. 7조. 유명해졌네요.</w:t>
-      </w:r>
-    </w:p>
-    <w:p>
-      <w:pPr>
-        <w:numPr>
-          <w:ilvl w:val="0"/>
-          <w:numId w:val="1001"/>
-        </w:numPr>
-      </w:pPr>
-      <w:r>
-        <w:t xml:space="preserve">JUNG: My mother will frame it. Section seven.</w:t>
-      </w:r>
-      <w:r>
-        <w:t xml:space="preserve"> </w:t>
-      </w:r>
-      <w:r>
-        <w:t xml:space="preserve">정민석: 어머니가 액자에 넣으실 거예요. 7조.</w:t>
-      </w:r>
-    </w:p>
-    <w:p>
-      <w:pPr>
-        <w:numPr>
-          <w:ilvl w:val="0"/>
-          <w:numId w:val="1001"/>
-        </w:numPr>
-      </w:pPr>
-      <w:r>
-        <w:t xml:space="preserve">PARK: Mr. Webb. Today we sit on the same side of the table. I checked the seating chart. Twice.</w:t>
-      </w:r>
-      <w:r>
-        <w:t xml:space="preserve"> </w:t>
-      </w:r>
-      <w:r>
-        <w:t xml:space="preserve">박 대표: 웹 씨. 오늘은 테이블 같은 편에 앉습니다. 좌석표 확인했어요. 두 번.</w:t>
-      </w:r>
-    </w:p>
-    <w:p>
-      <w:pPr>
-        <w:numPr>
-          <w:ilvl w:val="0"/>
-          <w:numId w:val="1001"/>
-        </w:numPr>
-      </w:pPr>
-      <w:r>
-        <w:t xml:space="preserve">MARCUS: Same side, sir. Finally.</w:t>
-      </w:r>
-      <w:r>
-        <w:t xml:space="preserve"> </w:t>
-      </w:r>
-      <w:r>
-        <w:t xml:space="preserve">마커스: 같은 편이네요, 대표님. 드디어.</w:t>
-      </w:r>
-    </w:p>
-    <w:p>
-      <w:pPr>
-        <w:numPr>
-          <w:ilvl w:val="0"/>
-          <w:numId w:val="1001"/>
-        </w:numPr>
-      </w:pPr>
-      <w:r>
-        <w:t xml:space="preserve">ELENA: Noah. Before the ceremony, there’s a final meeting. Daeyang legal has</w:t>
+    </w:p>
+    <w:p>
+      <w:pPr>
+        <w:pStyle w:val="BodyText"/>
+      </w:pPr>
+      <w:r>
+        <w:t xml:space="preserve">NOAH: Two small points. On signing day.</w:t>
+      </w:r>
+    </w:p>
+    <w:p>
+      <w:pPr>
+        <w:pStyle w:val="BodyText"/>
+      </w:pPr>
+      <w:r>
+        <w:t xml:space="preserve">GRACE: In Korea,</w:t>
       </w:r>
       <w:r>
         <w:t xml:space="preserve"> </w:t>
@@ -924,7 +832,7 @@
         <w:t xml:space="preserve">“</w:t>
       </w:r>
       <w:r>
-        <w:t xml:space="preserve">two small points.</w:t>
+        <w:t xml:space="preserve">two small points</w:t>
       </w:r>
       <w:r>
         <w:t xml:space="preserve">”</w:t>
@@ -933,106 +841,15 @@
         <w:t xml:space="preserve"> </w:t>
       </w:r>
       <w:r>
-        <w:t xml:space="preserve">엘레나: 노아. 서명식 전에 마지막 회의가 있어요. 대양 법무팀에</w:t>
-      </w:r>
-      <w:r>
-        <w:t xml:space="preserve"> </w:t>
-      </w:r>
-      <w:r>
-        <w:t xml:space="preserve">“</w:t>
-      </w:r>
-      <w:r>
-        <w:t xml:space="preserve">작은 쟁점 두 개</w:t>
-      </w:r>
-      <w:r>
-        <w:t xml:space="preserve">”</w:t>
-      </w:r>
-      <w:r>
-        <w:t xml:space="preserve">가 있대요.</w:t>
-      </w:r>
-    </w:p>
-    <w:p>
-      <w:pPr>
-        <w:numPr>
-          <w:ilvl w:val="0"/>
-          <w:numId w:val="1001"/>
-        </w:numPr>
-      </w:pPr>
-      <w:r>
-        <w:t xml:space="preserve">NOAH: Two small points. On signing day.</w:t>
-      </w:r>
-      <w:r>
-        <w:t xml:space="preserve"> </w:t>
-      </w:r>
-      <w:r>
-        <w:t xml:space="preserve">노아: 작은 쟁점 두 개. 서명 당일에.</w:t>
-      </w:r>
-    </w:p>
-    <w:p>
-      <w:pPr>
-        <w:numPr>
-          <w:ilvl w:val="0"/>
-          <w:numId w:val="1001"/>
-        </w:numPr>
-      </w:pPr>
-      <w:r>
-        <w:t xml:space="preserve">GRACE: In Korea,</w:t>
-      </w:r>
-      <w:r>
-        <w:t xml:space="preserve"> </w:t>
-      </w:r>
-      <w:r>
-        <w:t xml:space="preserve">“</w:t>
-      </w:r>
-      <w:r>
-        <w:t xml:space="preserve">two small points</w:t>
-      </w:r>
-      <w:r>
-        <w:t xml:space="preserve">”</w:t>
-      </w:r>
-      <w:r>
-        <w:t xml:space="preserve"> </w:t>
-      </w:r>
-      <w:r>
         <w:t xml:space="preserve">on signing day usually means one big one and one test. The big one is something they really need, and the test is to see how we react under pressure, so stay calm and listen first.</w:t>
       </w:r>
-      <w:r>
-        <w:t xml:space="preserve"> </w:t>
-      </w:r>
-      <w:r>
-        <w:t xml:space="preserve">그레이스: 한국에서 서명 당일의</w:t>
-      </w:r>
-      <w:r>
-        <w:t xml:space="preserve"> </w:t>
-      </w:r>
-      <w:r>
-        <w:t xml:space="preserve">“</w:t>
-      </w:r>
-      <w:r>
-        <w:t xml:space="preserve">작은 쟁점 두 개</w:t>
-      </w:r>
-      <w:r>
-        <w:t xml:space="preserve">”</w:t>
-      </w:r>
-      <w:r>
-        <w:t xml:space="preserve">는 보통 큰 거 하나, 시험 하나라는 뜻이에요. 큰 건 그쪽이 정말 필요로 하는 거고, 시험은 우리가 압박 속에서 어떻게 반응하는지 보려는 거예요. 그러니 침착하게, 먼저 들으세요.</w:t>
-      </w:r>
-    </w:p>
-    <w:p>
-      <w:pPr>
-        <w:numPr>
-          <w:ilvl w:val="0"/>
-          <w:numId w:val="1001"/>
-        </w:numPr>
+    </w:p>
+    <w:p>
+      <w:pPr>
+        <w:pStyle w:val="BodyText"/>
       </w:pPr>
       <w:r>
         <w:t xml:space="preserve">ELENA: Then let’s find out which is which.</w:t>
-      </w:r>
-      <w:r>
-        <w:t xml:space="preserve"> </w:t>
-      </w:r>
-      <w:r>
-        <w:t xml:space="preserve">엘레나: 그럼 어느 게 어느 건지 알아보죠.</w:t>
       </w:r>
     </w:p>
     <w:bookmarkEnd w:id="21"/>
@@ -1047,597 +864,282 @@
     </w:p>
     <w:p>
       <w:pPr>
-        <w:numPr>
-          <w:ilvl w:val="0"/>
-          <w:numId w:val="1002"/>
-        </w:numPr>
+        <w:pStyle w:val="FirstParagraph"/>
       </w:pPr>
       <w:r>
         <w:t xml:space="preserve">HAN: Good morning. Thank you for coming early. Director Yoon, our general counsel, has two points.</w:t>
       </w:r>
-      <w:r>
-        <w:t xml:space="preserve"> </w:t>
-      </w:r>
-      <w:r>
-        <w:t xml:space="preserve">한서연: 좋은 아침입니다. 일찍 와 주셔서 감사합니다. 저희 법무 이사 윤 이사가 쟁점 두 개가 있습니다.</w:t>
-      </w:r>
-    </w:p>
-    <w:p>
-      <w:pPr>
-        <w:numPr>
-          <w:ilvl w:val="0"/>
-          <w:numId w:val="1002"/>
-        </w:numPr>
+    </w:p>
+    <w:p>
+      <w:pPr>
+        <w:pStyle w:val="BodyText"/>
       </w:pPr>
       <w:r>
         <w:t xml:space="preserve">YOON: Point one. The JV board. Seven seats. Daeyang three, Veyra three, Seorin one. Ms. Han as chair.</w:t>
       </w:r>
-      <w:r>
-        <w:t xml:space="preserve"> </w:t>
-      </w:r>
-      <w:r>
-        <w:t xml:space="preserve">윤재석: 첫째. 합작법인 이사회. 7석. 대양 3, 베이라 3, 서린 1. 한 상무님을 의장으로.</w:t>
-      </w:r>
-    </w:p>
-    <w:p>
-      <w:pPr>
-        <w:numPr>
-          <w:ilvl w:val="0"/>
-          <w:numId w:val="1002"/>
-        </w:numPr>
+    </w:p>
+    <w:p>
+      <w:pPr>
+        <w:pStyle w:val="BodyText"/>
       </w:pPr>
       <w:r>
         <w:t xml:space="preserve">NOAH: We agree. Ms. Han as chair. That was expected.</w:t>
       </w:r>
-      <w:r>
-        <w:t xml:space="preserve"> </w:t>
-      </w:r>
-      <w:r>
-        <w:t xml:space="preserve">노아: 동의합니다. 한 상무님 의장. 예상했던 바예요.</w:t>
-      </w:r>
-    </w:p>
-    <w:p>
-      <w:pPr>
-        <w:numPr>
-          <w:ilvl w:val="0"/>
-          <w:numId w:val="1002"/>
-        </w:numPr>
+    </w:p>
+    <w:p>
+      <w:pPr>
+        <w:pStyle w:val="BodyText"/>
       </w:pPr>
       <w:r>
         <w:t xml:space="preserve">YOON: Point two. Dr. Ruiz’s safety veto. We’d like to define its scope. Narrowly.</w:t>
       </w:r>
-      <w:r>
-        <w:t xml:space="preserve"> </w:t>
-      </w:r>
-      <w:r>
-        <w:t xml:space="preserve">윤재석: 둘째. 루이즈 박사의 안전 거부권. 범위를 정의하고 싶습니다. 좁게.</w:t>
-      </w:r>
-    </w:p>
-    <w:p>
-      <w:pPr>
-        <w:numPr>
-          <w:ilvl w:val="0"/>
-          <w:numId w:val="1002"/>
-        </w:numPr>
+    </w:p>
+    <w:p>
+      <w:pPr>
+        <w:pStyle w:val="BodyText"/>
       </w:pPr>
       <w:r>
         <w:t xml:space="preserve">GRACE: That’s the big one.</w:t>
       </w:r>
-      <w:r>
-        <w:t xml:space="preserve"> </w:t>
-      </w:r>
-      <w:r>
-        <w:t xml:space="preserve">그레이스: 그게 큰 거예요.</w:t>
-      </w:r>
-    </w:p>
-    <w:p>
-      <w:pPr>
-        <w:numPr>
-          <w:ilvl w:val="0"/>
-          <w:numId w:val="1002"/>
-        </w:numPr>
+    </w:p>
+    <w:p>
+      <w:pPr>
+        <w:pStyle w:val="BodyText"/>
       </w:pPr>
       <w:r>
         <w:t xml:space="preserve">ELENA: Director Yoon. How narrowly?</w:t>
       </w:r>
-      <w:r>
-        <w:t xml:space="preserve"> </w:t>
-      </w:r>
-      <w:r>
-        <w:t xml:space="preserve">엘레나: 윤 이사님. 얼마나 좁게요?</w:t>
-      </w:r>
-    </w:p>
-    <w:p>
-      <w:pPr>
-        <w:numPr>
-          <w:ilvl w:val="0"/>
-          <w:numId w:val="1002"/>
-        </w:numPr>
+    </w:p>
+    <w:p>
+      <w:pPr>
+        <w:pStyle w:val="BodyText"/>
       </w:pPr>
       <w:r>
         <w:t xml:space="preserve">YOON: Our lawyers worry that a veto with no limits could block ordinary business decisions, such as marketing, pricing, or the choice of distribution partners. To be honest, our board would find that very difficult to approve, so we need clear boundaries in writing.</w:t>
       </w:r>
-      <w:r>
-        <w:t xml:space="preserve"> </w:t>
-      </w:r>
-      <w:r>
-        <w:t xml:space="preserve">윤재석: 저희 변호사들은 제한 없는 거부권이 마케팅, 가격, 유통 파트너 선정 같은 일반적인 사업 결정까지 막을 수 있다고 걱정합니다. 솔직히 저희 이사회가 그걸 승인하기는 매우 어려울 테니, 명확한 경계를 문서로 정해야 합니다.</w:t>
-      </w:r>
-    </w:p>
-    <w:p>
-      <w:pPr>
-        <w:numPr>
-          <w:ilvl w:val="0"/>
-          <w:numId w:val="1002"/>
-        </w:numPr>
+    </w:p>
+    <w:p>
+      <w:pPr>
+        <w:pStyle w:val="BodyText"/>
       </w:pPr>
       <w:r>
         <w:t xml:space="preserve">ELENA: That’s fair. I don’t want to decide prices. I’m a dermatologist. I can barely decide lunch.</w:t>
       </w:r>
-      <w:r>
-        <w:t xml:space="preserve"> </w:t>
-      </w:r>
-      <w:r>
-        <w:t xml:space="preserve">엘레나: 공정하네요. 가격을 결정하고 싶진 않아요. 난 피부과 의사예요. 점심 메뉴도 겨우 정해요.</w:t>
-      </w:r>
-    </w:p>
-    <w:p>
-      <w:pPr>
-        <w:numPr>
-          <w:ilvl w:val="0"/>
-          <w:numId w:val="1002"/>
-        </w:numPr>
+    </w:p>
+    <w:p>
+      <w:pPr>
+        <w:pStyle w:val="BodyText"/>
       </w:pPr>
       <w:r>
         <w:t xml:space="preserve">YOON: Then which decisions would the veto cover?</w:t>
       </w:r>
-      <w:r>
-        <w:t xml:space="preserve"> </w:t>
-      </w:r>
-      <w:r>
-        <w:t xml:space="preserve">윤재석: 그럼 거부권은 어떤 결정을 다룹니까?</w:t>
-      </w:r>
-    </w:p>
-    <w:p>
-      <w:pPr>
-        <w:numPr>
-          <w:ilvl w:val="0"/>
-          <w:numId w:val="1002"/>
-        </w:numPr>
+    </w:p>
+    <w:p>
+      <w:pPr>
+        <w:pStyle w:val="BodyText"/>
       </w:pPr>
       <w:r>
         <w:t xml:space="preserve">ELENA: Three. Recalls. Distribution to anyone who isn’t a licensed medical professional. And injector training standards.</w:t>
       </w:r>
-      <w:r>
-        <w:t xml:space="preserve"> </w:t>
-      </w:r>
-      <w:r>
-        <w:t xml:space="preserve">엘레나: 세 가지. 회수. 면허 있는 의료 전문가가 아닌 누구에게든 유통하는 것. 그리고 시술자 교육 기준.</w:t>
-      </w:r>
-    </w:p>
-    <w:p>
-      <w:pPr>
-        <w:numPr>
-          <w:ilvl w:val="0"/>
-          <w:numId w:val="1002"/>
-        </w:numPr>
+    </w:p>
+    <w:p>
+      <w:pPr>
+        <w:pStyle w:val="BodyText"/>
       </w:pPr>
       <w:r>
         <w:t xml:space="preserve">YOON: Only these three?</w:t>
       </w:r>
-      <w:r>
-        <w:t xml:space="preserve"> </w:t>
-      </w:r>
-      <w:r>
-        <w:t xml:space="preserve">윤재석: 이 세 가지만요?</w:t>
-      </w:r>
-    </w:p>
-    <w:p>
-      <w:pPr>
-        <w:numPr>
-          <w:ilvl w:val="0"/>
-          <w:numId w:val="1002"/>
-        </w:numPr>
+    </w:p>
+    <w:p>
+      <w:pPr>
+        <w:pStyle w:val="BodyText"/>
       </w:pPr>
       <w:r>
         <w:t xml:space="preserve">ELENA: These three are everything. Everything else, argue with Noah.</w:t>
       </w:r>
-      <w:r>
-        <w:t xml:space="preserve"> </w:t>
-      </w:r>
-      <w:r>
-        <w:t xml:space="preserve">엘레나: 이 세 가지가 전부예요. 나머지는 노아랑 싸우세요.</w:t>
-      </w:r>
-    </w:p>
-    <w:p>
-      <w:pPr>
-        <w:numPr>
-          <w:ilvl w:val="0"/>
-          <w:numId w:val="1002"/>
-        </w:numPr>
+    </w:p>
+    <w:p>
+      <w:pPr>
+        <w:pStyle w:val="BodyText"/>
       </w:pPr>
       <w:r>
         <w:t xml:space="preserve">YOON: …Recalls, distribution to non-medics, training standards. I can write that today. In Korean and English.</w:t>
       </w:r>
-      <w:r>
-        <w:t xml:space="preserve"> </w:t>
-      </w:r>
-      <w:r>
-        <w:t xml:space="preserve">윤재석: …회수, 비의료인 유통, 교육 기준. 오늘 쓸 수 있습니다. 한국어와 영어로.</w:t>
-      </w:r>
-    </w:p>
-    <w:p>
-      <w:pPr>
-        <w:numPr>
-          <w:ilvl w:val="0"/>
-          <w:numId w:val="1002"/>
-        </w:numPr>
+    </w:p>
+    <w:p>
+      <w:pPr>
+        <w:pStyle w:val="BodyText"/>
       </w:pPr>
       <w:r>
         <w:t xml:space="preserve">HAN: Then that’s settled. Director Yoon, thank you. That was the test, by the way.</w:t>
       </w:r>
-      <w:r>
-        <w:t xml:space="preserve"> </w:t>
-      </w:r>
-      <w:r>
-        <w:t xml:space="preserve">한서연: 그럼 해결됐네요. 윤 이사, 고마워요. 참고로 그게 시험이었어요.</w:t>
-      </w:r>
-    </w:p>
-    <w:p>
-      <w:pPr>
-        <w:numPr>
-          <w:ilvl w:val="0"/>
-          <w:numId w:val="1002"/>
-        </w:numPr>
+    </w:p>
+    <w:p>
+      <w:pPr>
+        <w:pStyle w:val="BodyText"/>
       </w:pPr>
       <w:r>
         <w:t xml:space="preserve">NOAH: The test?</w:t>
       </w:r>
-      <w:r>
-        <w:t xml:space="preserve"> </w:t>
-      </w:r>
-      <w:r>
-        <w:t xml:space="preserve">노아: 시험이요?</w:t>
-      </w:r>
-    </w:p>
-    <w:p>
-      <w:pPr>
-        <w:numPr>
-          <w:ilvl w:val="0"/>
-          <w:numId w:val="1002"/>
-        </w:numPr>
+    </w:p>
+    <w:p>
+      <w:pPr>
+        <w:pStyle w:val="BodyText"/>
       </w:pPr>
       <w:r>
         <w:t xml:space="preserve">HAN: I wanted to know whether Dr. Ruiz would define her own power or simply demand more of it. Many people in her position ask for everything and give up nothing. She defined it herself, narrowly and clearly, and that tells me we can trust her judgment.</w:t>
       </w:r>
-      <w:r>
-        <w:t xml:space="preserve"> </w:t>
-      </w:r>
-      <w:r>
-        <w:t xml:space="preserve">한서연: 루이즈 박사가 자기 권한을 스스로 정의할지, 아니면 그냥 더 요구할지 알고 싶었어요. 그 자리에 있는 많은 사람들은 전부를 요구하고 아무것도 내주지 않죠. 그런데 박사님은 스스로, 좁고 분명하게 정의하셨어요. 그걸 보니 박사님의 판단을 믿어도 되겠다는 생각이 듭니다.</w:t>
-      </w:r>
-    </w:p>
-    <w:p>
-      <w:pPr>
-        <w:numPr>
-          <w:ilvl w:val="0"/>
-          <w:numId w:val="1002"/>
-        </w:numPr>
+    </w:p>
+    <w:p>
+      <w:pPr>
+        <w:pStyle w:val="BodyText"/>
       </w:pPr>
       <w:r>
         <w:t xml:space="preserve">ELENA: Ms. Han, you’re a very good negotiator. Mr. Park warned us.</w:t>
       </w:r>
-      <w:r>
-        <w:t xml:space="preserve"> </w:t>
-      </w:r>
-      <w:r>
-        <w:t xml:space="preserve">엘레나: 한 상무님, 아주 뛰어난 협상가시네요. 박 대표님이 경고하셨어요.</w:t>
-      </w:r>
-    </w:p>
-    <w:p>
-      <w:pPr>
-        <w:numPr>
-          <w:ilvl w:val="0"/>
-          <w:numId w:val="1002"/>
-        </w:numPr>
+    </w:p>
+    <w:p>
+      <w:pPr>
+        <w:pStyle w:val="BodyText"/>
       </w:pPr>
       <w:r>
         <w:t xml:space="preserve">PARK: I warned you twice. You didn’t listen either time.</w:t>
       </w:r>
-      <w:r>
-        <w:t xml:space="preserve"> </w:t>
-      </w:r>
-      <w:r>
-        <w:t xml:space="preserve">박 대표: 두 번 경고했죠. 두 번 다 안 들으셨고.</w:t>
-      </w:r>
-    </w:p>
-    <w:p>
-      <w:pPr>
-        <w:numPr>
-          <w:ilvl w:val="0"/>
-          <w:numId w:val="1002"/>
-        </w:numPr>
+    </w:p>
+    <w:p>
+      <w:pPr>
+        <w:pStyle w:val="BodyText"/>
       </w:pPr>
       <w:r>
         <w:t xml:space="preserve">HAN: And the big point. Not Director Yoon’s. Mine. Who runs Veyra Asia day to day?</w:t>
       </w:r>
-      <w:r>
-        <w:t xml:space="preserve"> </w:t>
-      </w:r>
-      <w:r>
-        <w:t xml:space="preserve">한서연: 그리고 큰 쟁점. 윤 이사 것 말고. 제 것. 베이라 아시아는 누가 매일 운영합니까?</w:t>
-      </w:r>
-    </w:p>
-    <w:p>
-      <w:pPr>
-        <w:numPr>
-          <w:ilvl w:val="0"/>
-          <w:numId w:val="1002"/>
-        </w:numPr>
+    </w:p>
+    <w:p>
+      <w:pPr>
+        <w:pStyle w:val="BodyText"/>
       </w:pPr>
       <w:r>
         <w:t xml:space="preserve">NOAH: We assumed Daeyang would appoint the CEO. You have the larger share.</w:t>
       </w:r>
-      <w:r>
-        <w:t xml:space="preserve"> </w:t>
-      </w:r>
-      <w:r>
-        <w:t xml:space="preserve">노아: 대양이 CEO를 임명할 거라고 생각했어요. 지분이 더 크시니까.</w:t>
-      </w:r>
-    </w:p>
-    <w:p>
-      <w:pPr>
-        <w:numPr>
-          <w:ilvl w:val="0"/>
-          <w:numId w:val="1002"/>
-        </w:numPr>
+    </w:p>
+    <w:p>
+      <w:pPr>
+        <w:pStyle w:val="BodyText"/>
       </w:pPr>
       <w:r>
         <w:t xml:space="preserve">HAN: We have the larger share, that’s true. But you have the better system, and the system is the reason we’re signing today. If the CEO comes from Daeyang, people will see a distributor with a foreign product. So I’d like the CEO to come from Veyra.</w:t>
       </w:r>
-      <w:r>
-        <w:t xml:space="preserve"> </w:t>
-      </w:r>
-      <w:r>
-        <w:t xml:space="preserve">한서연: 지분은 저희가 큰 게 맞아요. 하지만 시스템은 당신들이 낫고, 그 시스템이 바로 오늘 서명하는 이유예요. CEO가 대양에서 나오면 사람들은 그냥 외국 제품을 파는 유통사로 볼 거예요. 그래서 CEO는 베이라에서 나왔으면 합니다.</w:t>
-      </w:r>
-    </w:p>
-    <w:p>
-      <w:pPr>
-        <w:numPr>
-          <w:ilvl w:val="0"/>
-          <w:numId w:val="1002"/>
-        </w:numPr>
+    </w:p>
+    <w:p>
+      <w:pPr>
+        <w:pStyle w:val="BodyText"/>
       </w:pPr>
       <w:r>
         <w:t xml:space="preserve">MARCUS: Who did you have in mind?</w:t>
       </w:r>
-      <w:r>
-        <w:t xml:space="preserve"> </w:t>
-      </w:r>
-      <w:r>
-        <w:t xml:space="preserve">마커스: 누구를 생각하세요?</w:t>
-      </w:r>
-    </w:p>
-    <w:p>
-      <w:pPr>
-        <w:numPr>
-          <w:ilvl w:val="0"/>
-          <w:numId w:val="1002"/>
-        </w:numPr>
+    </w:p>
+    <w:p>
+      <w:pPr>
+        <w:pStyle w:val="BodyText"/>
       </w:pPr>
       <w:r>
         <w:t xml:space="preserve">HAN: Ms. Kim. Grace. She launched Korea in seven weeks. And she negotiates like her mother. Dr. Bae told me.</w:t>
       </w:r>
-      <w:r>
-        <w:t xml:space="preserve"> </w:t>
-      </w:r>
-      <w:r>
-        <w:t xml:space="preserve">한서연: 김 지사장님. 그레이스. 한국 출시를 7주 만에 해냈죠. 그리고 어머님처럼 협상하신대요. 배 원장님이 말해 줬어요.</w:t>
-      </w:r>
-    </w:p>
-    <w:p>
-      <w:pPr>
-        <w:numPr>
-          <w:ilvl w:val="0"/>
-          <w:numId w:val="1002"/>
-        </w:numPr>
+    </w:p>
+    <w:p>
+      <w:pPr>
+        <w:pStyle w:val="BodyText"/>
       </w:pPr>
       <w:r>
         <w:t xml:space="preserve">GRACE: …Me?</w:t>
       </w:r>
-      <w:r>
-        <w:t xml:space="preserve"> </w:t>
-      </w:r>
-      <w:r>
-        <w:t xml:space="preserve">그레이스: …저요?</w:t>
-      </w:r>
-    </w:p>
-    <w:p>
-      <w:pPr>
-        <w:numPr>
-          <w:ilvl w:val="0"/>
-          <w:numId w:val="1002"/>
-        </w:numPr>
+    </w:p>
+    <w:p>
+      <w:pPr>
+        <w:pStyle w:val="BodyText"/>
       </w:pPr>
       <w:r>
         <w:t xml:space="preserve">NOAH: Grace, you didn’t know?</w:t>
       </w:r>
-      <w:r>
-        <w:t xml:space="preserve"> </w:t>
-      </w:r>
-      <w:r>
-        <w:t xml:space="preserve">노아: 그레이스, 몰랐어요?</w:t>
-      </w:r>
-    </w:p>
-    <w:p>
-      <w:pPr>
-        <w:numPr>
-          <w:ilvl w:val="0"/>
-          <w:numId w:val="1002"/>
-        </w:numPr>
+    </w:p>
+    <w:p>
+      <w:pPr>
+        <w:pStyle w:val="BodyText"/>
       </w:pPr>
       <w:r>
         <w:t xml:space="preserve">GRACE: Nobody tells the interpreter anything. That’s the first rule of interpreting.</w:t>
       </w:r>
-      <w:r>
-        <w:t xml:space="preserve"> </w:t>
-      </w:r>
-      <w:r>
-        <w:t xml:space="preserve">그레이스: 통역사한텐 아무도 아무것도 안 알려 줘요. 그게 통역의 제1원칙이에요.</w:t>
-      </w:r>
-    </w:p>
-    <w:p>
-      <w:pPr>
-        <w:numPr>
-          <w:ilvl w:val="0"/>
-          <w:numId w:val="1002"/>
-        </w:numPr>
+    </w:p>
+    <w:p>
+      <w:pPr>
+        <w:pStyle w:val="BodyText"/>
       </w:pPr>
       <w:r>
         <w:t xml:space="preserve">PRIYA: Grace. Seven years ago, you were a clinical operations manager. With a spreadsheet.</w:t>
       </w:r>
-      <w:r>
-        <w:t xml:space="preserve"> </w:t>
-      </w:r>
-      <w:r>
-        <w:t xml:space="preserve">프리야: 그레이스. 7년 전엔 임상 운영 매니저였죠. 스프레드시트 하나 들고.</w:t>
-      </w:r>
-    </w:p>
-    <w:p>
-      <w:pPr>
-        <w:numPr>
-          <w:ilvl w:val="0"/>
-          <w:numId w:val="1002"/>
-        </w:numPr>
+    </w:p>
+    <w:p>
+      <w:pPr>
+        <w:pStyle w:val="BodyText"/>
       </w:pPr>
       <w:r>
         <w:t xml:space="preserve">GRACE: Now I’d be a CEO. With a spreadsheet. And a Korean business card.</w:t>
       </w:r>
-      <w:r>
-        <w:t xml:space="preserve"> </w:t>
-      </w:r>
-      <w:r>
-        <w:t xml:space="preserve">그레이스: 이젠 CEO가 되겠네요. 스프레드시트 들고. 그리고 한국어 명함이랑.</w:t>
-      </w:r>
-    </w:p>
-    <w:p>
-      <w:pPr>
-        <w:numPr>
-          <w:ilvl w:val="0"/>
-          <w:numId w:val="1002"/>
-        </w:numPr>
+    </w:p>
+    <w:p>
+      <w:pPr>
+        <w:pStyle w:val="BodyText"/>
       </w:pPr>
       <w:r>
         <w:t xml:space="preserve">HAN: Is that a yes?</w:t>
       </w:r>
-      <w:r>
-        <w:t xml:space="preserve"> </w:t>
-      </w:r>
-      <w:r>
-        <w:t xml:space="preserve">한서연: 그건 수락인가요?</w:t>
-      </w:r>
-    </w:p>
-    <w:p>
-      <w:pPr>
-        <w:numPr>
-          <w:ilvl w:val="0"/>
-          <w:numId w:val="1002"/>
-        </w:numPr>
+    </w:p>
+    <w:p>
+      <w:pPr>
+        <w:pStyle w:val="BodyText"/>
       </w:pPr>
       <w:r>
         <w:t xml:space="preserve">GRACE: It’s a yes. I’ll need a Korean name card. Both hands. And my mother will cry.</w:t>
       </w:r>
-      <w:r>
-        <w:t xml:space="preserve"> </w:t>
-      </w:r>
-      <w:r>
-        <w:t xml:space="preserve">그레이스: 수락이에요. 한국어 명함이 필요하겠네요. 두 손으로. 그리고 엄마가 울 거예요.</w:t>
-      </w:r>
-    </w:p>
-    <w:p>
-      <w:pPr>
-        <w:numPr>
-          <w:ilvl w:val="0"/>
-          <w:numId w:val="1002"/>
-        </w:numPr>
+    </w:p>
+    <w:p>
+      <w:pPr>
+        <w:pStyle w:val="BodyText"/>
       </w:pPr>
       <w:r>
         <w:t xml:space="preserve">NOAH: Ms. Han, we accept. Subject to our board. I’ll call Elaine tonight. She’ll say yes before I finish.</w:t>
       </w:r>
-      <w:r>
-        <w:t xml:space="preserve"> </w:t>
-      </w:r>
-      <w:r>
-        <w:t xml:space="preserve">노아: 한 상무님, 수락합니다. 이사회 조건으로. 오늘 밤 일레인에게 전화할게요. 제가 말을 끝내기도 전에 찬성할 거예요.</w:t>
-      </w:r>
-    </w:p>
-    <w:p>
-      <w:pPr>
-        <w:numPr>
-          <w:ilvl w:val="0"/>
-          <w:numId w:val="1002"/>
-        </w:numPr>
+    </w:p>
+    <w:p>
+      <w:pPr>
+        <w:pStyle w:val="BodyText"/>
       </w:pPr>
       <w:r>
         <w:t xml:space="preserve">YOON: Then the remaining sections. Production and China. Ms. Lee?</w:t>
       </w:r>
-      <w:r>
-        <w:t xml:space="preserve"> </w:t>
-      </w:r>
-      <w:r>
-        <w:t xml:space="preserve">윤재석: 그럼 남은 조항. 생산과 중국. 이 팀장님?</w:t>
-      </w:r>
-    </w:p>
-    <w:p>
-      <w:pPr>
-        <w:numPr>
-          <w:ilvl w:val="0"/>
-          <w:numId w:val="1002"/>
-        </w:numPr>
+    </w:p>
+    <w:p>
+      <w:pPr>
+        <w:pStyle w:val="BodyText"/>
       </w:pPr>
       <w:r>
         <w:t xml:space="preserve">SUJIN: Line C. Construction starts in August, and the first commercial batch is planned for the first quarter of year nine. We used Mr. Jung’s eighteen-month estimate, because it includes validation and the quality checks my team won’t skip, even if someone asks nicely.</w:t>
       </w:r>
-      <w:r>
-        <w:t xml:space="preserve"> </w:t>
-      </w:r>
-      <w:r>
-        <w:t xml:space="preserve">수진: 라인 C. 8월에 착공하고, 첫 상업 배치는 9년 차 1분기로 계획돼 있어요. 정민석 씨의 18개월 추정을 썼어요. 거기엔 밸리데이션과, 누가 아무리 좋게 부탁해도 저희 팀이 건너뛰지 않을 품질 점검이 다 포함돼 있거든요.</w:t>
-      </w:r>
-    </w:p>
-    <w:p>
-      <w:pPr>
-        <w:numPr>
-          <w:ilvl w:val="0"/>
-          <w:numId w:val="1002"/>
-        </w:numPr>
+    </w:p>
+    <w:p>
+      <w:pPr>
+        <w:pStyle w:val="BodyText"/>
       </w:pPr>
       <w:r>
         <w:t xml:space="preserve">PRIYA: And China?</w:t>
       </w:r>
-      <w:r>
-        <w:t xml:space="preserve"> </w:t>
-      </w:r>
-      <w:r>
-        <w:t xml:space="preserve">프리야: 그럼 중국은요?</w:t>
-      </w:r>
-    </w:p>
-    <w:p>
-      <w:pPr>
-        <w:numPr>
-          <w:ilvl w:val="0"/>
-          <w:numId w:val="1002"/>
-        </w:numPr>
+    </w:p>
+    <w:p>
+      <w:pPr>
+        <w:pStyle w:val="BodyText"/>
       </w:pPr>
       <w:r>
         <w:t xml:space="preserve">HAN: China is phase two. The Chinese regulator will almost certainly require a local clinical trial, which usually means about three years before approval. So we’ll start planning next year, but we won’t promise anything to anyone until we understand the requirements properly.</w:t>
-      </w:r>
-      <w:r>
-        <w:t xml:space="preserve"> </w:t>
-      </w:r>
-      <w:r>
-        <w:t xml:space="preserve">한서연: 중국은 2단계입니다. 중국 규제 기관은 거의 확실히 현지 임상을 요구할 거고, 그러면 보통 승인까지 약 3년이 걸립니다. 그래서 내년부터 계획은 시작하겠지만, 요건을 제대로 파악하기 전까지는 누구에게도 아무것도 약속하지 않을 겁니다.</w:t>
       </w:r>
     </w:p>
     <w:bookmarkEnd w:id="22"/>
@@ -1652,27 +1154,15 @@
     </w:p>
     <w:p>
       <w:pPr>
-        <w:numPr>
-          <w:ilvl w:val="0"/>
-          <w:numId w:val="1003"/>
-        </w:numPr>
+        <w:pStyle w:val="FirstParagraph"/>
       </w:pPr>
       <w:r>
         <w:t xml:space="preserve">MC: Ladies and gentlemen, the signing ceremony of Veyra Asia Company Limited. Opening remarks. Executive Director Han Seo-yeon.</w:t>
       </w:r>
-      <w:r>
-        <w:t xml:space="preserve"> </w:t>
-      </w:r>
-      <w:r>
-        <w:t xml:space="preserve">사회자: 신사 숙녀 여러분, 베이라 아시아 주식회사 서명식을 시작하겠습니다. 개회사. 한서연 상무.</w:t>
-      </w:r>
-    </w:p>
-    <w:p>
-      <w:pPr>
-        <w:numPr>
-          <w:ilvl w:val="0"/>
-          <w:numId w:val="1003"/>
-        </w:numPr>
+    </w:p>
+    <w:p>
+      <w:pPr>
+        <w:pStyle w:val="BodyText"/>
       </w:pPr>
       <w:r>
         <w:t xml:space="preserve">HAN:</w:t>
@@ -1689,11 +1179,93 @@
       <w:r>
         <w:t xml:space="preserve">”</w:t>
       </w:r>
-      <w:r>
-        <w:t xml:space="preserve"> </w:t>
-      </w:r>
-      <w:r>
-        <w:t xml:space="preserve">한서연:</w:t>
+    </w:p>
+    <w:p>
+      <w:pPr>
+        <w:pStyle w:val="BodyText"/>
+      </w:pPr>
+      <w:r>
+        <w:t xml:space="preserve">GRACE: Watch this. She’s about to do something rare.</w:t>
+      </w:r>
+    </w:p>
+    <w:p>
+      <w:pPr>
+        <w:pStyle w:val="BodyText"/>
+      </w:pPr>
+      <w:r>
+        <w:t xml:space="preserve">HAN: Five years ago, I made a decision that hurt a good company, Mr. Park’s company. At the time, I told myself it was the right decision for Daeyang. But I never forgot it, and I promised myself that if I ever had the chance to correct it, I would.</w:t>
+      </w:r>
+    </w:p>
+    <w:p>
+      <w:pPr>
+        <w:pStyle w:val="BodyText"/>
+      </w:pPr>
+      <w:r>
+        <w:t xml:space="preserve">ELENA: In public. In front of the press.</w:t>
+      </w:r>
+    </w:p>
+    <w:p>
+      <w:pPr>
+        <w:pStyle w:val="BodyText"/>
+      </w:pPr>
+      <w:r>
+        <w:t xml:space="preserve">HAN: Today, Seorin joins us as a partner. Not a supplier. Thank you, Mr. Park. For coming back.</w:t>
+      </w:r>
+    </w:p>
+    <w:p>
+      <w:pPr>
+        <w:pStyle w:val="BodyText"/>
+      </w:pPr>
+      <w:r>
+        <w:t xml:space="preserve">SUJIN: He’s not crying. Allergies. Since this morning.</w:t>
+      </w:r>
+    </w:p>
+    <w:p>
+      <w:pPr>
+        <w:pStyle w:val="BodyText"/>
+      </w:pPr>
+      <w:r>
+        <w:t xml:space="preserve">MC: Remarks from Mr. Noah Bennett, Chief Executive Officer, Veyra Aesthetics.</w:t>
+      </w:r>
+    </w:p>
+    <w:p>
+      <w:pPr>
+        <w:pStyle w:val="BodyText"/>
+      </w:pPr>
+      <w:r>
+        <w:t xml:space="preserve">NOAH: Thank you. Seven years ago, my sister was in an emergency room. Because of a filler nobody could take back.</w:t>
+      </w:r>
+    </w:p>
+    <w:p>
+      <w:pPr>
+        <w:pStyle w:val="BodyText"/>
+      </w:pPr>
+      <w:r>
+        <w:t xml:space="preserve">ELENA: He’s not reading. He’s speaking. Good.</w:t>
+      </w:r>
+    </w:p>
+    <w:p>
+      <w:pPr>
+        <w:pStyle w:val="BodyText"/>
+      </w:pPr>
+      <w:r>
+        <w:t xml:space="preserve">NOAH: We built a filler you can take back, and for a long time I thought that was the whole answer. But in Seoul, I learned the product isn’t enough. Without trained injectors, honest distribution, and a system that responds at midnight, even the safest filler can hurt someone.</w:t>
+      </w:r>
+    </w:p>
+    <w:p>
+      <w:pPr>
+        <w:pStyle w:val="BodyText"/>
+      </w:pPr>
+      <w:r>
+        <w:t xml:space="preserve">HAEUN: Here comes the line. He practised it on the plane. Twelve hours.</w:t>
+      </w:r>
+    </w:p>
+    <w:p>
+      <w:pPr>
+        <w:pStyle w:val="BodyText"/>
+      </w:pPr>
+      <w:r>
+        <w:t xml:space="preserve">NOAH:</w:t>
       </w:r>
       <w:r>
         <w:t xml:space="preserve"> </w:t>
@@ -1702,7 +1274,7 @@
         <w:t xml:space="preserve">“</w:t>
       </w:r>
       <w:r>
-        <w:t xml:space="preserve">대양바이오를 대표해 감사드립니다. 오늘 세 회사가 하나의 파트너십이 됩니다. 아시아가 기다려 온 기준 위에서.</w:t>
+        <w:t xml:space="preserve">This marks the beginning of a long-term partnership. Not between three companies. Between everyone who holds a syringe in Asia.</w:t>
       </w:r>
       <w:r>
         <w:t xml:space="preserve">”</w:t>
@@ -1710,183 +1282,18 @@
     </w:p>
     <w:p>
       <w:pPr>
-        <w:numPr>
-          <w:ilvl w:val="0"/>
-          <w:numId w:val="1003"/>
-        </w:numPr>
-      </w:pPr>
-      <w:r>
-        <w:t xml:space="preserve">GRACE: Watch this. She’s about to do something rare.</w:t>
-      </w:r>
-      <w:r>
-        <w:t xml:space="preserve"> </w:t>
-      </w:r>
-      <w:r>
-        <w:t xml:space="preserve">그레이스: 잘 봐요. 드문 일을 하려고 해요.</w:t>
-      </w:r>
-    </w:p>
-    <w:p>
-      <w:pPr>
-        <w:numPr>
-          <w:ilvl w:val="0"/>
-          <w:numId w:val="1003"/>
-        </w:numPr>
-      </w:pPr>
-      <w:r>
-        <w:t xml:space="preserve">HAN: Five years ago, I made a decision that hurt a good company, Mr. Park’s company. At the time, I told myself it was the right decision for Daeyang. But I never forgot it, and I promised myself that if I ever had the chance to correct it, I would.</w:t>
-      </w:r>
-      <w:r>
-        <w:t xml:space="preserve"> </w:t>
-      </w:r>
-      <w:r>
-        <w:t xml:space="preserve">한서연: 5년 전 저는 좋은 회사, 박 대표님의 회사에 상처를 준 결정을 했습니다. 그때는 그게 대양을 위한 옳은 결정이라고 스스로에게 말했죠. 하지만 한 번도 잊은 적이 없고, 바로잡을 기회가 온다면 꼭 그렇게 하겠다고 스스로 약속했습니다.</w:t>
-      </w:r>
-    </w:p>
-    <w:p>
-      <w:pPr>
-        <w:numPr>
-          <w:ilvl w:val="0"/>
-          <w:numId w:val="1003"/>
-        </w:numPr>
-      </w:pPr>
-      <w:r>
-        <w:t xml:space="preserve">ELENA: In public. In front of the press.</w:t>
-      </w:r>
-      <w:r>
-        <w:t xml:space="preserve"> </w:t>
-      </w:r>
-      <w:r>
-        <w:t xml:space="preserve">엘레나: 공개적으로. 기자들 앞에서.</w:t>
-      </w:r>
-    </w:p>
-    <w:p>
-      <w:pPr>
-        <w:numPr>
-          <w:ilvl w:val="0"/>
-          <w:numId w:val="1003"/>
-        </w:numPr>
-      </w:pPr>
-      <w:r>
-        <w:t xml:space="preserve">HAN: Today, Seorin joins us as a partner. Not a supplier. Thank you, Mr. Park. For coming back.</w:t>
-      </w:r>
-      <w:r>
-        <w:t xml:space="preserve"> </w:t>
-      </w:r>
-      <w:r>
-        <w:t xml:space="preserve">한서연: 오늘 서린이 공급사가 아닌 파트너로 함께합니다. 감사합니다, 박 대표님. 돌아와 주셔서.</w:t>
-      </w:r>
-    </w:p>
-    <w:p>
-      <w:pPr>
-        <w:numPr>
-          <w:ilvl w:val="0"/>
-          <w:numId w:val="1003"/>
-        </w:numPr>
-      </w:pPr>
-      <w:r>
-        <w:t xml:space="preserve">SUJIN: He’s not crying. Allergies. Since this morning.</w:t>
-      </w:r>
-      <w:r>
-        <w:t xml:space="preserve"> </w:t>
-      </w:r>
-      <w:r>
-        <w:t xml:space="preserve">수진: 우시는 거 아니에요. 알레르기예요. 오늘 아침부터.</w:t>
-      </w:r>
-    </w:p>
-    <w:p>
-      <w:pPr>
-        <w:numPr>
-          <w:ilvl w:val="0"/>
-          <w:numId w:val="1003"/>
-        </w:numPr>
-      </w:pPr>
-      <w:r>
-        <w:t xml:space="preserve">MC: Remarks from Mr. Noah Bennett, Chief Executive Officer, Veyra Aesthetics.</w:t>
-      </w:r>
-      <w:r>
-        <w:t xml:space="preserve"> </w:t>
-      </w:r>
-      <w:r>
-        <w:t xml:space="preserve">사회자: 베이라 에스테틱스 노아 베넷 대표의 축사가 있겠습니다.</w:t>
-      </w:r>
-    </w:p>
-    <w:p>
-      <w:pPr>
-        <w:numPr>
-          <w:ilvl w:val="0"/>
-          <w:numId w:val="1003"/>
-        </w:numPr>
-      </w:pPr>
-      <w:r>
-        <w:t xml:space="preserve">NOAH: Thank you. Seven years ago, my sister was in an emergency room. Because of a filler nobody could take back.</w:t>
-      </w:r>
-      <w:r>
-        <w:t xml:space="preserve"> </w:t>
-      </w:r>
-      <w:r>
-        <w:t xml:space="preserve">노아: 감사합니다. 7년 전 제 동생이 응급실에 있었습니다. 아무도 되돌릴 수 없는 필러 때문에.</w:t>
-      </w:r>
-    </w:p>
-    <w:p>
-      <w:pPr>
-        <w:numPr>
-          <w:ilvl w:val="0"/>
-          <w:numId w:val="1003"/>
-        </w:numPr>
-      </w:pPr>
-      <w:r>
-        <w:t xml:space="preserve">ELENA: He’s not reading. He’s speaking. Good.</w:t>
-      </w:r>
-      <w:r>
-        <w:t xml:space="preserve"> </w:t>
-      </w:r>
-      <w:r>
-        <w:t xml:space="preserve">엘레나: 읽는 게 아니라. 말하고 있네요. 좋아요.</w:t>
-      </w:r>
-    </w:p>
-    <w:p>
-      <w:pPr>
-        <w:numPr>
-          <w:ilvl w:val="0"/>
-          <w:numId w:val="1003"/>
-        </w:numPr>
-      </w:pPr>
-      <w:r>
-        <w:t xml:space="preserve">NOAH: We built a filler you can take back, and for a long time I thought that was the whole answer. But in Seoul, I learned the product isn’t enough. Without trained injectors, honest distribution, and a system that responds at midnight, even the safest filler can hurt someone.</w:t>
-      </w:r>
-      <w:r>
-        <w:t xml:space="preserve"> </w:t>
-      </w:r>
-      <w:r>
-        <w:t xml:space="preserve">노아: 우리는 되돌릴 수 있는 필러를 만들었고, 오랫동안 그게 답의 전부라고 생각했습니다. 하지만 서울에서 제품만으로는 부족하다는 걸 배웠습니다. 훈련된 시술자, 정직한 유통, 자정에도 대응하는 시스템이 없으면, 가장 안전한 필러도 누군가를 다치게 할 수 있습니다.</w:t>
-      </w:r>
-    </w:p>
-    <w:p>
-      <w:pPr>
-        <w:numPr>
-          <w:ilvl w:val="0"/>
-          <w:numId w:val="1003"/>
-        </w:numPr>
-      </w:pPr>
-      <w:r>
-        <w:t xml:space="preserve">HAEUN: Here comes the line. He practised it on the plane. Twelve hours.</w:t>
-      </w:r>
-      <w:r>
-        <w:t xml:space="preserve"> </w:t>
-      </w:r>
-      <w:r>
-        <w:t xml:space="preserve">하은: 이제 그 문장 나와요. 비행기에서 연습했대요. 열두 시간.</w:t>
-      </w:r>
-    </w:p>
-    <w:p>
-      <w:pPr>
-        <w:numPr>
-          <w:ilvl w:val="0"/>
-          <w:numId w:val="1003"/>
-        </w:numPr>
-      </w:pPr>
-      <w:r>
-        <w:t xml:space="preserve">NOAH:</w:t>
+        <w:pStyle w:val="BodyText"/>
+      </w:pPr>
+      <w:r>
+        <w:t xml:space="preserve">GRACE: People are nodding. Ms. Han is writing it down.</w:t>
+      </w:r>
+    </w:p>
+    <w:p>
+      <w:pPr>
+        <w:pStyle w:val="BodyText"/>
+      </w:pPr>
+      <w:r>
+        <w:t xml:space="preserve">NOAH: Ms. Han. Mr. Park. And in my best Korean:</w:t>
       </w:r>
       <w:r>
         <w:t xml:space="preserve"> </w:t>
@@ -1895,7 +1302,7 @@
         <w:t xml:space="preserve">“</w:t>
       </w:r>
       <w:r>
-        <w:t xml:space="preserve">This marks the beginning of a long-term partnership. Not between three companies. Between everyone who holds a syringe in Asia.</w:t>
+        <w:t xml:space="preserve">Gachi gapsida.</w:t>
       </w:r>
       <w:r>
         <w:t xml:space="preserve">”</w:t>
@@ -1904,338 +1311,127 @@
         <w:t xml:space="preserve"> </w:t>
       </w:r>
       <w:r>
-        <w:t xml:space="preserve">노아:</w:t>
-      </w:r>
-      <w:r>
-        <w:t xml:space="preserve"> </w:t>
-      </w:r>
-      <w:r>
-        <w:t xml:space="preserve">“</w:t>
-      </w:r>
-      <w:r>
-        <w:t xml:space="preserve">오늘은 장기적 파트너십의 시작입니다. 세 회사 사이가 아니라. 아시아에서 주사기를 쥐는 모든 사람 사이의.</w:t>
-      </w:r>
-      <w:r>
-        <w:t xml:space="preserve">”</w:t>
-      </w:r>
-    </w:p>
-    <w:p>
-      <w:pPr>
-        <w:numPr>
-          <w:ilvl w:val="0"/>
-          <w:numId w:val="1003"/>
-        </w:numPr>
-      </w:pPr>
-      <w:r>
-        <w:t xml:space="preserve">GRACE: People are nodding. Ms. Han is writing it down.</w:t>
-      </w:r>
-      <w:r>
-        <w:t xml:space="preserve"> </w:t>
-      </w:r>
-      <w:r>
-        <w:t xml:space="preserve">그레이스: 사람들이 고개를 끄덕여요. 한 상무님이 받아 적고 있어요.</w:t>
-      </w:r>
-    </w:p>
-    <w:p>
-      <w:pPr>
-        <w:numPr>
-          <w:ilvl w:val="0"/>
-          <w:numId w:val="1003"/>
-        </w:numPr>
-      </w:pPr>
-      <w:r>
-        <w:t xml:space="preserve">NOAH: Ms. Han. Mr. Park. And in my best Korean:</w:t>
-      </w:r>
-      <w:r>
-        <w:t xml:space="preserve"> </w:t>
-      </w:r>
-      <w:r>
-        <w:t xml:space="preserve">“</w:t>
-      </w:r>
-      <w:r>
-        <w:t xml:space="preserve">Gachi gapsida.</w:t>
-      </w:r>
-      <w:r>
-        <w:t xml:space="preserve">”</w:t>
-      </w:r>
-      <w:r>
-        <w:t xml:space="preserve"> </w:t>
-      </w:r>
-      <w:r>
         <w:t xml:space="preserve">Let’s go together.</w:t>
       </w:r>
-      <w:r>
-        <w:t xml:space="preserve"> </w:t>
-      </w:r>
-      <w:r>
-        <w:t xml:space="preserve">노아: 한 상무님. 박 대표님. 그리고 제 최선의 한국어로:</w:t>
-      </w:r>
-      <w:r>
-        <w:t xml:space="preserve"> </w:t>
-      </w:r>
-      <w:r>
-        <w:t xml:space="preserve">“</w:t>
-      </w:r>
-      <w:r>
-        <w:t xml:space="preserve">같이 갑시다.</w:t>
-      </w:r>
-      <w:r>
-        <w:t xml:space="preserve">”</w:t>
-      </w:r>
-    </w:p>
-    <w:p>
-      <w:pPr>
-        <w:numPr>
-          <w:ilvl w:val="0"/>
-          <w:numId w:val="1003"/>
-        </w:numPr>
+    </w:p>
+    <w:p>
+      <w:pPr>
+        <w:pStyle w:val="BodyText"/>
       </w:pPr>
       <w:r>
         <w:t xml:space="preserve">MC: Remarks from Mr. Park Jeong-ho, Chief Executive Officer, Seorin Bio.</w:t>
       </w:r>
-      <w:r>
-        <w:t xml:space="preserve"> </w:t>
-      </w:r>
-      <w:r>
-        <w:t xml:space="preserve">사회자: 서린바이오 박정호 대표의 축사가 있겠습니다.</w:t>
-      </w:r>
-    </w:p>
-    <w:p>
-      <w:pPr>
-        <w:numPr>
-          <w:ilvl w:val="0"/>
-          <w:numId w:val="1003"/>
-        </w:numPr>
+    </w:p>
+    <w:p>
+      <w:pPr>
+        <w:pStyle w:val="BodyText"/>
       </w:pPr>
       <w:r>
         <w:t xml:space="preserve">PARK: I’ll be brief. Army cooks are brief. Five years ago, different sides. This time, the same side.</w:t>
       </w:r>
-      <w:r>
-        <w:t xml:space="preserve"> </w:t>
-      </w:r>
-      <w:r>
-        <w:t xml:space="preserve">박 대표: 짧게 하겠습니다. 취사병은 짧습니다. 5년 전엔 다른 편. 이번엔 같은 편입니다.</w:t>
-      </w:r>
-    </w:p>
-    <w:p>
-      <w:pPr>
-        <w:numPr>
-          <w:ilvl w:val="0"/>
-          <w:numId w:val="1003"/>
-        </w:numPr>
+    </w:p>
+    <w:p>
+      <w:pPr>
+        <w:pStyle w:val="BodyText"/>
       </w:pPr>
       <w:r>
         <w:t xml:space="preserve">SUJIN: He practised that for three days. In the car. Out loud.</w:t>
       </w:r>
-      <w:r>
-        <w:t xml:space="preserve"> </w:t>
-      </w:r>
-      <w:r>
-        <w:t xml:space="preserve">수진: 그거 사흘 동안 연습하셨어요. 차에서. 소리 내서.</w:t>
-      </w:r>
-    </w:p>
-    <w:p>
-      <w:pPr>
-        <w:numPr>
-          <w:ilvl w:val="0"/>
-          <w:numId w:val="1003"/>
-        </w:numPr>
+    </w:p>
+    <w:p>
+      <w:pPr>
+        <w:pStyle w:val="BodyText"/>
       </w:pPr>
       <w:r>
         <w:t xml:space="preserve">MARCUS: Thirty-one seconds. That’s a record for a speech in this building. I’d bet on it.</w:t>
       </w:r>
-      <w:r>
-        <w:t xml:space="preserve"> </w:t>
-      </w:r>
-      <w:r>
-        <w:t xml:space="preserve">마커스: 31초. 이 건물 연설 중 신기록일 거예요. 내기해도 돼요.</w:t>
-      </w:r>
-    </w:p>
-    <w:p>
-      <w:pPr>
-        <w:numPr>
-          <w:ilvl w:val="0"/>
-          <w:numId w:val="1003"/>
-        </w:numPr>
+    </w:p>
+    <w:p>
+      <w:pPr>
+        <w:pStyle w:val="BodyText"/>
       </w:pPr>
       <w:r>
         <w:t xml:space="preserve">MC: Now, the signing. Mr. Choi Dong-hoon, Chief Executive Officer, Daeyang Bio. Mr. Bennett. Mr. Park.</w:t>
       </w:r>
-      <w:r>
-        <w:t xml:space="preserve"> </w:t>
-      </w:r>
-      <w:r>
-        <w:t xml:space="preserve">사회자: 이제 서명입니다. 대양바이오 최동훈 대표. 베넷 대표. 박 대표.</w:t>
-      </w:r>
-    </w:p>
-    <w:p>
-      <w:pPr>
-        <w:numPr>
-          <w:ilvl w:val="0"/>
-          <w:numId w:val="1003"/>
-        </w:numPr>
+    </w:p>
+    <w:p>
+      <w:pPr>
+        <w:pStyle w:val="BodyText"/>
       </w:pPr>
       <w:r>
         <w:t xml:space="preserve">DONGHOON: Mr. Bennett. Your pen. It’s a Korean pen. A gift. Please keep it.</w:t>
       </w:r>
-      <w:r>
-        <w:t xml:space="preserve"> </w:t>
-      </w:r>
-      <w:r>
-        <w:t xml:space="preserve">최동훈: 베넷 대표님. 펜입니다. 한국산 펜이에요. 선물입니다. 간직하세요.</w:t>
-      </w:r>
-    </w:p>
-    <w:p>
-      <w:pPr>
-        <w:numPr>
-          <w:ilvl w:val="0"/>
-          <w:numId w:val="1003"/>
-        </w:numPr>
+    </w:p>
+    <w:p>
+      <w:pPr>
+        <w:pStyle w:val="BodyText"/>
       </w:pPr>
       <w:r>
         <w:t xml:space="preserve">NOAH: Thank you, sir. I also have gifts. For Mr. Park. And Ms. Han.</w:t>
       </w:r>
-      <w:r>
-        <w:t xml:space="preserve"> </w:t>
-      </w:r>
-      <w:r>
-        <w:t xml:space="preserve">노아: 감사합니다, 대표님. 저도 선물이 있습니다. 박 대표님. 그리고 한 상무님께.</w:t>
-      </w:r>
-    </w:p>
-    <w:p>
-      <w:pPr>
-        <w:numPr>
-          <w:ilvl w:val="0"/>
-          <w:numId w:val="1003"/>
-        </w:numPr>
+    </w:p>
+    <w:p>
+      <w:pPr>
+        <w:pStyle w:val="BodyText"/>
       </w:pPr>
       <w:r>
         <w:t xml:space="preserve">HAN: What is it?</w:t>
       </w:r>
-      <w:r>
-        <w:t xml:space="preserve"> </w:t>
-      </w:r>
-      <w:r>
-        <w:t xml:space="preserve">한서연: 뭔가요?</w:t>
-      </w:r>
-    </w:p>
-    <w:p>
-      <w:pPr>
-        <w:numPr>
-          <w:ilvl w:val="0"/>
-          <w:numId w:val="1003"/>
-        </w:numPr>
+    </w:p>
+    <w:p>
+      <w:pPr>
+        <w:pStyle w:val="BodyText"/>
       </w:pPr>
       <w:r>
         <w:t xml:space="preserve">NOAH: Our logo. Drawn by hand. By my sister. From the napkin. She drew three. One stays in Austin.</w:t>
       </w:r>
-      <w:r>
-        <w:t xml:space="preserve"> </w:t>
-      </w:r>
-      <w:r>
-        <w:t xml:space="preserve">노아: 저희 로고예요. 손으로 그린. 제 동생이. 냅킨에서. 세 장을 그렸어요. 한 장은 오스틴에 남고요.</w:t>
-      </w:r>
-    </w:p>
-    <w:p>
-      <w:pPr>
-        <w:numPr>
-          <w:ilvl w:val="0"/>
-          <w:numId w:val="1003"/>
-        </w:numPr>
+    </w:p>
+    <w:p>
+      <w:pPr>
+        <w:pStyle w:val="BodyText"/>
       </w:pPr>
       <w:r>
         <w:t xml:space="preserve">HAN: A net. With one knot open. …Thank you. I’ll put it in my office. Where I can see it.</w:t>
       </w:r>
-      <w:r>
-        <w:t xml:space="preserve"> </w:t>
-      </w:r>
-      <w:r>
-        <w:t xml:space="preserve">한서연: 그물. 매듭 하나가 풀린. …감사합니다. 사무실에 두겠습니다. 보이는 곳에.</w:t>
-      </w:r>
-    </w:p>
-    <w:p>
-      <w:pPr>
-        <w:numPr>
-          <w:ilvl w:val="0"/>
-          <w:numId w:val="1003"/>
-        </w:numPr>
+    </w:p>
+    <w:p>
+      <w:pPr>
+        <w:pStyle w:val="BodyText"/>
       </w:pPr>
       <w:r>
         <w:t xml:space="preserve">PARK: In my office, it goes next to my mother’s photograph. The nurse.</w:t>
       </w:r>
-      <w:r>
-        <w:t xml:space="preserve"> </w:t>
-      </w:r>
-      <w:r>
-        <w:t xml:space="preserve">박 대표: 제 사무실에선 어머니 사진 옆에 두겠습니다. 간호사였던.</w:t>
-      </w:r>
-    </w:p>
-    <w:p>
-      <w:pPr>
-        <w:numPr>
-          <w:ilvl w:val="0"/>
-          <w:numId w:val="1003"/>
-        </w:numPr>
+    </w:p>
+    <w:p>
+      <w:pPr>
+        <w:pStyle w:val="BodyText"/>
       </w:pPr>
       <w:r>
         <w:t xml:space="preserve">MC: Please sign. Three copies. Korean and English.</w:t>
       </w:r>
-      <w:r>
-        <w:t xml:space="preserve"> </w:t>
-      </w:r>
-      <w:r>
-        <w:t xml:space="preserve">사회자: 서명해 주십시오. 세 부. 한국어와 영어.</w:t>
-      </w:r>
-    </w:p>
-    <w:p>
-      <w:pPr>
-        <w:numPr>
-          <w:ilvl w:val="0"/>
-          <w:numId w:val="1003"/>
-        </w:numPr>
+    </w:p>
+    <w:p>
+      <w:pPr>
+        <w:pStyle w:val="BodyText"/>
       </w:pPr>
       <w:r>
         <w:t xml:space="preserve">NOAH: Signed. Page forty-two. With a Korean pen.</w:t>
       </w:r>
-      <w:r>
-        <w:t xml:space="preserve"> </w:t>
-      </w:r>
-      <w:r>
-        <w:t xml:space="preserve">노아: 서명. 42쪽. 한국산 펜으로.</w:t>
-      </w:r>
-    </w:p>
-    <w:p>
-      <w:pPr>
-        <w:numPr>
-          <w:ilvl w:val="0"/>
-          <w:numId w:val="1003"/>
-        </w:numPr>
+    </w:p>
+    <w:p>
+      <w:pPr>
+        <w:pStyle w:val="BodyText"/>
       </w:pPr>
       <w:r>
         <w:t xml:space="preserve">DONGHOON: Signed.</w:t>
       </w:r>
-      <w:r>
-        <w:t xml:space="preserve"> </w:t>
-      </w:r>
-      <w:r>
-        <w:t xml:space="preserve">최동훈: 서명.</w:t>
-      </w:r>
-    </w:p>
-    <w:p>
-      <w:pPr>
-        <w:numPr>
-          <w:ilvl w:val="0"/>
-          <w:numId w:val="1003"/>
-        </w:numPr>
+    </w:p>
+    <w:p>
+      <w:pPr>
+        <w:pStyle w:val="BodyText"/>
       </w:pPr>
       <w:r>
         <w:t xml:space="preserve">PARK: Signed. Same side.</w:t>
-      </w:r>
-      <w:r>
-        <w:t xml:space="preserve"> </w:t>
-      </w:r>
-      <w:r>
-        <w:t xml:space="preserve">박 대표: 서명. 같은 편.</w:t>
       </w:r>
     </w:p>
     <w:bookmarkEnd w:id="23"/>
@@ -2250,163 +1446,79 @@
     </w:p>
     <w:p>
       <w:pPr>
-        <w:numPr>
-          <w:ilvl w:val="0"/>
-          <w:numId w:val="1004"/>
-        </w:numPr>
+        <w:pStyle w:val="FirstParagraph"/>
       </w:pPr>
       <w:r>
         <w:t xml:space="preserve">MC: We’ll take a few questions from the press.</w:t>
       </w:r>
-      <w:r>
-        <w:t xml:space="preserve"> </w:t>
-      </w:r>
-      <w:r>
-        <w:t xml:space="preserve">사회자: 기자 질문 몇 가지 받겠습니다.</w:t>
-      </w:r>
-    </w:p>
-    <w:p>
-      <w:pPr>
-        <w:numPr>
-          <w:ilvl w:val="0"/>
-          <w:numId w:val="1004"/>
-        </w:numPr>
+    </w:p>
+    <w:p>
+      <w:pPr>
+        <w:pStyle w:val="BodyText"/>
       </w:pPr>
       <w:r>
         <w:t xml:space="preserve">LIM: Reporter Lim, Korea Economic Daily. Mr. Bennett, there were reports Halvern tried to acquire Veyra. Is Veyra still for sale?</w:t>
       </w:r>
-      <w:r>
-        <w:t xml:space="preserve"> </w:t>
-      </w:r>
-      <w:r>
-        <w:t xml:space="preserve">임 기자: 한국경제일보 임 기자입니다. 베넷 대표님, 할번이 베이라 인수를 시도했다는 보도가 있었습니다. 베이라는 아직 매물입니까?</w:t>
-      </w:r>
-    </w:p>
-    <w:p>
-      <w:pPr>
-        <w:numPr>
-          <w:ilvl w:val="0"/>
-          <w:numId w:val="1004"/>
-        </w:numPr>
+    </w:p>
+    <w:p>
+      <w:pPr>
+        <w:pStyle w:val="BodyText"/>
       </w:pPr>
       <w:r>
         <w:t xml:space="preserve">NOAH: No. We’re not for sale. We’re for building. Today is proof of that.</w:t>
       </w:r>
-      <w:r>
-        <w:t xml:space="preserve"> </w:t>
-      </w:r>
-      <w:r>
-        <w:t xml:space="preserve">노아: 아니요. 매물이 아닙니다. 짓는 회사입니다. 오늘이 그 증거고요.</w:t>
-      </w:r>
-    </w:p>
-    <w:p>
-      <w:pPr>
-        <w:numPr>
-          <w:ilvl w:val="0"/>
-          <w:numId w:val="1004"/>
-        </w:numPr>
+    </w:p>
+    <w:p>
+      <w:pPr>
+        <w:pStyle w:val="BodyText"/>
       </w:pPr>
       <w:r>
         <w:t xml:space="preserve">LIM: Did Halvern make an offer?</w:t>
       </w:r>
-      <w:r>
-        <w:t xml:space="preserve"> </w:t>
-      </w:r>
-      <w:r>
-        <w:t xml:space="preserve">임 기자: 할번이 제안을 했습니까?</w:t>
-      </w:r>
-    </w:p>
-    <w:p>
-      <w:pPr>
-        <w:numPr>
-          <w:ilvl w:val="0"/>
-          <w:numId w:val="1004"/>
-        </w:numPr>
+    </w:p>
+    <w:p>
+      <w:pPr>
+        <w:pStyle w:val="BodyText"/>
       </w:pPr>
       <w:r>
         <w:t xml:space="preserve">NOAH: We don’t comment on private conversations, and I hope you understand why. But I’ll say this. Our board was unanimous about our direction, and we’re very happy in Seoul. If you want to know our plans, look at what we signed this morning.</w:t>
       </w:r>
-      <w:r>
-        <w:t xml:space="preserve"> </w:t>
-      </w:r>
-      <w:r>
-        <w:t xml:space="preserve">노아: 비공개 대화에 대해선 언급하지 않습니다. 이유는 이해해 주시리라 믿습니다. 다만 이건 말씀드리죠. 저희 이사회는 방향에 대해 만장일치였고, 저희는 서울에서 아주 행복합니다. 저희 계획이 궁금하시면, 오늘 아침 저희가 서명한 걸 보시면 됩니다.</w:t>
-      </w:r>
-    </w:p>
-    <w:p>
-      <w:pPr>
-        <w:numPr>
-          <w:ilvl w:val="0"/>
-          <w:numId w:val="1004"/>
-        </w:numPr>
+    </w:p>
+    <w:p>
+      <w:pPr>
+        <w:pStyle w:val="BodyText"/>
       </w:pPr>
       <w:r>
         <w:t xml:space="preserve">GRACE: Perfect. Not a lie. Not a leak.</w:t>
       </w:r>
-      <w:r>
-        <w:t xml:space="preserve"> </w:t>
-      </w:r>
-      <w:r>
-        <w:t xml:space="preserve">그레이스: 완벽해요. 거짓말도 아니고. 유출도 아니고.</w:t>
-      </w:r>
-    </w:p>
-    <w:p>
-      <w:pPr>
-        <w:numPr>
-          <w:ilvl w:val="0"/>
-          <w:numId w:val="1004"/>
-        </w:numPr>
+    </w:p>
+    <w:p>
+      <w:pPr>
+        <w:pStyle w:val="BodyText"/>
       </w:pPr>
       <w:r>
         <w:t xml:space="preserve">KANG: Reporter Kang, Medical Times. Why Korea? It’s the most competitive filler market in the world.</w:t>
       </w:r>
-      <w:r>
-        <w:t xml:space="preserve"> </w:t>
-      </w:r>
-      <w:r>
-        <w:t xml:space="preserve">강 기자: 메디컬타임스 강 기자입니다. 왜 한국입니까? 세계에서 가장 경쟁이 치열한 필러 시장인데요.</w:t>
-      </w:r>
-    </w:p>
-    <w:p>
-      <w:pPr>
-        <w:numPr>
-          <w:ilvl w:val="0"/>
-          <w:numId w:val="1004"/>
-        </w:numPr>
+    </w:p>
+    <w:p>
+      <w:pPr>
+        <w:pStyle w:val="BodyText"/>
       </w:pPr>
       <w:r>
         <w:t xml:space="preserve">NOAH: Because Korea taught us something important. Here, safety is assumed, until it isn’t. Patients expect it and doctors expect it, so nobody thinks about it until something goes wrong. We want to build the system that makes sure it always is, even at midnight.</w:t>
       </w:r>
-      <w:r>
-        <w:t xml:space="preserve"> </w:t>
-      </w:r>
-      <w:r>
-        <w:t xml:space="preserve">노아: 한국이 저희에게 중요한 걸 가르쳐 줬기 때문입니다. 여기선 안전이 당연시됩니다. 아닐 때까지는요. 환자도 기대하고 의사도 기대하니까, 뭔가 잘못되기 전까진 아무도 생각하지 않죠. 저희는 자정에도 늘 안전이 당연하도록 만드는 시스템을 짓고 싶습니다.</w:t>
-      </w:r>
-    </w:p>
-    <w:p>
-      <w:pPr>
-        <w:numPr>
-          <w:ilvl w:val="0"/>
-          <w:numId w:val="1004"/>
-        </w:numPr>
+    </w:p>
+    <w:p>
+      <w:pPr>
+        <w:pStyle w:val="BodyText"/>
       </w:pPr>
       <w:r>
         <w:t xml:space="preserve">KANG: And price? Your filler costs three times more than Korean brands.</w:t>
       </w:r>
-      <w:r>
-        <w:t xml:space="preserve"> </w:t>
-      </w:r>
-      <w:r>
-        <w:t xml:space="preserve">강 기자: 가격은요? 국산 브랜드보다 세 배 비싼데요.</w:t>
-      </w:r>
-    </w:p>
-    <w:p>
-      <w:pPr>
-        <w:numPr>
-          <w:ilvl w:val="0"/>
-          <w:numId w:val="1004"/>
-        </w:numPr>
+    </w:p>
+    <w:p>
+      <w:pPr>
+        <w:pStyle w:val="BodyText"/>
       </w:pPr>
       <w:r>
         <w:t xml:space="preserve">NOAH: Dr. Choi answered that in March.</w:t>
@@ -2423,11 +1535,45 @@
       <w:r>
         <w:t xml:space="preserve">”</w:t>
       </w:r>
-      <w:r>
-        <w:t xml:space="preserve"> </w:t>
-      </w:r>
-      <w:r>
-        <w:t xml:space="preserve">노아: 최 원장님이 3월에 답하셨죠.</w:t>
+    </w:p>
+    <w:p>
+      <w:pPr>
+        <w:pStyle w:val="BodyText"/>
+      </w:pPr>
+      <w:r>
+        <w:t xml:space="preserve">KANG: Dr. Choi Min-jun? He’s quoted everywhere now.</w:t>
+      </w:r>
+    </w:p>
+    <w:p>
+      <w:pPr>
+        <w:pStyle w:val="BodyText"/>
+      </w:pPr>
+      <w:r>
+        <w:t xml:space="preserve">HAEUN: Two hundred thousand views. Now four hundred thousand. He’s a little embarrassed.</w:t>
+      </w:r>
+    </w:p>
+    <w:p>
+      <w:pPr>
+        <w:pStyle w:val="BodyText"/>
+      </w:pPr>
+      <w:r>
+        <w:t xml:space="preserve">KANG: Last question. Ms. Han. Is the Halvern supply contract affected?</w:t>
+      </w:r>
+    </w:p>
+    <w:p>
+      <w:pPr>
+        <w:pStyle w:val="BodyText"/>
+      </w:pPr>
+      <w:r>
+        <w:t xml:space="preserve">HAN: Daeyang’s contract with Halvern ends next year. As scheduled. We wish them well.</w:t>
+      </w:r>
+    </w:p>
+    <w:p>
+      <w:pPr>
+        <w:pStyle w:val="BodyText"/>
+      </w:pPr>
+      <w:r>
+        <w:t xml:space="preserve">GRACE:</w:t>
       </w:r>
       <w:r>
         <w:t xml:space="preserve"> </w:t>
@@ -2436,89 +1582,48 @@
         <w:t xml:space="preserve">“</w:t>
       </w:r>
       <w:r>
-        <w:t xml:space="preserve">자정에 싼 필러를 치료하느니 정오에 더 내겠다.</w:t>
+        <w:t xml:space="preserve">We wish them well.</w:t>
       </w:r>
       <w:r>
         <w:t xml:space="preserve">”</w:t>
       </w:r>
-    </w:p>
-    <w:p>
-      <w:pPr>
-        <w:numPr>
-          <w:ilvl w:val="0"/>
-          <w:numId w:val="1004"/>
-        </w:numPr>
-      </w:pPr>
-      <w:r>
-        <w:t xml:space="preserve">KANG: Dr. Choi Min-jun? He’s quoted everywhere now.</w:t>
-      </w:r>
-      <w:r>
-        <w:t xml:space="preserve"> </w:t>
-      </w:r>
-      <w:r>
-        <w:t xml:space="preserve">강 기자: 최민준 원장님? 요즘 어디서나 인용되던데요.</w:t>
-      </w:r>
-    </w:p>
-    <w:p>
-      <w:pPr>
-        <w:numPr>
-          <w:ilvl w:val="0"/>
-          <w:numId w:val="1004"/>
-        </w:numPr>
-      </w:pPr>
-      <w:r>
-        <w:t xml:space="preserve">HAEUN: Two hundred thousand views. Now four hundred thousand. He’s a little embarrassed.</w:t>
-      </w:r>
-      <w:r>
-        <w:t xml:space="preserve"> </w:t>
-      </w:r>
-      <w:r>
-        <w:t xml:space="preserve">하은: 조회 수 20만. 이제 40만이에요. 본인은 좀 민망해하세요.</w:t>
-      </w:r>
-    </w:p>
-    <w:p>
-      <w:pPr>
-        <w:numPr>
-          <w:ilvl w:val="0"/>
-          <w:numId w:val="1004"/>
-        </w:numPr>
-      </w:pPr>
-      <w:r>
-        <w:t xml:space="preserve">KANG: Last question. Ms. Han. Is the Halvern supply contract affected?</w:t>
-      </w:r>
-      <w:r>
-        <w:t xml:space="preserve"> </w:t>
-      </w:r>
-      <w:r>
-        <w:t xml:space="preserve">강 기자: 마지막 질문. 한 상무님. 할번 공급 계약에 영향이 있습니까?</w:t>
-      </w:r>
-    </w:p>
-    <w:p>
-      <w:pPr>
-        <w:numPr>
-          <w:ilvl w:val="0"/>
-          <w:numId w:val="1004"/>
-        </w:numPr>
-      </w:pPr>
-      <w:r>
-        <w:t xml:space="preserve">HAN: Daeyang’s contract with Halvern ends next year. As scheduled. We wish them well.</w:t>
-      </w:r>
-      <w:r>
-        <w:t xml:space="preserve"> </w:t>
-      </w:r>
-      <w:r>
-        <w:t xml:space="preserve">한서연: 대양과 할번의 계약은 내년에 종료됩니다. 예정대로. 그들의 건승을 빕니다.</w:t>
-      </w:r>
-    </w:p>
-    <w:p>
-      <w:pPr>
-        <w:numPr>
-          <w:ilvl w:val="0"/>
-          <w:numId w:val="1004"/>
-        </w:numPr>
-      </w:pPr>
-      <w:r>
-        <w:t xml:space="preserve">GRACE:</w:t>
+      <w:r>
+        <w:t xml:space="preserve"> </w:t>
+      </w:r>
+      <w:r>
+        <w:t xml:space="preserve">In Korean business, that’s a door closing. Very politely.</w:t>
+      </w:r>
+    </w:p>
+    <w:p>
+      <w:pPr>
+        <w:pStyle w:val="BodyText"/>
+      </w:pPr>
+      <w:r>
+        <w:t xml:space="preserve">MC: Thank you. That concludes the ceremony.</w:t>
+      </w:r>
+    </w:p>
+    <w:p>
+      <w:pPr>
+        <w:pStyle w:val="BodyText"/>
+      </w:pPr>
+      <w:r>
+        <w:t xml:space="preserve">HAEUN: Noah. Flowers arrived for you. At reception. A large orchid. With a card.</w:t>
+      </w:r>
+    </w:p>
+    <w:p>
+      <w:pPr>
+        <w:pStyle w:val="BodyText"/>
+      </w:pPr>
+      <w:r>
+        <w:t xml:space="preserve">NOAH: From whom?</w:t>
+      </w:r>
+    </w:p>
+    <w:p>
+      <w:pPr>
+        <w:pStyle w:val="BodyText"/>
+      </w:pPr>
+      <w:r>
+        <w:t xml:space="preserve">HAEUN: The card says,</w:t>
       </w:r>
       <w:r>
         <w:t xml:space="preserve"> </w:t>
@@ -2527,22 +1632,50 @@
         <w:t xml:space="preserve">“</w:t>
       </w:r>
       <w:r>
-        <w:t xml:space="preserve">We wish them well.</w:t>
+        <w:t xml:space="preserve">Not bad at all. —T.</w:t>
       </w:r>
       <w:r>
         <w:t xml:space="preserve">”</w:t>
       </w:r>
-      <w:r>
-        <w:t xml:space="preserve"> </w:t>
-      </w:r>
-      <w:r>
-        <w:t xml:space="preserve">In Korean business, that’s a door closing. Very politely.</w:t>
-      </w:r>
-      <w:r>
-        <w:t xml:space="preserve"> </w:t>
-      </w:r>
-      <w:r>
-        <w:t xml:space="preserve">그레이스:</w:t>
+    </w:p>
+    <w:p>
+      <w:pPr>
+        <w:pStyle w:val="BodyText"/>
+      </w:pPr>
+      <w:r>
+        <w:t xml:space="preserve">ELENA: Tom. Sending orchids. To Seoul. On signing day.</w:t>
+      </w:r>
+    </w:p>
+    <w:p>
+      <w:pPr>
+        <w:pStyle w:val="BodyText"/>
+      </w:pPr>
+      <w:r>
+        <w:t xml:space="preserve">PRIYA: He knew the date. He always knows the date.</w:t>
+      </w:r>
+    </w:p>
+    <w:p>
+      <w:pPr>
+        <w:pStyle w:val="BodyText"/>
+      </w:pPr>
+      <w:r>
+        <w:t xml:space="preserve">MARCUS: Is that a threat or a compliment?</w:t>
+      </w:r>
+    </w:p>
+    <w:p>
+      <w:pPr>
+        <w:pStyle w:val="BodyText"/>
+      </w:pPr>
+      <w:r>
+        <w:t xml:space="preserve">NOAH: From Tom? Both. It’s always both.</w:t>
+      </w:r>
+    </w:p>
+    <w:p>
+      <w:pPr>
+        <w:pStyle w:val="BodyText"/>
+      </w:pPr>
+      <w:r>
+        <w:t xml:space="preserve">ELENA: Elaine’s orchids. Forty-two of them.</w:t>
       </w:r>
       <w:r>
         <w:t xml:space="preserve"> </w:t>
@@ -2551,7 +1684,7 @@
         <w:t xml:space="preserve">“</w:t>
       </w:r>
       <w:r>
-        <w:t xml:space="preserve">건승을 빈다.</w:t>
+        <w:t xml:space="preserve">Most die. A few are spectacular.</w:t>
       </w:r>
       <w:r>
         <w:t xml:space="preserve">”</w:t>
@@ -2560,69 +1693,15 @@
         <w:t xml:space="preserve"> </w:t>
       </w:r>
       <w:r>
-        <w:t xml:space="preserve">한국 비즈니스에서 그건 문이 닫히는 소리예요. 아주 정중하게.</w:t>
-      </w:r>
-    </w:p>
-    <w:p>
-      <w:pPr>
-        <w:numPr>
-          <w:ilvl w:val="0"/>
-          <w:numId w:val="1004"/>
-        </w:numPr>
-      </w:pPr>
-      <w:r>
-        <w:t xml:space="preserve">MC: Thank you. That concludes the ceremony.</w:t>
-      </w:r>
-      <w:r>
-        <w:t xml:space="preserve"> </w:t>
-      </w:r>
-      <w:r>
-        <w:t xml:space="preserve">사회자: 감사합니다. 서명식을 마치겠습니다.</w:t>
-      </w:r>
-    </w:p>
-    <w:p>
-      <w:pPr>
-        <w:numPr>
-          <w:ilvl w:val="0"/>
-          <w:numId w:val="1004"/>
-        </w:numPr>
-      </w:pPr>
-      <w:r>
-        <w:t xml:space="preserve">HAEUN: Noah. Flowers arrived for you. At reception. A large orchid. With a card.</w:t>
-      </w:r>
-      <w:r>
-        <w:t xml:space="preserve"> </w:t>
-      </w:r>
-      <w:r>
-        <w:t xml:space="preserve">하은: 노아. 꽃이 왔어요. 안내 데스크에. 큰 난초. 카드랑 같이.</w:t>
-      </w:r>
-    </w:p>
-    <w:p>
-      <w:pPr>
-        <w:numPr>
-          <w:ilvl w:val="0"/>
-          <w:numId w:val="1004"/>
-        </w:numPr>
-      </w:pPr>
-      <w:r>
-        <w:t xml:space="preserve">NOAH: From whom?</w:t>
-      </w:r>
-      <w:r>
-        <w:t xml:space="preserve"> </w:t>
-      </w:r>
-      <w:r>
-        <w:t xml:space="preserve">노아: 누구한테서요?</w:t>
-      </w:r>
-    </w:p>
-    <w:p>
-      <w:pPr>
-        <w:numPr>
-          <w:ilvl w:val="0"/>
-          <w:numId w:val="1004"/>
-        </w:numPr>
-      </w:pPr>
-      <w:r>
-        <w:t xml:space="preserve">HAEUN: The card says,</w:t>
+        <w:t xml:space="preserve">Give this one to Ms. Han.</w:t>
+      </w:r>
+    </w:p>
+    <w:p>
+      <w:pPr>
+        <w:pStyle w:val="BodyText"/>
+      </w:pPr>
+      <w:r>
+        <w:t xml:space="preserve">NOAH: To Ms. Han. With a card.</w:t>
       </w:r>
       <w:r>
         <w:t xml:space="preserve"> </w:t>
@@ -2631,190 +1710,7 @@
         <w:t xml:space="preserve">“</w:t>
       </w:r>
       <w:r>
-        <w:t xml:space="preserve">Not bad at all. —T.</w:t>
-      </w:r>
-      <w:r>
-        <w:t xml:space="preserve">”</w:t>
-      </w:r>
-      <w:r>
-        <w:t xml:space="preserve"> </w:t>
-      </w:r>
-      <w:r>
-        <w:t xml:space="preserve">하은: 카드엔</w:t>
-      </w:r>
-      <w:r>
-        <w:t xml:space="preserve"> </w:t>
-      </w:r>
-      <w:r>
-        <w:t xml:space="preserve">“</w:t>
-      </w:r>
-      <w:r>
-        <w:t xml:space="preserve">전혀 나쁘지 않네. —T.</w:t>
-      </w:r>
-      <w:r>
-        <w:t xml:space="preserve">”</w:t>
-      </w:r>
-      <w:r>
-        <w:t xml:space="preserve">라고 써 있어요.</w:t>
-      </w:r>
-    </w:p>
-    <w:p>
-      <w:pPr>
-        <w:numPr>
-          <w:ilvl w:val="0"/>
-          <w:numId w:val="1004"/>
-        </w:numPr>
-      </w:pPr>
-      <w:r>
-        <w:t xml:space="preserve">ELENA: Tom. Sending orchids. To Seoul. On signing day.</w:t>
-      </w:r>
-      <w:r>
-        <w:t xml:space="preserve"> </w:t>
-      </w:r>
-      <w:r>
-        <w:t xml:space="preserve">엘레나: 톰. 난초를 보냈네요. 서울로. 서명 당일에.</w:t>
-      </w:r>
-    </w:p>
-    <w:p>
-      <w:pPr>
-        <w:numPr>
-          <w:ilvl w:val="0"/>
-          <w:numId w:val="1004"/>
-        </w:numPr>
-      </w:pPr>
-      <w:r>
-        <w:t xml:space="preserve">PRIYA: He knew the date. He always knows the date.</w:t>
-      </w:r>
-      <w:r>
-        <w:t xml:space="preserve"> </w:t>
-      </w:r>
-      <w:r>
-        <w:t xml:space="preserve">프리야: 날짜를 알았네요. 늘 날짜를 알아요.</w:t>
-      </w:r>
-    </w:p>
-    <w:p>
-      <w:pPr>
-        <w:numPr>
-          <w:ilvl w:val="0"/>
-          <w:numId w:val="1004"/>
-        </w:numPr>
-      </w:pPr>
-      <w:r>
-        <w:t xml:space="preserve">MARCUS: Is that a threat or a compliment?</w:t>
-      </w:r>
-      <w:r>
-        <w:t xml:space="preserve"> </w:t>
-      </w:r>
-      <w:r>
-        <w:t xml:space="preserve">마커스: 그게 협박이에요, 칭찬이에요?</w:t>
-      </w:r>
-    </w:p>
-    <w:p>
-      <w:pPr>
-        <w:numPr>
-          <w:ilvl w:val="0"/>
-          <w:numId w:val="1004"/>
-        </w:numPr>
-      </w:pPr>
-      <w:r>
-        <w:t xml:space="preserve">NOAH: From Tom? Both. It’s always both.</w:t>
-      </w:r>
-      <w:r>
-        <w:t xml:space="preserve"> </w:t>
-      </w:r>
-      <w:r>
-        <w:t xml:space="preserve">노아: 톰한테서요? 둘 다. 늘 둘 다예요.</w:t>
-      </w:r>
-    </w:p>
-    <w:p>
-      <w:pPr>
-        <w:numPr>
-          <w:ilvl w:val="0"/>
-          <w:numId w:val="1004"/>
-        </w:numPr>
-      </w:pPr>
-      <w:r>
-        <w:t xml:space="preserve">ELENA: Elaine’s orchids. Forty-two of them.</w:t>
-      </w:r>
-      <w:r>
-        <w:t xml:space="preserve"> </w:t>
-      </w:r>
-      <w:r>
-        <w:t xml:space="preserve">“</w:t>
-      </w:r>
-      <w:r>
-        <w:t xml:space="preserve">Most die. A few are spectacular.</w:t>
-      </w:r>
-      <w:r>
-        <w:t xml:space="preserve">”</w:t>
-      </w:r>
-      <w:r>
-        <w:t xml:space="preserve"> </w:t>
-      </w:r>
-      <w:r>
-        <w:t xml:space="preserve">Give this one to Ms. Han.</w:t>
-      </w:r>
-      <w:r>
-        <w:t xml:space="preserve"> </w:t>
-      </w:r>
-      <w:r>
-        <w:t xml:space="preserve">엘레나: 일레인의 난초. 42개.</w:t>
-      </w:r>
-      <w:r>
-        <w:t xml:space="preserve"> </w:t>
-      </w:r>
-      <w:r>
-        <w:t xml:space="preserve">“</w:t>
-      </w:r>
-      <w:r>
-        <w:t xml:space="preserve">대부분 죽고. 몇 개는 장관이다.</w:t>
-      </w:r>
-      <w:r>
-        <w:t xml:space="preserve">”</w:t>
-      </w:r>
-      <w:r>
-        <w:t xml:space="preserve"> </w:t>
-      </w:r>
-      <w:r>
-        <w:t xml:space="preserve">이건 한 상무님께 드려요.</w:t>
-      </w:r>
-    </w:p>
-    <w:p>
-      <w:pPr>
-        <w:numPr>
-          <w:ilvl w:val="0"/>
-          <w:numId w:val="1004"/>
-        </w:numPr>
-      </w:pPr>
-      <w:r>
-        <w:t xml:space="preserve">NOAH: To Ms. Han. With a card.</w:t>
-      </w:r>
-      <w:r>
-        <w:t xml:space="preserve"> </w:t>
-      </w:r>
-      <w:r>
-        <w:t xml:space="preserve">“</w:t>
-      </w:r>
-      <w:r>
         <w:t xml:space="preserve">Not bad at all. —N.</w:t>
-      </w:r>
-      <w:r>
-        <w:t xml:space="preserve">”</w:t>
-      </w:r>
-      <w:r>
-        <w:t xml:space="preserve"> </w:t>
-      </w:r>
-      <w:r>
-        <w:t xml:space="preserve">노아: 한 상무님께. 카드와 함께.</w:t>
-      </w:r>
-      <w:r>
-        <w:t xml:space="preserve"> </w:t>
-      </w:r>
-      <w:r>
-        <w:t xml:space="preserve">“</w:t>
-      </w:r>
-      <w:r>
-        <w:t xml:space="preserve">전혀 나쁘지 않네요. —N.</w:t>
       </w:r>
       <w:r>
         <w:t xml:space="preserve">”</w:t>
@@ -2832,78 +1728,39 @@
     </w:p>
     <w:p>
       <w:pPr>
-        <w:numPr>
-          <w:ilvl w:val="0"/>
-          <w:numId w:val="1005"/>
-        </w:numPr>
+        <w:pStyle w:val="FirstParagraph"/>
       </w:pPr>
       <w:r>
         <w:t xml:space="preserve">PARK: Ms. Han. Your glass. Two hands. I’ll pour.</w:t>
       </w:r>
-      <w:r>
-        <w:t xml:space="preserve"> </w:t>
-      </w:r>
-      <w:r>
-        <w:t xml:space="preserve">박 대표: 한 상무. 잔. 두 손으로. 제가 따르죠.</w:t>
-      </w:r>
-    </w:p>
-    <w:p>
-      <w:pPr>
-        <w:numPr>
-          <w:ilvl w:val="0"/>
-          <w:numId w:val="1005"/>
-        </w:numPr>
+    </w:p>
+    <w:p>
+      <w:pPr>
+        <w:pStyle w:val="BodyText"/>
       </w:pPr>
       <w:r>
         <w:t xml:space="preserve">HAN: Mr. Park. Five years. I didn’t think you’d ever pour for me.</w:t>
       </w:r>
-      <w:r>
-        <w:t xml:space="preserve"> </w:t>
-      </w:r>
-      <w:r>
-        <w:t xml:space="preserve">한서연: 박 대표님. 5년. 저한테 따라 주실 줄은 몰랐어요.</w:t>
-      </w:r>
-    </w:p>
-    <w:p>
-      <w:pPr>
-        <w:numPr>
-          <w:ilvl w:val="0"/>
-          <w:numId w:val="1005"/>
-        </w:numPr>
+    </w:p>
+    <w:p>
+      <w:pPr>
+        <w:pStyle w:val="BodyText"/>
       </w:pPr>
       <w:r>
         <w:t xml:space="preserve">PARK: Neither did I. Turn your head when you drink. I’m older.</w:t>
       </w:r>
-      <w:r>
-        <w:t xml:space="preserve"> </w:t>
-      </w:r>
-      <w:r>
-        <w:t xml:space="preserve">박 대표: 나도요. 마실 때 고개 돌려요. 내가 나이가 많으니까.</w:t>
-      </w:r>
-    </w:p>
-    <w:p>
-      <w:pPr>
-        <w:numPr>
-          <w:ilvl w:val="0"/>
-          <w:numId w:val="1005"/>
-        </w:numPr>
+    </w:p>
+    <w:p>
+      <w:pPr>
+        <w:pStyle w:val="BodyText"/>
       </w:pPr>
       <w:r>
         <w:t xml:space="preserve">GRACE: That’s it. That’s the real signing. The one in the hall was paperwork.</w:t>
       </w:r>
-      <w:r>
-        <w:t xml:space="preserve"> </w:t>
-      </w:r>
-      <w:r>
-        <w:t xml:space="preserve">그레이스: 저거예요. 저게 진짜 서명이에요. 강당에서 한 건 서류 작업이고.</w:t>
-      </w:r>
-    </w:p>
-    <w:p>
-      <w:pPr>
-        <w:numPr>
-          <w:ilvl w:val="0"/>
-          <w:numId w:val="1005"/>
-        </w:numPr>
+    </w:p>
+    <w:p>
+      <w:pPr>
+        <w:pStyle w:val="BodyText"/>
       </w:pPr>
       <w:r>
         <w:t xml:space="preserve">NOAH: Paul just texted. Victor confirmed it:</w:t>
@@ -2926,11 +1783,29 @@
       <w:r>
         <w:t xml:space="preserve">That was Bluewater’s condition, so as of today, we’ve kept our promise to our investors. I might actually sleep on the flight home.</w:t>
       </w:r>
-      <w:r>
-        <w:t xml:space="preserve"> </w:t>
-      </w:r>
-      <w:r>
-        <w:t xml:space="preserve">노아: 폴이 방금 문자했어요. 빅터가 확인했대요.</w:t>
+    </w:p>
+    <w:p>
+      <w:pPr>
+        <w:pStyle w:val="BodyText"/>
+      </w:pPr>
+      <w:r>
+        <w:t xml:space="preserve">ELENA: June twenty-ninth. Two days to spare. You always cut it close.</w:t>
+      </w:r>
+    </w:p>
+    <w:p>
+      <w:pPr>
+        <w:pStyle w:val="BodyText"/>
+      </w:pPr>
+      <w:r>
+        <w:t xml:space="preserve">MARCUS: And Tokyo? Mitsukawa?</w:t>
+      </w:r>
+    </w:p>
+    <w:p>
+      <w:pPr>
+        <w:pStyle w:val="BodyText"/>
+      </w:pPr>
+      <w:r>
+        <w:t xml:space="preserve">NOAH: July fifteenth. Kenji’s booked the room. Ishikawa wants to sign in person. He says it’s</w:t>
       </w:r>
       <w:r>
         <w:t xml:space="preserve"> </w:t>
@@ -2939,61 +1814,58 @@
         <w:t xml:space="preserve">“</w:t>
       </w:r>
       <w:r>
-        <w:t xml:space="preserve">3분기 전 아시아 파트너 서명. 조건 충족. 잘했어요.</w:t>
+        <w:t xml:space="preserve">very meaningful.</w:t>
       </w:r>
       <w:r>
         <w:t xml:space="preserve">”</w:t>
       </w:r>
-      <w:r>
-        <w:t xml:space="preserve"> </w:t>
-      </w:r>
-      <w:r>
-        <w:t xml:space="preserve">그게 블루워터의 조건이었으니까, 오늘부로 투자자들과의 약속을 지킨 거예요. 돌아가는 비행기에선 진짜 잘 수도 있겠어요.</w:t>
-      </w:r>
-    </w:p>
-    <w:p>
-      <w:pPr>
-        <w:numPr>
-          <w:ilvl w:val="0"/>
-          <w:numId w:val="1005"/>
-        </w:numPr>
-      </w:pPr>
-      <w:r>
-        <w:t xml:space="preserve">ELENA: June twenty-ninth. Two days to spare. You always cut it close.</w:t>
-      </w:r>
-      <w:r>
-        <w:t xml:space="preserve"> </w:t>
-      </w:r>
-      <w:r>
-        <w:t xml:space="preserve">엘레나: 6월 29일. 이틀 남기고. 늘 아슬아슬하네요.</w:t>
-      </w:r>
-    </w:p>
-    <w:p>
-      <w:pPr>
-        <w:numPr>
-          <w:ilvl w:val="0"/>
-          <w:numId w:val="1005"/>
-        </w:numPr>
-      </w:pPr>
-      <w:r>
-        <w:t xml:space="preserve">MARCUS: And Tokyo? Mitsukawa?</w:t>
-      </w:r>
-      <w:r>
-        <w:t xml:space="preserve"> </w:t>
-      </w:r>
-      <w:r>
-        <w:t xml:space="preserve">마커스: 그럼 도쿄는요? 미쓰카와?</w:t>
-      </w:r>
-    </w:p>
-    <w:p>
-      <w:pPr>
-        <w:numPr>
-          <w:ilvl w:val="0"/>
-          <w:numId w:val="1005"/>
-        </w:numPr>
-      </w:pPr>
-      <w:r>
-        <w:t xml:space="preserve">NOAH: July fifteenth. Kenji’s booked the room. Ishikawa wants to sign in person. He says it’s</w:t>
+    </w:p>
+    <w:p>
+      <w:pPr>
+        <w:pStyle w:val="BodyText"/>
+      </w:pPr>
+      <w:r>
+        <w:t xml:space="preserve">GRACE: And in September, the global summit. Austin. Country managers from the UK, Germany, Korea, Japan.</w:t>
+      </w:r>
+    </w:p>
+    <w:p>
+      <w:pPr>
+        <w:pStyle w:val="BodyText"/>
+      </w:pPr>
+      <w:r>
+        <w:t xml:space="preserve">HAN: Am I invited? As chair of Veyra Asia?</w:t>
+      </w:r>
+    </w:p>
+    <w:p>
+      <w:pPr>
+        <w:pStyle w:val="BodyText"/>
+      </w:pPr>
+      <w:r>
+        <w:t xml:space="preserve">NOAH: You’re invited. Bring your patience. We’ll have twelve accents in one room.</w:t>
+      </w:r>
+    </w:p>
+    <w:p>
+      <w:pPr>
+        <w:pStyle w:val="BodyText"/>
+      </w:pPr>
+      <w:r>
+        <w:t xml:space="preserve">PRIYA: Noah. A word. After the summit, I need an hour with you. Just us.</w:t>
+      </w:r>
+    </w:p>
+    <w:p>
+      <w:pPr>
+        <w:pStyle w:val="BodyText"/>
+      </w:pPr>
+      <w:r>
+        <w:t xml:space="preserve">NOAH: The conversation from the lab? About your role?</w:t>
+      </w:r>
+    </w:p>
+    <w:p>
+      <w:pPr>
+        <w:pStyle w:val="BodyText"/>
+      </w:pPr>
+      <w:r>
+        <w:t xml:space="preserve">PRIYA: That one. I’ve decided, and I’m not waiting for</w:t>
       </w:r>
       <w:r>
         <w:t xml:space="preserve"> </w:t>
@@ -3002,7 +1874,7 @@
         <w:t xml:space="preserve">“</w:t>
       </w:r>
       <w:r>
-        <w:t xml:space="preserve">very meaningful.</w:t>
+        <w:t xml:space="preserve">after</w:t>
       </w:r>
       <w:r>
         <w:t xml:space="preserve">”</w:t>
@@ -3011,174 +1883,15 @@
         <w:t xml:space="preserve"> </w:t>
       </w:r>
       <w:r>
-        <w:t xml:space="preserve">노아: 7월 15일. 겐지가 방을 잡았어요. 이시카와가 직접 서명하고 싶대요.</w:t>
-      </w:r>
-      <w:r>
-        <w:t xml:space="preserve"> </w:t>
-      </w:r>
-      <w:r>
-        <w:t xml:space="preserve">“</w:t>
-      </w:r>
-      <w:r>
-        <w:t xml:space="preserve">매우 의미 있다</w:t>
-      </w:r>
-      <w:r>
-        <w:t xml:space="preserve">”</w:t>
-      </w:r>
-      <w:r>
-        <w:t xml:space="preserve">고.</w:t>
-      </w:r>
-    </w:p>
-    <w:p>
-      <w:pPr>
-        <w:numPr>
-          <w:ilvl w:val="0"/>
-          <w:numId w:val="1005"/>
-        </w:numPr>
-      </w:pPr>
-      <w:r>
-        <w:t xml:space="preserve">GRACE: And in September, the global summit. Austin. Country managers from the UK, Germany, Korea, Japan.</w:t>
-      </w:r>
-      <w:r>
-        <w:t xml:space="preserve"> </w:t>
-      </w:r>
-      <w:r>
-        <w:t xml:space="preserve">그레이스: 그리고 9월엔 글로벌 서밋. 오스틴. 영국, 독일, 한국, 일본 지사장들.</w:t>
-      </w:r>
-    </w:p>
-    <w:p>
-      <w:pPr>
-        <w:numPr>
-          <w:ilvl w:val="0"/>
-          <w:numId w:val="1005"/>
-        </w:numPr>
-      </w:pPr>
-      <w:r>
-        <w:t xml:space="preserve">HAN: Am I invited? As chair of Veyra Asia?</w:t>
-      </w:r>
-      <w:r>
-        <w:t xml:space="preserve"> </w:t>
-      </w:r>
-      <w:r>
-        <w:t xml:space="preserve">한서연: 저도 초대받나요? 베이라 아시아 의장으로서?</w:t>
-      </w:r>
-    </w:p>
-    <w:p>
-      <w:pPr>
-        <w:numPr>
-          <w:ilvl w:val="0"/>
-          <w:numId w:val="1005"/>
-        </w:numPr>
-      </w:pPr>
-      <w:r>
-        <w:t xml:space="preserve">NOAH: You’re invited. Bring your patience. We’ll have twelve accents in one room.</w:t>
-      </w:r>
-      <w:r>
-        <w:t xml:space="preserve"> </w:t>
-      </w:r>
-      <w:r>
-        <w:t xml:space="preserve">노아: 초대합니다. 인내심을 챙겨 오세요. 한 방에 억양이 열두 개일 거예요.</w:t>
-      </w:r>
-    </w:p>
-    <w:p>
-      <w:pPr>
-        <w:numPr>
-          <w:ilvl w:val="0"/>
-          <w:numId w:val="1005"/>
-        </w:numPr>
-      </w:pPr>
-      <w:r>
-        <w:t xml:space="preserve">PRIYA: Noah. A word. After the summit, I need an hour with you. Just us.</w:t>
-      </w:r>
-      <w:r>
-        <w:t xml:space="preserve"> </w:t>
-      </w:r>
-      <w:r>
-        <w:t xml:space="preserve">프리야: 노아. 잠깐. 서밋 끝나고 한 시간만 내줘요. 우리 둘만.</w:t>
-      </w:r>
-    </w:p>
-    <w:p>
-      <w:pPr>
-        <w:numPr>
-          <w:ilvl w:val="0"/>
-          <w:numId w:val="1005"/>
-        </w:numPr>
-      </w:pPr>
-      <w:r>
-        <w:t xml:space="preserve">NOAH: The conversation from the lab? About your role?</w:t>
-      </w:r>
-      <w:r>
-        <w:t xml:space="preserve"> </w:t>
-      </w:r>
-      <w:r>
-        <w:t xml:space="preserve">노아: 실험실에서 했던 그 얘기? 당신 역할?</w:t>
-      </w:r>
-    </w:p>
-    <w:p>
-      <w:pPr>
-        <w:numPr>
-          <w:ilvl w:val="0"/>
-          <w:numId w:val="1005"/>
-        </w:numPr>
-      </w:pPr>
-      <w:r>
-        <w:t xml:space="preserve">PRIYA: That one. I’ve decided, and I’m not waiting for</w:t>
-      </w:r>
-      <w:r>
-        <w:t xml:space="preserve"> </w:t>
-      </w:r>
-      <w:r>
-        <w:t xml:space="preserve">“</w:t>
-      </w:r>
-      <w:r>
-        <w:t xml:space="preserve">after</w:t>
-      </w:r>
-      <w:r>
-        <w:t xml:space="preserve">”</w:t>
-      </w:r>
-      <w:r>
-        <w:t xml:space="preserve"> </w:t>
-      </w:r>
-      <w:r>
         <w:t xml:space="preserve">anymore. For seven years, I’ve said I’d think about my role after the next launch, the next approval, the next crisis. There’s always a next one. Claire would be proud.</w:t>
       </w:r>
-      <w:r>
-        <w:t xml:space="preserve"> </w:t>
-      </w:r>
-      <w:r>
-        <w:t xml:space="preserve">프리야: 그거요. 결정했고, 더는</w:t>
-      </w:r>
-      <w:r>
-        <w:t xml:space="preserve"> </w:t>
-      </w:r>
-      <w:r>
-        <w:t xml:space="preserve">“</w:t>
-      </w:r>
-      <w:r>
-        <w:t xml:space="preserve">나중에</w:t>
-      </w:r>
-      <w:r>
-        <w:t xml:space="preserve">”</w:t>
-      </w:r>
-      <w:r>
-        <w:t xml:space="preserve">를 기다리지 않아요. 7년 동안 다음 출시 끝나고, 다음 승인 끝나고, 다음 위기 끝나고 내 역할을 생각해 보겠다고 말해 왔어요. 다음은 늘 있어요. 클레어가 자랑스러워할 거예요.</w:t>
-      </w:r>
-    </w:p>
-    <w:p>
-      <w:pPr>
-        <w:numPr>
-          <w:ilvl w:val="0"/>
-          <w:numId w:val="1005"/>
-        </w:numPr>
+    </w:p>
+    <w:p>
+      <w:pPr>
+        <w:pStyle w:val="BodyText"/>
       </w:pPr>
       <w:r>
         <w:t xml:space="preserve">NOAH: Then after the summit. One hour. Rooftop. I’ll bring the napkin.</w:t>
-      </w:r>
-      <w:r>
-        <w:t xml:space="preserve"> </w:t>
-      </w:r>
-      <w:r>
-        <w:t xml:space="preserve">노아: 그럼 서밋 끝나고. 한 시간. 옥상. 냅킨 가져갈게요.</w:t>
       </w:r>
     </w:p>
     <w:p>
@@ -3319,7 +2032,7 @@
               <w:jc w:val="left"/>
             </w:pPr>
             <w:r>
-              <w:t xml:space="preserve">52턴. 서명식 개회사.</w:t>
+              <w:t xml:space="preserve">장면2. 서명식 개회사.</w:t>
             </w:r>
           </w:p>
         </w:tc>
@@ -3369,7 +2082,7 @@
               <w:jc w:val="left"/>
             </w:pPr>
             <w:r>
-              <w:t xml:space="preserve">63턴. 축사의 핵심 문장.</w:t>
+              <w:t xml:space="preserve">장면2. 축사의 핵심 문장.</w:t>
             </w:r>
           </w:p>
         </w:tc>
@@ -3419,7 +2132,7 @@
               <w:jc w:val="left"/>
             </w:pPr>
             <w:r>
-              <w:t xml:space="preserve">63턴. 합작의 성격.</w:t>
+              <w:t xml:space="preserve">장면2. 합작의 성격.</w:t>
             </w:r>
           </w:p>
         </w:tc>
@@ -3469,7 +2182,7 @@
               <w:jc w:val="left"/>
             </w:pPr>
             <w:r>
-              <w:t xml:space="preserve">19턴. 권한 조항 협상.</w:t>
+              <w:t xml:space="preserve">장면1. 권한 조항 협상.</w:t>
             </w:r>
           </w:p>
         </w:tc>
@@ -3519,7 +2232,7 @@
               <w:jc w:val="left"/>
             </w:pPr>
             <w:r>
-              <w:t xml:space="preserve">27턴. 핵심만 지키는 협상.</w:t>
+              <w:t xml:space="preserve">장면1. 핵심만 지키는 협상.</w:t>
             </w:r>
           </w:p>
         </w:tc>
@@ -3569,7 +2282,7 @@
               <w:jc w:val="left"/>
             </w:pPr>
             <w:r>
-              <w:t xml:space="preserve">46턴. 즉석 합의의 안전장치.</w:t>
+              <w:t xml:space="preserve">장면1. 즉석 합의의 안전장치.</w:t>
             </w:r>
           </w:p>
         </w:tc>
@@ -3619,7 +2332,7 @@
               <w:jc w:val="left"/>
             </w:pPr>
             <w:r>
-              <w:t xml:space="preserve">85턴. 기자 질의 대응.</w:t>
+              <w:t xml:space="preserve">절정·전환. 기자 질의 대응.</w:t>
             </w:r>
           </w:p>
         </w:tc>
@@ -3669,7 +2382,7 @@
               <w:jc w:val="left"/>
             </w:pPr>
             <w:r>
-              <w:t xml:space="preserve">83턴. 핵심 메시지.</w:t>
+              <w:t xml:space="preserve">절정·전환. 핵심 메시지.</w:t>
             </w:r>
           </w:p>
         </w:tc>
@@ -3719,7 +2432,7 @@
               <w:jc w:val="left"/>
             </w:pPr>
             <w:r>
-              <w:t xml:space="preserve">94턴. 외교적 마무리.</w:t>
+              <w:t xml:space="preserve">절정·전환. 외교적 마무리.</w:t>
             </w:r>
           </w:p>
         </w:tc>
@@ -3769,7 +2482,7 @@
               <w:jc w:val="left"/>
             </w:pPr>
             <w:r>
-              <w:t xml:space="preserve">4·65턴. 현지어 한마디의 힘.</w:t>
+              <w:t xml:space="preserve">도입. 현지어 한마디의 힘.</w:t>
             </w:r>
           </w:p>
         </w:tc>
@@ -4306,7 +3019,7 @@
           <w:bCs/>
           <w:b/>
         </w:rPr>
-        <w:t xml:space="preserve">36턴 HAN:</w:t>
+        <w:t xml:space="preserve">HAN (장면1):</w:t>
       </w:r>
       <w:r>
         <w:t xml:space="preserve"> </w:t>
@@ -4577,9 +3290,1243 @@
         <w:t xml:space="preserve">지분·예산이 더 큰 쪽이 상대에게 핵심 역할을 넘기자고 설득하는 상황으로 같은 구조로 40단어 안팎 말해 보기.</w:t>
       </w:r>
     </w:p>
+    <w:p>
+      <w:r>
+        <w:pict>
+          <v:rect style="width:0;height:1.5pt" o:hralign="center" o:hrstd="t" o:hr="t"/>
+        </w:pict>
+      </w:r>
+    </w:p>
     <w:bookmarkEnd w:id="30"/>
     <w:bookmarkEnd w:id="31"/>
+    <w:bookmarkStart w:id="37" w:name="한국어-번역"/>
+    <w:p>
+      <w:pPr>
+        <w:pStyle w:val="Heading2"/>
+      </w:pPr>
+      <w:r>
+        <w:t xml:space="preserve">한국어 번역</w:t>
+      </w:r>
+    </w:p>
+    <w:bookmarkStart w:id="32" w:name="도입-6월-29일-오전-9시-광화문-30층-1"/>
+    <w:p>
+      <w:pPr>
+        <w:pStyle w:val="Heading3"/>
+      </w:pPr>
+      <w:r>
+        <w:t xml:space="preserve">도입 — 6월 29일 오전 9시, 광화문 30층</w:t>
+      </w:r>
+    </w:p>
+    <w:p>
+      <w:pPr>
+        <w:pStyle w:val="FirstParagraph"/>
+      </w:pPr>
+      <w:r>
+        <w:t xml:space="preserve">그레이스: 서명식 의전. 마지막이에요, 약속해요. 신발은 신고. 악수 전에 고개 숙이기. 후가 아니라.</w:t>
+      </w:r>
+    </w:p>
+    <w:p>
+      <w:pPr>
+        <w:pStyle w:val="BodyText"/>
+      </w:pPr>
+      <w:r>
+        <w:t xml:space="preserve">노아: 먼저 인사. 그다음 손. 알았어요.</w:t>
+      </w:r>
+    </w:p>
+    <w:p>
+      <w:pPr>
+        <w:pStyle w:val="BodyText"/>
+      </w:pPr>
+      <w:r>
+        <w:t xml:space="preserve">그레이스: 그리고 한국어 대사. 한 번 더 해 봐요. 천천히.</w:t>
+      </w:r>
+    </w:p>
+    <w:p>
+      <w:pPr>
+        <w:pStyle w:val="BodyText"/>
+      </w:pPr>
+      <w:r>
+        <w:t xml:space="preserve">노아:</w:t>
+      </w:r>
+      <w:r>
+        <w:t xml:space="preserve"> </w:t>
+      </w:r>
+      <w:r>
+        <w:t xml:space="preserve">“</w:t>
+      </w:r>
+      <w:r>
+        <w:t xml:space="preserve">같이 갑시다.</w:t>
+      </w:r>
+      <w:r>
+        <w:t xml:space="preserve">”</w:t>
+      </w:r>
+      <w:r>
+        <w:t xml:space="preserve"> </w:t>
+      </w:r>
+      <w:r>
+        <w:t xml:space="preserve">함께 갑시다.</w:t>
+      </w:r>
+    </w:p>
+    <w:p>
+      <w:pPr>
+        <w:pStyle w:val="BodyText"/>
+      </w:pPr>
+      <w:r>
+        <w:t xml:space="preserve">그레이스: 나아졌어요. 두 번째 음절은 거의 한국어였어요.</w:t>
+      </w:r>
+    </w:p>
+    <w:p>
+      <w:pPr>
+        <w:pStyle w:val="BodyText"/>
+      </w:pPr>
+      <w:r>
+        <w:t xml:space="preserve">마커스: 박 대표님 막 도착했어요. 수진 씨랑. 그리고 아주 새 양복 입은 젊은 남자랑.</w:t>
+      </w:r>
+    </w:p>
+    <w:p>
+      <w:pPr>
+        <w:pStyle w:val="BodyText"/>
+      </w:pPr>
+      <w:r>
+        <w:t xml:space="preserve">정민석: 안녕하세요. 강 공장장님이 추천해 주셨어요. 서명식은 처음이에요.</w:t>
+      </w:r>
+    </w:p>
+    <w:p>
+      <w:pPr>
+        <w:pStyle w:val="BodyText"/>
+      </w:pPr>
+      <w:r>
+        <w:t xml:space="preserve">프리야: 정민석 씨. 당신의 18개월 추정이 계약서에 들어갔어요. 7조. 유명해졌네요.</w:t>
+      </w:r>
+    </w:p>
+    <w:p>
+      <w:pPr>
+        <w:pStyle w:val="BodyText"/>
+      </w:pPr>
+      <w:r>
+        <w:t xml:space="preserve">정민석: 어머니가 액자에 넣으실 거예요. 7조.</w:t>
+      </w:r>
+    </w:p>
+    <w:p>
+      <w:pPr>
+        <w:pStyle w:val="BodyText"/>
+      </w:pPr>
+      <w:r>
+        <w:t xml:space="preserve">박 대표: 웹 씨. 오늘은 테이블 같은 편에 앉습니다. 좌석표 확인했어요. 두 번.</w:t>
+      </w:r>
+    </w:p>
+    <w:p>
+      <w:pPr>
+        <w:pStyle w:val="BodyText"/>
+      </w:pPr>
+      <w:r>
+        <w:t xml:space="preserve">마커스: 같은 편이네요, 대표님. 드디어.</w:t>
+      </w:r>
+    </w:p>
+    <w:p>
+      <w:pPr>
+        <w:pStyle w:val="BodyText"/>
+      </w:pPr>
+      <w:r>
+        <w:t xml:space="preserve">엘레나: 노아. 서명식 전에 마지막 회의가 있어요. 대양 법무팀에</w:t>
+      </w:r>
+      <w:r>
+        <w:t xml:space="preserve"> </w:t>
+      </w:r>
+      <w:r>
+        <w:t xml:space="preserve">“</w:t>
+      </w:r>
+      <w:r>
+        <w:t xml:space="preserve">작은 쟁점 두 개</w:t>
+      </w:r>
+      <w:r>
+        <w:t xml:space="preserve">”</w:t>
+      </w:r>
+      <w:r>
+        <w:t xml:space="preserve">가 있대요.</w:t>
+      </w:r>
+    </w:p>
+    <w:p>
+      <w:pPr>
+        <w:pStyle w:val="BodyText"/>
+      </w:pPr>
+      <w:r>
+        <w:t xml:space="preserve">노아: 작은 쟁점 두 개. 서명 당일에.</w:t>
+      </w:r>
+    </w:p>
+    <w:p>
+      <w:pPr>
+        <w:pStyle w:val="BodyText"/>
+      </w:pPr>
+      <w:r>
+        <w:t xml:space="preserve">그레이스: 한국에서 서명 당일의</w:t>
+      </w:r>
+      <w:r>
+        <w:t xml:space="preserve"> </w:t>
+      </w:r>
+      <w:r>
+        <w:t xml:space="preserve">“</w:t>
+      </w:r>
+      <w:r>
+        <w:t xml:space="preserve">작은 쟁점 두 개</w:t>
+      </w:r>
+      <w:r>
+        <w:t xml:space="preserve">”</w:t>
+      </w:r>
+      <w:r>
+        <w:t xml:space="preserve">는 보통 큰 거 하나, 시험 하나라는 뜻이에요. 큰 건 그쪽이 정말 필요로 하는 거고, 시험은 우리가 압박 속에서 어떻게 반응하는지 보려는 거예요. 그러니 침착하게, 먼저 들으세요.</w:t>
+      </w:r>
+    </w:p>
+    <w:p>
+      <w:pPr>
+        <w:pStyle w:val="BodyText"/>
+      </w:pPr>
+      <w:r>
+        <w:t xml:space="preserve">엘레나: 그럼 어느 게 어느 건지 알아보죠.</w:t>
+      </w:r>
+    </w:p>
     <w:bookmarkEnd w:id="32"/>
+    <w:bookmarkStart w:id="33" w:name="장면1-서명-전-마지막-회의-1"/>
+    <w:p>
+      <w:pPr>
+        <w:pStyle w:val="Heading3"/>
+      </w:pPr>
+      <w:r>
+        <w:t xml:space="preserve">장면1 — 서명 전 마지막 회의</w:t>
+      </w:r>
+    </w:p>
+    <w:p>
+      <w:pPr>
+        <w:pStyle w:val="FirstParagraph"/>
+      </w:pPr>
+      <w:r>
+        <w:t xml:space="preserve">한서연: 좋은 아침입니다. 일찍 와 주셔서 감사합니다. 저희 법무 이사 윤 이사가 쟁점 두 개가 있습니다.</w:t>
+      </w:r>
+    </w:p>
+    <w:p>
+      <w:pPr>
+        <w:pStyle w:val="BodyText"/>
+      </w:pPr>
+      <w:r>
+        <w:t xml:space="preserve">윤재석: 첫째. 합작법인 이사회. 7석. 대양 3, 베이라 3, 서린 1. 한 상무님을 의장으로.</w:t>
+      </w:r>
+    </w:p>
+    <w:p>
+      <w:pPr>
+        <w:pStyle w:val="BodyText"/>
+      </w:pPr>
+      <w:r>
+        <w:t xml:space="preserve">노아: 동의합니다. 한 상무님 의장. 예상했던 바예요.</w:t>
+      </w:r>
+    </w:p>
+    <w:p>
+      <w:pPr>
+        <w:pStyle w:val="BodyText"/>
+      </w:pPr>
+      <w:r>
+        <w:t xml:space="preserve">윤재석: 둘째. 루이즈 박사의 안전 거부권. 범위를 정의하고 싶습니다. 좁게.</w:t>
+      </w:r>
+    </w:p>
+    <w:p>
+      <w:pPr>
+        <w:pStyle w:val="BodyText"/>
+      </w:pPr>
+      <w:r>
+        <w:t xml:space="preserve">그레이스: 그게 큰 거예요.</w:t>
+      </w:r>
+    </w:p>
+    <w:p>
+      <w:pPr>
+        <w:pStyle w:val="BodyText"/>
+      </w:pPr>
+      <w:r>
+        <w:t xml:space="preserve">엘레나: 윤 이사님. 얼마나 좁게요?</w:t>
+      </w:r>
+    </w:p>
+    <w:p>
+      <w:pPr>
+        <w:pStyle w:val="BodyText"/>
+      </w:pPr>
+      <w:r>
+        <w:t xml:space="preserve">윤재석: 저희 변호사들은 제한 없는 거부권이 마케팅, 가격, 유통 파트너 선정 같은 일반적인 사업 결정까지 막을 수 있다고 걱정합니다. 솔직히 저희 이사회가 그걸 승인하기는 매우 어려울 테니, 명확한 경계를 문서로 정해야 합니다.</w:t>
+      </w:r>
+    </w:p>
+    <w:p>
+      <w:pPr>
+        <w:pStyle w:val="BodyText"/>
+      </w:pPr>
+      <w:r>
+        <w:t xml:space="preserve">엘레나: 공정하네요. 가격을 결정하고 싶진 않아요. 난 피부과 의사예요. 점심 메뉴도 겨우 정해요.</w:t>
+      </w:r>
+    </w:p>
+    <w:p>
+      <w:pPr>
+        <w:pStyle w:val="BodyText"/>
+      </w:pPr>
+      <w:r>
+        <w:t xml:space="preserve">윤재석: 그럼 거부권은 어떤 결정을 다룹니까?</w:t>
+      </w:r>
+    </w:p>
+    <w:p>
+      <w:pPr>
+        <w:pStyle w:val="BodyText"/>
+      </w:pPr>
+      <w:r>
+        <w:t xml:space="preserve">엘레나: 세 가지. 회수. 면허 있는 의료 전문가가 아닌 누구에게든 유통하는 것. 그리고 시술자 교육 기준.</w:t>
+      </w:r>
+    </w:p>
+    <w:p>
+      <w:pPr>
+        <w:pStyle w:val="BodyText"/>
+      </w:pPr>
+      <w:r>
+        <w:t xml:space="preserve">윤재석: 이 세 가지만요?</w:t>
+      </w:r>
+    </w:p>
+    <w:p>
+      <w:pPr>
+        <w:pStyle w:val="BodyText"/>
+      </w:pPr>
+      <w:r>
+        <w:t xml:space="preserve">엘레나: 이 세 가지가 전부예요. 나머지는 노아랑 싸우세요.</w:t>
+      </w:r>
+    </w:p>
+    <w:p>
+      <w:pPr>
+        <w:pStyle w:val="BodyText"/>
+      </w:pPr>
+      <w:r>
+        <w:t xml:space="preserve">윤재석: …회수, 비의료인 유통, 교육 기준. 오늘 쓸 수 있습니다. 한국어와 영어로.</w:t>
+      </w:r>
+    </w:p>
+    <w:p>
+      <w:pPr>
+        <w:pStyle w:val="BodyText"/>
+      </w:pPr>
+      <w:r>
+        <w:t xml:space="preserve">한서연: 그럼 해결됐네요. 윤 이사, 고마워요. 참고로 그게 시험이었어요.</w:t>
+      </w:r>
+    </w:p>
+    <w:p>
+      <w:pPr>
+        <w:pStyle w:val="BodyText"/>
+      </w:pPr>
+      <w:r>
+        <w:t xml:space="preserve">노아: 시험이요?</w:t>
+      </w:r>
+    </w:p>
+    <w:p>
+      <w:pPr>
+        <w:pStyle w:val="BodyText"/>
+      </w:pPr>
+      <w:r>
+        <w:t xml:space="preserve">한서연: 루이즈 박사가 자기 권한을 스스로 정의할지, 아니면 그냥 더 요구할지 알고 싶었어요. 그 자리에 있는 많은 사람들은 전부를 요구하고 아무것도 내주지 않죠. 그런데 박사님은 스스로, 좁고 분명하게 정의하셨어요. 그걸 보니 박사님의 판단을 믿어도 되겠다는 생각이 듭니다.</w:t>
+      </w:r>
+    </w:p>
+    <w:p>
+      <w:pPr>
+        <w:pStyle w:val="BodyText"/>
+      </w:pPr>
+      <w:r>
+        <w:t xml:space="preserve">엘레나: 한 상무님, 아주 뛰어난 협상가시네요. 박 대표님이 경고하셨어요.</w:t>
+      </w:r>
+    </w:p>
+    <w:p>
+      <w:pPr>
+        <w:pStyle w:val="BodyText"/>
+      </w:pPr>
+      <w:r>
+        <w:t xml:space="preserve">박 대표: 두 번 경고했죠. 두 번 다 안 들으셨고.</w:t>
+      </w:r>
+    </w:p>
+    <w:p>
+      <w:pPr>
+        <w:pStyle w:val="BodyText"/>
+      </w:pPr>
+      <w:r>
+        <w:t xml:space="preserve">한서연: 그리고 큰 쟁점. 윤 이사 것 말고. 제 것. 베이라 아시아는 누가 매일 운영합니까?</w:t>
+      </w:r>
+    </w:p>
+    <w:p>
+      <w:pPr>
+        <w:pStyle w:val="BodyText"/>
+      </w:pPr>
+      <w:r>
+        <w:t xml:space="preserve">노아: 대양이 CEO를 임명할 거라고 생각했어요. 지분이 더 크시니까.</w:t>
+      </w:r>
+    </w:p>
+    <w:p>
+      <w:pPr>
+        <w:pStyle w:val="BodyText"/>
+      </w:pPr>
+      <w:r>
+        <w:t xml:space="preserve">한서연: 지분은 저희가 큰 게 맞아요. 하지만 시스템은 당신들이 낫고, 그 시스템이 바로 오늘 서명하는 이유예요. CEO가 대양에서 나오면 사람들은 그냥 외국 제품을 파는 유통사로 볼 거예요. 그래서 CEO는 베이라에서 나왔으면 합니다.</w:t>
+      </w:r>
+    </w:p>
+    <w:p>
+      <w:pPr>
+        <w:pStyle w:val="BodyText"/>
+      </w:pPr>
+      <w:r>
+        <w:t xml:space="preserve">마커스: 누구를 생각하세요?</w:t>
+      </w:r>
+    </w:p>
+    <w:p>
+      <w:pPr>
+        <w:pStyle w:val="BodyText"/>
+      </w:pPr>
+      <w:r>
+        <w:t xml:space="preserve">한서연: 김 지사장님. 그레이스. 한국 출시를 7주 만에 해냈죠. 그리고 어머님처럼 협상하신대요. 배 원장님이 말해 줬어요.</w:t>
+      </w:r>
+    </w:p>
+    <w:p>
+      <w:pPr>
+        <w:pStyle w:val="BodyText"/>
+      </w:pPr>
+      <w:r>
+        <w:t xml:space="preserve">그레이스: …저요?</w:t>
+      </w:r>
+    </w:p>
+    <w:p>
+      <w:pPr>
+        <w:pStyle w:val="BodyText"/>
+      </w:pPr>
+      <w:r>
+        <w:t xml:space="preserve">노아: 그레이스, 몰랐어요?</w:t>
+      </w:r>
+    </w:p>
+    <w:p>
+      <w:pPr>
+        <w:pStyle w:val="BodyText"/>
+      </w:pPr>
+      <w:r>
+        <w:t xml:space="preserve">그레이스: 통역사한텐 아무도 아무것도 안 알려 줘요. 그게 통역의 제1원칙이에요.</w:t>
+      </w:r>
+    </w:p>
+    <w:p>
+      <w:pPr>
+        <w:pStyle w:val="BodyText"/>
+      </w:pPr>
+      <w:r>
+        <w:t xml:space="preserve">프리야: 그레이스. 7년 전엔 임상 운영 매니저였죠. 스프레드시트 하나 들고.</w:t>
+      </w:r>
+    </w:p>
+    <w:p>
+      <w:pPr>
+        <w:pStyle w:val="BodyText"/>
+      </w:pPr>
+      <w:r>
+        <w:t xml:space="preserve">그레이스: 이젠 CEO가 되겠네요. 스프레드시트 들고. 그리고 한국어 명함이랑.</w:t>
+      </w:r>
+    </w:p>
+    <w:p>
+      <w:pPr>
+        <w:pStyle w:val="BodyText"/>
+      </w:pPr>
+      <w:r>
+        <w:t xml:space="preserve">한서연: 그건 수락인가요?</w:t>
+      </w:r>
+    </w:p>
+    <w:p>
+      <w:pPr>
+        <w:pStyle w:val="BodyText"/>
+      </w:pPr>
+      <w:r>
+        <w:t xml:space="preserve">그레이스: 수락이에요. 한국어 명함이 필요하겠네요. 두 손으로. 그리고 엄마가 울 거예요.</w:t>
+      </w:r>
+    </w:p>
+    <w:p>
+      <w:pPr>
+        <w:pStyle w:val="BodyText"/>
+      </w:pPr>
+      <w:r>
+        <w:t xml:space="preserve">노아: 한 상무님, 수락합니다. 이사회 조건으로. 오늘 밤 일레인에게 전화할게요. 제가 말을 끝내기도 전에 찬성할 거예요.</w:t>
+      </w:r>
+    </w:p>
+    <w:p>
+      <w:pPr>
+        <w:pStyle w:val="BodyText"/>
+      </w:pPr>
+      <w:r>
+        <w:t xml:space="preserve">윤재석: 그럼 남은 조항. 생산과 중국. 이 팀장님?</w:t>
+      </w:r>
+    </w:p>
+    <w:p>
+      <w:pPr>
+        <w:pStyle w:val="BodyText"/>
+      </w:pPr>
+      <w:r>
+        <w:t xml:space="preserve">수진: 라인 C. 8월에 착공하고, 첫 상업 배치는 9년 차 1분기로 계획돼 있어요. 정민석 씨의 18개월 추정을 썼어요. 거기엔 밸리데이션과, 누가 아무리 좋게 부탁해도 저희 팀이 건너뛰지 않을 품질 점검이 다 포함돼 있거든요.</w:t>
+      </w:r>
+    </w:p>
+    <w:p>
+      <w:pPr>
+        <w:pStyle w:val="BodyText"/>
+      </w:pPr>
+      <w:r>
+        <w:t xml:space="preserve">프리야: 그럼 중국은요?</w:t>
+      </w:r>
+    </w:p>
+    <w:p>
+      <w:pPr>
+        <w:pStyle w:val="BodyText"/>
+      </w:pPr>
+      <w:r>
+        <w:t xml:space="preserve">한서연: 중국은 2단계입니다. 중국 규제 기관은 거의 확실히 현지 임상을 요구할 거고, 그러면 보통 승인까지 약 3년이 걸립니다. 그래서 내년부터 계획은 시작하겠지만, 요건을 제대로 파악하기 전까지는 누구에게도 아무것도 약속하지 않을 겁니다.</w:t>
+      </w:r>
+    </w:p>
+    <w:bookmarkEnd w:id="33"/>
+    <w:bookmarkStart w:id="34" w:name="장면2-오전-11시-대강당-서명식-1"/>
+    <w:p>
+      <w:pPr>
+        <w:pStyle w:val="Heading3"/>
+      </w:pPr>
+      <w:r>
+        <w:t xml:space="preserve">장면2 — 오전 11시, 대강당 서명식</w:t>
+      </w:r>
+    </w:p>
+    <w:p>
+      <w:pPr>
+        <w:pStyle w:val="FirstParagraph"/>
+      </w:pPr>
+      <w:r>
+        <w:t xml:space="preserve">사회자: 신사 숙녀 여러분, 베이라 아시아 주식회사 서명식을 시작하겠습니다. 개회사. 한서연 상무.</w:t>
+      </w:r>
+    </w:p>
+    <w:p>
+      <w:pPr>
+        <w:pStyle w:val="BodyText"/>
+      </w:pPr>
+      <w:r>
+        <w:t xml:space="preserve">한서연:</w:t>
+      </w:r>
+      <w:r>
+        <w:t xml:space="preserve"> </w:t>
+      </w:r>
+      <w:r>
+        <w:t xml:space="preserve">“</w:t>
+      </w:r>
+      <w:r>
+        <w:t xml:space="preserve">대양바이오를 대표해 감사드립니다. 오늘 세 회사가 하나의 파트너십이 됩니다. 아시아가 기다려 온 기준 위에서.</w:t>
+      </w:r>
+      <w:r>
+        <w:t xml:space="preserve">”</w:t>
+      </w:r>
+    </w:p>
+    <w:p>
+      <w:pPr>
+        <w:pStyle w:val="BodyText"/>
+      </w:pPr>
+      <w:r>
+        <w:t xml:space="preserve">그레이스: 잘 봐요. 드문 일을 하려고 해요.</w:t>
+      </w:r>
+    </w:p>
+    <w:p>
+      <w:pPr>
+        <w:pStyle w:val="BodyText"/>
+      </w:pPr>
+      <w:r>
+        <w:t xml:space="preserve">한서연: 5년 전 저는 좋은 회사, 박 대표님의 회사에 상처를 준 결정을 했습니다. 그때는 그게 대양을 위한 옳은 결정이라고 스스로에게 말했죠. 하지만 한 번도 잊은 적이 없고, 바로잡을 기회가 온다면 꼭 그렇게 하겠다고 스스로 약속했습니다.</w:t>
+      </w:r>
+    </w:p>
+    <w:p>
+      <w:pPr>
+        <w:pStyle w:val="BodyText"/>
+      </w:pPr>
+      <w:r>
+        <w:t xml:space="preserve">엘레나: 공개적으로. 기자들 앞에서.</w:t>
+      </w:r>
+    </w:p>
+    <w:p>
+      <w:pPr>
+        <w:pStyle w:val="BodyText"/>
+      </w:pPr>
+      <w:r>
+        <w:t xml:space="preserve">한서연: 오늘 서린이 공급사가 아닌 파트너로 함께합니다. 감사합니다, 박 대표님. 돌아와 주셔서.</w:t>
+      </w:r>
+    </w:p>
+    <w:p>
+      <w:pPr>
+        <w:pStyle w:val="BodyText"/>
+      </w:pPr>
+      <w:r>
+        <w:t xml:space="preserve">수진: 우시는 거 아니에요. 알레르기예요. 오늘 아침부터.</w:t>
+      </w:r>
+    </w:p>
+    <w:p>
+      <w:pPr>
+        <w:pStyle w:val="BodyText"/>
+      </w:pPr>
+      <w:r>
+        <w:t xml:space="preserve">사회자: 베이라 에스테틱스 노아 베넷 대표의 축사가 있겠습니다.</w:t>
+      </w:r>
+    </w:p>
+    <w:p>
+      <w:pPr>
+        <w:pStyle w:val="BodyText"/>
+      </w:pPr>
+      <w:r>
+        <w:t xml:space="preserve">노아: 감사합니다. 7년 전 제 동생이 응급실에 있었습니다. 아무도 되돌릴 수 없는 필러 때문에.</w:t>
+      </w:r>
+    </w:p>
+    <w:p>
+      <w:pPr>
+        <w:pStyle w:val="BodyText"/>
+      </w:pPr>
+      <w:r>
+        <w:t xml:space="preserve">엘레나: 읽는 게 아니라. 말하고 있네요. 좋아요.</w:t>
+      </w:r>
+    </w:p>
+    <w:p>
+      <w:pPr>
+        <w:pStyle w:val="BodyText"/>
+      </w:pPr>
+      <w:r>
+        <w:t xml:space="preserve">노아: 우리는 되돌릴 수 있는 필러를 만들었고, 오랫동안 그게 답의 전부라고 생각했습니다. 하지만 서울에서 제품만으로는 부족하다는 걸 배웠습니다. 훈련된 시술자, 정직한 유통, 자정에도 대응하는 시스템이 없으면, 가장 안전한 필러도 누군가를 다치게 할 수 있습니다.</w:t>
+      </w:r>
+    </w:p>
+    <w:p>
+      <w:pPr>
+        <w:pStyle w:val="BodyText"/>
+      </w:pPr>
+      <w:r>
+        <w:t xml:space="preserve">하은: 이제 그 문장 나와요. 비행기에서 연습했대요. 열두 시간.</w:t>
+      </w:r>
+    </w:p>
+    <w:p>
+      <w:pPr>
+        <w:pStyle w:val="BodyText"/>
+      </w:pPr>
+      <w:r>
+        <w:t xml:space="preserve">노아:</w:t>
+      </w:r>
+      <w:r>
+        <w:t xml:space="preserve"> </w:t>
+      </w:r>
+      <w:r>
+        <w:t xml:space="preserve">“</w:t>
+      </w:r>
+      <w:r>
+        <w:t xml:space="preserve">오늘은 장기적 파트너십의 시작입니다. 세 회사 사이가 아니라. 아시아에서 주사기를 쥐는 모든 사람 사이의.</w:t>
+      </w:r>
+      <w:r>
+        <w:t xml:space="preserve">”</w:t>
+      </w:r>
+    </w:p>
+    <w:p>
+      <w:pPr>
+        <w:pStyle w:val="BodyText"/>
+      </w:pPr>
+      <w:r>
+        <w:t xml:space="preserve">그레이스: 사람들이 고개를 끄덕여요. 한 상무님이 받아 적고 있어요.</w:t>
+      </w:r>
+    </w:p>
+    <w:p>
+      <w:pPr>
+        <w:pStyle w:val="BodyText"/>
+      </w:pPr>
+      <w:r>
+        <w:t xml:space="preserve">노아: 한 상무님. 박 대표님. 그리고 제 최선의 한국어로:</w:t>
+      </w:r>
+      <w:r>
+        <w:t xml:space="preserve"> </w:t>
+      </w:r>
+      <w:r>
+        <w:t xml:space="preserve">“</w:t>
+      </w:r>
+      <w:r>
+        <w:t xml:space="preserve">같이 갑시다.</w:t>
+      </w:r>
+      <w:r>
+        <w:t xml:space="preserve">”</w:t>
+      </w:r>
+    </w:p>
+    <w:p>
+      <w:pPr>
+        <w:pStyle w:val="BodyText"/>
+      </w:pPr>
+      <w:r>
+        <w:t xml:space="preserve">사회자: 서린바이오 박정호 대표의 축사가 있겠습니다.</w:t>
+      </w:r>
+    </w:p>
+    <w:p>
+      <w:pPr>
+        <w:pStyle w:val="BodyText"/>
+      </w:pPr>
+      <w:r>
+        <w:t xml:space="preserve">박 대표: 짧게 하겠습니다. 취사병은 짧습니다. 5년 전엔 다른 편. 이번엔 같은 편입니다.</w:t>
+      </w:r>
+    </w:p>
+    <w:p>
+      <w:pPr>
+        <w:pStyle w:val="BodyText"/>
+      </w:pPr>
+      <w:r>
+        <w:t xml:space="preserve">수진: 그거 사흘 동안 연습하셨어요. 차에서. 소리 내서.</w:t>
+      </w:r>
+    </w:p>
+    <w:p>
+      <w:pPr>
+        <w:pStyle w:val="BodyText"/>
+      </w:pPr>
+      <w:r>
+        <w:t xml:space="preserve">마커스: 31초. 이 건물 연설 중 신기록일 거예요. 내기해도 돼요.</w:t>
+      </w:r>
+    </w:p>
+    <w:p>
+      <w:pPr>
+        <w:pStyle w:val="BodyText"/>
+      </w:pPr>
+      <w:r>
+        <w:t xml:space="preserve">사회자: 이제 서명입니다. 대양바이오 최동훈 대표. 베넷 대표. 박 대표.</w:t>
+      </w:r>
+    </w:p>
+    <w:p>
+      <w:pPr>
+        <w:pStyle w:val="BodyText"/>
+      </w:pPr>
+      <w:r>
+        <w:t xml:space="preserve">최동훈: 베넷 대표님. 펜입니다. 한국산 펜이에요. 선물입니다. 간직하세요.</w:t>
+      </w:r>
+    </w:p>
+    <w:p>
+      <w:pPr>
+        <w:pStyle w:val="BodyText"/>
+      </w:pPr>
+      <w:r>
+        <w:t xml:space="preserve">노아: 감사합니다, 대표님. 저도 선물이 있습니다. 박 대표님. 그리고 한 상무님께.</w:t>
+      </w:r>
+    </w:p>
+    <w:p>
+      <w:pPr>
+        <w:pStyle w:val="BodyText"/>
+      </w:pPr>
+      <w:r>
+        <w:t xml:space="preserve">한서연: 뭔가요?</w:t>
+      </w:r>
+    </w:p>
+    <w:p>
+      <w:pPr>
+        <w:pStyle w:val="BodyText"/>
+      </w:pPr>
+      <w:r>
+        <w:t xml:space="preserve">노아: 저희 로고예요. 손으로 그린. 제 동생이. 냅킨에서. 세 장을 그렸어요. 한 장은 오스틴에 남고요.</w:t>
+      </w:r>
+    </w:p>
+    <w:p>
+      <w:pPr>
+        <w:pStyle w:val="BodyText"/>
+      </w:pPr>
+      <w:r>
+        <w:t xml:space="preserve">한서연: 그물. 매듭 하나가 풀린. …감사합니다. 사무실에 두겠습니다. 보이는 곳에.</w:t>
+      </w:r>
+    </w:p>
+    <w:p>
+      <w:pPr>
+        <w:pStyle w:val="BodyText"/>
+      </w:pPr>
+      <w:r>
+        <w:t xml:space="preserve">박 대표: 제 사무실에선 어머니 사진 옆에 두겠습니다. 간호사였던.</w:t>
+      </w:r>
+    </w:p>
+    <w:p>
+      <w:pPr>
+        <w:pStyle w:val="BodyText"/>
+      </w:pPr>
+      <w:r>
+        <w:t xml:space="preserve">사회자: 서명해 주십시오. 세 부. 한국어와 영어.</w:t>
+      </w:r>
+    </w:p>
+    <w:p>
+      <w:pPr>
+        <w:pStyle w:val="BodyText"/>
+      </w:pPr>
+      <w:r>
+        <w:t xml:space="preserve">노아: 서명. 42쪽. 한국산 펜으로.</w:t>
+      </w:r>
+    </w:p>
+    <w:p>
+      <w:pPr>
+        <w:pStyle w:val="BodyText"/>
+      </w:pPr>
+      <w:r>
+        <w:t xml:space="preserve">최동훈: 서명.</w:t>
+      </w:r>
+    </w:p>
+    <w:p>
+      <w:pPr>
+        <w:pStyle w:val="BodyText"/>
+      </w:pPr>
+      <w:r>
+        <w:t xml:space="preserve">박 대표: 서명. 같은 편.</w:t>
+      </w:r>
+    </w:p>
+    <w:bookmarkEnd w:id="34"/>
+    <w:bookmarkStart w:id="35" w:name="절정전환-오후-12시-기자-질의-1"/>
+    <w:p>
+      <w:pPr>
+        <w:pStyle w:val="Heading3"/>
+      </w:pPr>
+      <w:r>
+        <w:t xml:space="preserve">절정·전환 — 오후 12시, 기자 질의</w:t>
+      </w:r>
+    </w:p>
+    <w:p>
+      <w:pPr>
+        <w:pStyle w:val="FirstParagraph"/>
+      </w:pPr>
+      <w:r>
+        <w:t xml:space="preserve">사회자: 기자 질문 몇 가지 받겠습니다.</w:t>
+      </w:r>
+    </w:p>
+    <w:p>
+      <w:pPr>
+        <w:pStyle w:val="BodyText"/>
+      </w:pPr>
+      <w:r>
+        <w:t xml:space="preserve">임 기자: 한국경제일보 임 기자입니다. 베넷 대표님, 할번이 베이라 인수를 시도했다는 보도가 있었습니다. 베이라는 아직 매물입니까?</w:t>
+      </w:r>
+    </w:p>
+    <w:p>
+      <w:pPr>
+        <w:pStyle w:val="BodyText"/>
+      </w:pPr>
+      <w:r>
+        <w:t xml:space="preserve">노아: 아니요. 매물이 아닙니다. 짓는 회사입니다. 오늘이 그 증거고요.</w:t>
+      </w:r>
+    </w:p>
+    <w:p>
+      <w:pPr>
+        <w:pStyle w:val="BodyText"/>
+      </w:pPr>
+      <w:r>
+        <w:t xml:space="preserve">임 기자: 할번이 제안을 했습니까?</w:t>
+      </w:r>
+    </w:p>
+    <w:p>
+      <w:pPr>
+        <w:pStyle w:val="BodyText"/>
+      </w:pPr>
+      <w:r>
+        <w:t xml:space="preserve">노아: 비공개 대화에 대해선 언급하지 않습니다. 이유는 이해해 주시리라 믿습니다. 다만 이건 말씀드리죠. 저희 이사회는 방향에 대해 만장일치였고, 저희는 서울에서 아주 행복합니다. 저희 계획이 궁금하시면, 오늘 아침 저희가 서명한 걸 보시면 됩니다.</w:t>
+      </w:r>
+    </w:p>
+    <w:p>
+      <w:pPr>
+        <w:pStyle w:val="BodyText"/>
+      </w:pPr>
+      <w:r>
+        <w:t xml:space="preserve">그레이스: 완벽해요. 거짓말도 아니고. 유출도 아니고.</w:t>
+      </w:r>
+    </w:p>
+    <w:p>
+      <w:pPr>
+        <w:pStyle w:val="BodyText"/>
+      </w:pPr>
+      <w:r>
+        <w:t xml:space="preserve">강 기자: 메디컬타임스 강 기자입니다. 왜 한국입니까? 세계에서 가장 경쟁이 치열한 필러 시장인데요.</w:t>
+      </w:r>
+    </w:p>
+    <w:p>
+      <w:pPr>
+        <w:pStyle w:val="BodyText"/>
+      </w:pPr>
+      <w:r>
+        <w:t xml:space="preserve">노아: 한국이 저희에게 중요한 걸 가르쳐 줬기 때문입니다. 여기선 안전이 당연시됩니다. 아닐 때까지는요. 환자도 기대하고 의사도 기대하니까, 뭔가 잘못되기 전까진 아무도 생각하지 않죠. 저희는 자정에도 늘 안전이 당연하도록 만드는 시스템을 짓고 싶습니다.</w:t>
+      </w:r>
+    </w:p>
+    <w:p>
+      <w:pPr>
+        <w:pStyle w:val="BodyText"/>
+      </w:pPr>
+      <w:r>
+        <w:t xml:space="preserve">강 기자: 가격은요? 국산 브랜드보다 세 배 비싼데요.</w:t>
+      </w:r>
+    </w:p>
+    <w:p>
+      <w:pPr>
+        <w:pStyle w:val="BodyText"/>
+      </w:pPr>
+      <w:r>
+        <w:t xml:space="preserve">노아: 최 원장님이 3월에 답하셨죠.</w:t>
+      </w:r>
+      <w:r>
+        <w:t xml:space="preserve"> </w:t>
+      </w:r>
+      <w:r>
+        <w:t xml:space="preserve">“</w:t>
+      </w:r>
+      <w:r>
+        <w:t xml:space="preserve">자정에 싼 필러를 치료하느니 정오에 더 내겠다.</w:t>
+      </w:r>
+      <w:r>
+        <w:t xml:space="preserve">”</w:t>
+      </w:r>
+    </w:p>
+    <w:p>
+      <w:pPr>
+        <w:pStyle w:val="BodyText"/>
+      </w:pPr>
+      <w:r>
+        <w:t xml:space="preserve">강 기자: 최민준 원장님? 요즘 어디서나 인용되던데요.</w:t>
+      </w:r>
+    </w:p>
+    <w:p>
+      <w:pPr>
+        <w:pStyle w:val="BodyText"/>
+      </w:pPr>
+      <w:r>
+        <w:t xml:space="preserve">하은: 조회 수 20만. 이제 40만이에요. 본인은 좀 민망해하세요.</w:t>
+      </w:r>
+    </w:p>
+    <w:p>
+      <w:pPr>
+        <w:pStyle w:val="BodyText"/>
+      </w:pPr>
+      <w:r>
+        <w:t xml:space="preserve">강 기자: 마지막 질문. 한 상무님. 할번 공급 계약에 영향이 있습니까?</w:t>
+      </w:r>
+    </w:p>
+    <w:p>
+      <w:pPr>
+        <w:pStyle w:val="BodyText"/>
+      </w:pPr>
+      <w:r>
+        <w:t xml:space="preserve">한서연: 대양과 할번의 계약은 내년에 종료됩니다. 예정대로. 그들의 건승을 빕니다.</w:t>
+      </w:r>
+    </w:p>
+    <w:p>
+      <w:pPr>
+        <w:pStyle w:val="BodyText"/>
+      </w:pPr>
+      <w:r>
+        <w:t xml:space="preserve">그레이스:</w:t>
+      </w:r>
+      <w:r>
+        <w:t xml:space="preserve"> </w:t>
+      </w:r>
+      <w:r>
+        <w:t xml:space="preserve">“</w:t>
+      </w:r>
+      <w:r>
+        <w:t xml:space="preserve">건승을 빈다.</w:t>
+      </w:r>
+      <w:r>
+        <w:t xml:space="preserve">”</w:t>
+      </w:r>
+      <w:r>
+        <w:t xml:space="preserve"> </w:t>
+      </w:r>
+      <w:r>
+        <w:t xml:space="preserve">한국 비즈니스에서 그건 문이 닫히는 소리예요. 아주 정중하게.</w:t>
+      </w:r>
+    </w:p>
+    <w:p>
+      <w:pPr>
+        <w:pStyle w:val="BodyText"/>
+      </w:pPr>
+      <w:r>
+        <w:t xml:space="preserve">사회자: 감사합니다. 서명식을 마치겠습니다.</w:t>
+      </w:r>
+    </w:p>
+    <w:p>
+      <w:pPr>
+        <w:pStyle w:val="BodyText"/>
+      </w:pPr>
+      <w:r>
+        <w:t xml:space="preserve">하은: 노아. 꽃이 왔어요. 안내 데스크에. 큰 난초. 카드랑 같이.</w:t>
+      </w:r>
+    </w:p>
+    <w:p>
+      <w:pPr>
+        <w:pStyle w:val="BodyText"/>
+      </w:pPr>
+      <w:r>
+        <w:t xml:space="preserve">노아: 누구한테서요?</w:t>
+      </w:r>
+    </w:p>
+    <w:p>
+      <w:pPr>
+        <w:pStyle w:val="BodyText"/>
+      </w:pPr>
+      <w:r>
+        <w:t xml:space="preserve">하은: 카드엔</w:t>
+      </w:r>
+      <w:r>
+        <w:t xml:space="preserve"> </w:t>
+      </w:r>
+      <w:r>
+        <w:t xml:space="preserve">“</w:t>
+      </w:r>
+      <w:r>
+        <w:t xml:space="preserve">전혀 나쁘지 않네. —T.</w:t>
+      </w:r>
+      <w:r>
+        <w:t xml:space="preserve">”</w:t>
+      </w:r>
+      <w:r>
+        <w:t xml:space="preserve">라고 써 있어요.</w:t>
+      </w:r>
+    </w:p>
+    <w:p>
+      <w:pPr>
+        <w:pStyle w:val="BodyText"/>
+      </w:pPr>
+      <w:r>
+        <w:t xml:space="preserve">엘레나: 톰. 난초를 보냈네요. 서울로. 서명 당일에.</w:t>
+      </w:r>
+    </w:p>
+    <w:p>
+      <w:pPr>
+        <w:pStyle w:val="BodyText"/>
+      </w:pPr>
+      <w:r>
+        <w:t xml:space="preserve">프리야: 날짜를 알았네요. 늘 날짜를 알아요.</w:t>
+      </w:r>
+    </w:p>
+    <w:p>
+      <w:pPr>
+        <w:pStyle w:val="BodyText"/>
+      </w:pPr>
+      <w:r>
+        <w:t xml:space="preserve">마커스: 그게 협박이에요, 칭찬이에요?</w:t>
+      </w:r>
+    </w:p>
+    <w:p>
+      <w:pPr>
+        <w:pStyle w:val="BodyText"/>
+      </w:pPr>
+      <w:r>
+        <w:t xml:space="preserve">노아: 톰한테서요? 둘 다. 늘 둘 다예요.</w:t>
+      </w:r>
+    </w:p>
+    <w:p>
+      <w:pPr>
+        <w:pStyle w:val="BodyText"/>
+      </w:pPr>
+      <w:r>
+        <w:t xml:space="preserve">엘레나: 일레인의 난초. 42개.</w:t>
+      </w:r>
+      <w:r>
+        <w:t xml:space="preserve"> </w:t>
+      </w:r>
+      <w:r>
+        <w:t xml:space="preserve">“</w:t>
+      </w:r>
+      <w:r>
+        <w:t xml:space="preserve">대부분 죽고. 몇 개는 장관이다.</w:t>
+      </w:r>
+      <w:r>
+        <w:t xml:space="preserve">”</w:t>
+      </w:r>
+      <w:r>
+        <w:t xml:space="preserve"> </w:t>
+      </w:r>
+      <w:r>
+        <w:t xml:space="preserve">이건 한 상무님께 드려요.</w:t>
+      </w:r>
+    </w:p>
+    <w:p>
+      <w:pPr>
+        <w:pStyle w:val="BodyText"/>
+      </w:pPr>
+      <w:r>
+        <w:t xml:space="preserve">노아: 한 상무님께. 카드와 함께.</w:t>
+      </w:r>
+      <w:r>
+        <w:t xml:space="preserve"> </w:t>
+      </w:r>
+      <w:r>
+        <w:t xml:space="preserve">“</w:t>
+      </w:r>
+      <w:r>
+        <w:t xml:space="preserve">전혀 나쁘지 않네요. —N.</w:t>
+      </w:r>
+      <w:r>
+        <w:t xml:space="preserve">”</w:t>
+      </w:r>
+    </w:p>
+    <w:bookmarkEnd w:id="35"/>
+    <w:bookmarkStart w:id="36" w:name="마무리-오후-7시-한정식-만찬-1"/>
+    <w:p>
+      <w:pPr>
+        <w:pStyle w:val="Heading3"/>
+      </w:pPr>
+      <w:r>
+        <w:t xml:space="preserve">마무리 — 오후 7시, 한정식 만찬</w:t>
+      </w:r>
+    </w:p>
+    <w:p>
+      <w:pPr>
+        <w:pStyle w:val="FirstParagraph"/>
+      </w:pPr>
+      <w:r>
+        <w:t xml:space="preserve">박 대표: 한 상무. 잔. 두 손으로. 제가 따르죠.</w:t>
+      </w:r>
+    </w:p>
+    <w:p>
+      <w:pPr>
+        <w:pStyle w:val="BodyText"/>
+      </w:pPr>
+      <w:r>
+        <w:t xml:space="preserve">한서연: 박 대표님. 5년. 저한테 따라 주실 줄은 몰랐어요.</w:t>
+      </w:r>
+    </w:p>
+    <w:p>
+      <w:pPr>
+        <w:pStyle w:val="BodyText"/>
+      </w:pPr>
+      <w:r>
+        <w:t xml:space="preserve">박 대표: 나도요. 마실 때 고개 돌려요. 내가 나이가 많으니까.</w:t>
+      </w:r>
+    </w:p>
+    <w:p>
+      <w:pPr>
+        <w:pStyle w:val="BodyText"/>
+      </w:pPr>
+      <w:r>
+        <w:t xml:space="preserve">그레이스: 저거예요. 저게 진짜 서명이에요. 강당에서 한 건 서류 작업이고.</w:t>
+      </w:r>
+    </w:p>
+    <w:p>
+      <w:pPr>
+        <w:pStyle w:val="BodyText"/>
+      </w:pPr>
+      <w:r>
+        <w:t xml:space="preserve">노아: 폴이 방금 문자했어요. 빅터가 확인했대요.</w:t>
+      </w:r>
+      <w:r>
+        <w:t xml:space="preserve"> </w:t>
+      </w:r>
+      <w:r>
+        <w:t xml:space="preserve">“</w:t>
+      </w:r>
+      <w:r>
+        <w:t xml:space="preserve">3분기 전 아시아 파트너 서명. 조건 충족. 잘했어요.</w:t>
+      </w:r>
+      <w:r>
+        <w:t xml:space="preserve">”</w:t>
+      </w:r>
+      <w:r>
+        <w:t xml:space="preserve"> </w:t>
+      </w:r>
+      <w:r>
+        <w:t xml:space="preserve">그게 블루워터의 조건이었으니까, 오늘부로 투자자들과의 약속을 지킨 거예요. 돌아가는 비행기에선 진짜 잘 수도 있겠어요.</w:t>
+      </w:r>
+    </w:p>
+    <w:p>
+      <w:pPr>
+        <w:pStyle w:val="BodyText"/>
+      </w:pPr>
+      <w:r>
+        <w:t xml:space="preserve">엘레나: 6월 29일. 이틀 남기고. 늘 아슬아슬하네요.</w:t>
+      </w:r>
+    </w:p>
+    <w:p>
+      <w:pPr>
+        <w:pStyle w:val="BodyText"/>
+      </w:pPr>
+      <w:r>
+        <w:t xml:space="preserve">마커스: 그럼 도쿄는요? 미쓰카와?</w:t>
+      </w:r>
+    </w:p>
+    <w:p>
+      <w:pPr>
+        <w:pStyle w:val="BodyText"/>
+      </w:pPr>
+      <w:r>
+        <w:t xml:space="preserve">노아: 7월 15일. 겐지가 방을 잡았어요. 이시카와가 직접 서명하고 싶대요.</w:t>
+      </w:r>
+      <w:r>
+        <w:t xml:space="preserve"> </w:t>
+      </w:r>
+      <w:r>
+        <w:t xml:space="preserve">“</w:t>
+      </w:r>
+      <w:r>
+        <w:t xml:space="preserve">매우 의미 있다</w:t>
+      </w:r>
+      <w:r>
+        <w:t xml:space="preserve">”</w:t>
+      </w:r>
+      <w:r>
+        <w:t xml:space="preserve">고.</w:t>
+      </w:r>
+    </w:p>
+    <w:p>
+      <w:pPr>
+        <w:pStyle w:val="BodyText"/>
+      </w:pPr>
+      <w:r>
+        <w:t xml:space="preserve">그레이스: 그리고 9월엔 글로벌 서밋. 오스틴. 영국, 독일, 한국, 일본 지사장들.</w:t>
+      </w:r>
+    </w:p>
+    <w:p>
+      <w:pPr>
+        <w:pStyle w:val="BodyText"/>
+      </w:pPr>
+      <w:r>
+        <w:t xml:space="preserve">한서연: 저도 초대받나요? 베이라 아시아 의장으로서?</w:t>
+      </w:r>
+    </w:p>
+    <w:p>
+      <w:pPr>
+        <w:pStyle w:val="BodyText"/>
+      </w:pPr>
+      <w:r>
+        <w:t xml:space="preserve">노아: 초대합니다. 인내심을 챙겨 오세요. 한 방에 억양이 열두 개일 거예요.</w:t>
+      </w:r>
+    </w:p>
+    <w:p>
+      <w:pPr>
+        <w:pStyle w:val="BodyText"/>
+      </w:pPr>
+      <w:r>
+        <w:t xml:space="preserve">프리야: 노아. 잠깐. 서밋 끝나고 한 시간만 내줘요. 우리 둘만.</w:t>
+      </w:r>
+    </w:p>
+    <w:p>
+      <w:pPr>
+        <w:pStyle w:val="BodyText"/>
+      </w:pPr>
+      <w:r>
+        <w:t xml:space="preserve">노아: 실험실에서 했던 그 얘기? 당신 역할?</w:t>
+      </w:r>
+    </w:p>
+    <w:p>
+      <w:pPr>
+        <w:pStyle w:val="BodyText"/>
+      </w:pPr>
+      <w:r>
+        <w:t xml:space="preserve">프리야: 그거요. 결정했고, 더는</w:t>
+      </w:r>
+      <w:r>
+        <w:t xml:space="preserve"> </w:t>
+      </w:r>
+      <w:r>
+        <w:t xml:space="preserve">“</w:t>
+      </w:r>
+      <w:r>
+        <w:t xml:space="preserve">나중에</w:t>
+      </w:r>
+      <w:r>
+        <w:t xml:space="preserve">”</w:t>
+      </w:r>
+      <w:r>
+        <w:t xml:space="preserve">를 기다리지 않아요. 7년 동안 다음 출시 끝나고, 다음 승인 끝나고, 다음 위기 끝나고 내 역할을 생각해 보겠다고 말해 왔어요. 다음은 늘 있어요. 클레어가 자랑스러워할 거예요.</w:t>
+      </w:r>
+    </w:p>
+    <w:p>
+      <w:pPr>
+        <w:pStyle w:val="BodyText"/>
+      </w:pPr>
+      <w:r>
+        <w:t xml:space="preserve">노아: 그럼 서밋 끝나고. 한 시간. 옥상. 냅킨 가져갈게요.</w:t>
+      </w:r>
+    </w:p>
+    <w:bookmarkEnd w:id="36"/>
+    <w:bookmarkEnd w:id="37"/>
+    <w:bookmarkEnd w:id="38"/>
     <w:sectPr/>
   </w:body>
 </w:document>
@@ -4686,583 +4633,8 @@
       </w:pPr>
     </w:lvl>
   </w:abstractNum>
-  <w:abstractNum w:abstractNumId="99411">
-    <w:nsid w:val="A99411"/>
-    <w:multiLevelType w:val="multilevel"/>
-    <w:lvl w:ilvl="0">
-      <w:start w:val="1"/>
-      <w:numFmt w:val="decimal"/>
-      <w:lvlText w:val="%1."/>
-      <w:lvlJc w:val="left"/>
-      <w:pPr>
-        <w:ind w:left="720" w:hanging="480"/>
-      </w:pPr>
-    </w:lvl>
-    <w:lvl w:ilvl="1">
-      <w:start w:val="1"/>
-      <w:numFmt w:val="decimal"/>
-      <w:lvlText w:val="%2."/>
-      <w:lvlJc w:val="left"/>
-      <w:pPr>
-        <w:ind w:left="1440" w:hanging="480"/>
-      </w:pPr>
-    </w:lvl>
-    <w:lvl w:ilvl="2">
-      <w:start w:val="1"/>
-      <w:numFmt w:val="decimal"/>
-      <w:lvlText w:val="%3."/>
-      <w:lvlJc w:val="left"/>
-      <w:pPr>
-        <w:ind w:left="2160" w:hanging="480"/>
-      </w:pPr>
-    </w:lvl>
-    <w:lvl w:ilvl="3">
-      <w:start w:val="1"/>
-      <w:numFmt w:val="decimal"/>
-      <w:lvlText w:val="%4."/>
-      <w:lvlJc w:val="left"/>
-      <w:pPr>
-        <w:ind w:left="2880" w:hanging="480"/>
-      </w:pPr>
-    </w:lvl>
-    <w:lvl w:ilvl="4">
-      <w:start w:val="1"/>
-      <w:numFmt w:val="decimal"/>
-      <w:lvlText w:val="%5."/>
-      <w:lvlJc w:val="left"/>
-      <w:pPr>
-        <w:ind w:left="3600" w:hanging="480"/>
-      </w:pPr>
-    </w:lvl>
-    <w:lvl w:ilvl="5">
-      <w:start w:val="1"/>
-      <w:numFmt w:val="decimal"/>
-      <w:lvlText w:val="%6."/>
-      <w:lvlJc w:val="left"/>
-      <w:pPr>
-        <w:ind w:left="4320" w:hanging="480"/>
-      </w:pPr>
-    </w:lvl>
-    <w:lvl w:ilvl="6">
-      <w:start w:val="1"/>
-      <w:numFmt w:val="decimal"/>
-      <w:lvlText w:val="%7."/>
-      <w:lvlJc w:val="left"/>
-      <w:pPr>
-        <w:ind w:left="5040" w:hanging="480"/>
-      </w:pPr>
-    </w:lvl>
-    <w:lvl w:ilvl="7">
-      <w:start w:val="1"/>
-      <w:numFmt w:val="decimal"/>
-      <w:lvlText w:val="%8."/>
-      <w:lvlJc w:val="left"/>
-      <w:pPr>
-        <w:ind w:left="5760" w:hanging="480"/>
-      </w:pPr>
-    </w:lvl>
-    <w:lvl w:ilvl="8">
-      <w:start w:val="1"/>
-      <w:numFmt w:val="decimal"/>
-      <w:lvlText w:val="%9."/>
-      <w:lvlJc w:val="left"/>
-      <w:pPr>
-        <w:ind w:left="6480" w:hanging="480"/>
-      </w:pPr>
-    </w:lvl>
-  </w:abstractNum>
-  <w:abstractNum w:abstractNumId="994116">
-    <w:nsid w:val="A994116"/>
-    <w:multiLevelType w:val="multilevel"/>
-    <w:lvl w:ilvl="0">
-      <w:start w:val="16"/>
-      <w:numFmt w:val="decimal"/>
-      <w:lvlText w:val="%1."/>
-      <w:lvlJc w:val="left"/>
-      <w:pPr>
-        <w:ind w:left="720" w:hanging="480"/>
-      </w:pPr>
-    </w:lvl>
-    <w:lvl w:ilvl="1">
-      <w:start w:val="16"/>
-      <w:numFmt w:val="decimal"/>
-      <w:lvlText w:val="%2."/>
-      <w:lvlJc w:val="left"/>
-      <w:pPr>
-        <w:ind w:left="1440" w:hanging="480"/>
-      </w:pPr>
-    </w:lvl>
-    <w:lvl w:ilvl="2">
-      <w:start w:val="16"/>
-      <w:numFmt w:val="decimal"/>
-      <w:lvlText w:val="%3."/>
-      <w:lvlJc w:val="left"/>
-      <w:pPr>
-        <w:ind w:left="2160" w:hanging="480"/>
-      </w:pPr>
-    </w:lvl>
-    <w:lvl w:ilvl="3">
-      <w:start w:val="16"/>
-      <w:numFmt w:val="decimal"/>
-      <w:lvlText w:val="%4."/>
-      <w:lvlJc w:val="left"/>
-      <w:pPr>
-        <w:ind w:left="2880" w:hanging="480"/>
-      </w:pPr>
-    </w:lvl>
-    <w:lvl w:ilvl="4">
-      <w:start w:val="16"/>
-      <w:numFmt w:val="decimal"/>
-      <w:lvlText w:val="%5."/>
-      <w:lvlJc w:val="left"/>
-      <w:pPr>
-        <w:ind w:left="3600" w:hanging="480"/>
-      </w:pPr>
-    </w:lvl>
-    <w:lvl w:ilvl="5">
-      <w:start w:val="16"/>
-      <w:numFmt w:val="decimal"/>
-      <w:lvlText w:val="%6."/>
-      <w:lvlJc w:val="left"/>
-      <w:pPr>
-        <w:ind w:left="4320" w:hanging="480"/>
-      </w:pPr>
-    </w:lvl>
-    <w:lvl w:ilvl="6">
-      <w:start w:val="16"/>
-      <w:numFmt w:val="decimal"/>
-      <w:lvlText w:val="%7."/>
-      <w:lvlJc w:val="left"/>
-      <w:pPr>
-        <w:ind w:left="5040" w:hanging="480"/>
-      </w:pPr>
-    </w:lvl>
-    <w:lvl w:ilvl="7">
-      <w:start w:val="16"/>
-      <w:numFmt w:val="decimal"/>
-      <w:lvlText w:val="%8."/>
-      <w:lvlJc w:val="left"/>
-      <w:pPr>
-        <w:ind w:left="5760" w:hanging="480"/>
-      </w:pPr>
-    </w:lvl>
-    <w:lvl w:ilvl="8">
-      <w:start w:val="16"/>
-      <w:numFmt w:val="decimal"/>
-      <w:lvlText w:val="%9."/>
-      <w:lvlJc w:val="left"/>
-      <w:pPr>
-        <w:ind w:left="6480" w:hanging="480"/>
-      </w:pPr>
-    </w:lvl>
-  </w:abstractNum>
-  <w:abstractNum w:abstractNumId="994151">
-    <w:nsid w:val="A994151"/>
-    <w:multiLevelType w:val="multilevel"/>
-    <w:lvl w:ilvl="0">
-      <w:start w:val="51"/>
-      <w:numFmt w:val="decimal"/>
-      <w:lvlText w:val="%1."/>
-      <w:lvlJc w:val="left"/>
-      <w:pPr>
-        <w:ind w:left="720" w:hanging="480"/>
-      </w:pPr>
-    </w:lvl>
-    <w:lvl w:ilvl="1">
-      <w:start w:val="51"/>
-      <w:numFmt w:val="decimal"/>
-      <w:lvlText w:val="%2."/>
-      <w:lvlJc w:val="left"/>
-      <w:pPr>
-        <w:ind w:left="1440" w:hanging="480"/>
-      </w:pPr>
-    </w:lvl>
-    <w:lvl w:ilvl="2">
-      <w:start w:val="51"/>
-      <w:numFmt w:val="decimal"/>
-      <w:lvlText w:val="%3."/>
-      <w:lvlJc w:val="left"/>
-      <w:pPr>
-        <w:ind w:left="2160" w:hanging="480"/>
-      </w:pPr>
-    </w:lvl>
-    <w:lvl w:ilvl="3">
-      <w:start w:val="51"/>
-      <w:numFmt w:val="decimal"/>
-      <w:lvlText w:val="%4."/>
-      <w:lvlJc w:val="left"/>
-      <w:pPr>
-        <w:ind w:left="2880" w:hanging="480"/>
-      </w:pPr>
-    </w:lvl>
-    <w:lvl w:ilvl="4">
-      <w:start w:val="51"/>
-      <w:numFmt w:val="decimal"/>
-      <w:lvlText w:val="%5."/>
-      <w:lvlJc w:val="left"/>
-      <w:pPr>
-        <w:ind w:left="3600" w:hanging="480"/>
-      </w:pPr>
-    </w:lvl>
-    <w:lvl w:ilvl="5">
-      <w:start w:val="51"/>
-      <w:numFmt w:val="decimal"/>
-      <w:lvlText w:val="%6."/>
-      <w:lvlJc w:val="left"/>
-      <w:pPr>
-        <w:ind w:left="4320" w:hanging="480"/>
-      </w:pPr>
-    </w:lvl>
-    <w:lvl w:ilvl="6">
-      <w:start w:val="51"/>
-      <w:numFmt w:val="decimal"/>
-      <w:lvlText w:val="%7."/>
-      <w:lvlJc w:val="left"/>
-      <w:pPr>
-        <w:ind w:left="5040" w:hanging="480"/>
-      </w:pPr>
-    </w:lvl>
-    <w:lvl w:ilvl="7">
-      <w:start w:val="51"/>
-      <w:numFmt w:val="decimal"/>
-      <w:lvlText w:val="%8."/>
-      <w:lvlJc w:val="left"/>
-      <w:pPr>
-        <w:ind w:left="5760" w:hanging="480"/>
-      </w:pPr>
-    </w:lvl>
-    <w:lvl w:ilvl="8">
-      <w:start w:val="51"/>
-      <w:numFmt w:val="decimal"/>
-      <w:lvlText w:val="%9."/>
-      <w:lvlJc w:val="left"/>
-      <w:pPr>
-        <w:ind w:left="6480" w:hanging="480"/>
-      </w:pPr>
-    </w:lvl>
-  </w:abstractNum>
-  <w:abstractNum w:abstractNumId="994181">
-    <w:nsid w:val="A994181"/>
-    <w:multiLevelType w:val="multilevel"/>
-    <w:lvl w:ilvl="0">
-      <w:start w:val="81"/>
-      <w:numFmt w:val="decimal"/>
-      <w:lvlText w:val="%1."/>
-      <w:lvlJc w:val="left"/>
-      <w:pPr>
-        <w:ind w:left="720" w:hanging="480"/>
-      </w:pPr>
-    </w:lvl>
-    <w:lvl w:ilvl="1">
-      <w:start w:val="81"/>
-      <w:numFmt w:val="decimal"/>
-      <w:lvlText w:val="%2."/>
-      <w:lvlJc w:val="left"/>
-      <w:pPr>
-        <w:ind w:left="1440" w:hanging="480"/>
-      </w:pPr>
-    </w:lvl>
-    <w:lvl w:ilvl="2">
-      <w:start w:val="81"/>
-      <w:numFmt w:val="decimal"/>
-      <w:lvlText w:val="%3."/>
-      <w:lvlJc w:val="left"/>
-      <w:pPr>
-        <w:ind w:left="2160" w:hanging="480"/>
-      </w:pPr>
-    </w:lvl>
-    <w:lvl w:ilvl="3">
-      <w:start w:val="81"/>
-      <w:numFmt w:val="decimal"/>
-      <w:lvlText w:val="%4."/>
-      <w:lvlJc w:val="left"/>
-      <w:pPr>
-        <w:ind w:left="2880" w:hanging="480"/>
-      </w:pPr>
-    </w:lvl>
-    <w:lvl w:ilvl="4">
-      <w:start w:val="81"/>
-      <w:numFmt w:val="decimal"/>
-      <w:lvlText w:val="%5."/>
-      <w:lvlJc w:val="left"/>
-      <w:pPr>
-        <w:ind w:left="3600" w:hanging="480"/>
-      </w:pPr>
-    </w:lvl>
-    <w:lvl w:ilvl="5">
-      <w:start w:val="81"/>
-      <w:numFmt w:val="decimal"/>
-      <w:lvlText w:val="%6."/>
-      <w:lvlJc w:val="left"/>
-      <w:pPr>
-        <w:ind w:left="4320" w:hanging="480"/>
-      </w:pPr>
-    </w:lvl>
-    <w:lvl w:ilvl="6">
-      <w:start w:val="81"/>
-      <w:numFmt w:val="decimal"/>
-      <w:lvlText w:val="%7."/>
-      <w:lvlJc w:val="left"/>
-      <w:pPr>
-        <w:ind w:left="5040" w:hanging="480"/>
-      </w:pPr>
-    </w:lvl>
-    <w:lvl w:ilvl="7">
-      <w:start w:val="81"/>
-      <w:numFmt w:val="decimal"/>
-      <w:lvlText w:val="%8."/>
-      <w:lvlJc w:val="left"/>
-      <w:pPr>
-        <w:ind w:left="5760" w:hanging="480"/>
-      </w:pPr>
-    </w:lvl>
-    <w:lvl w:ilvl="8">
-      <w:start w:val="81"/>
-      <w:numFmt w:val="decimal"/>
-      <w:lvlText w:val="%9."/>
-      <w:lvlJc w:val="left"/>
-      <w:pPr>
-        <w:ind w:left="6480" w:hanging="480"/>
-      </w:pPr>
-    </w:lvl>
-  </w:abstractNum>
-  <w:abstractNum w:abstractNumId="9941106">
-    <w:nsid w:val="A9941106"/>
-    <w:multiLevelType w:val="multilevel"/>
-    <w:lvl w:ilvl="0">
-      <w:start w:val="106"/>
-      <w:numFmt w:val="decimal"/>
-      <w:lvlText w:val="%1."/>
-      <w:lvlJc w:val="left"/>
-      <w:pPr>
-        <w:ind w:left="720" w:hanging="480"/>
-      </w:pPr>
-    </w:lvl>
-    <w:lvl w:ilvl="1">
-      <w:start w:val="106"/>
-      <w:numFmt w:val="decimal"/>
-      <w:lvlText w:val="%2."/>
-      <w:lvlJc w:val="left"/>
-      <w:pPr>
-        <w:ind w:left="1440" w:hanging="480"/>
-      </w:pPr>
-    </w:lvl>
-    <w:lvl w:ilvl="2">
-      <w:start w:val="106"/>
-      <w:numFmt w:val="decimal"/>
-      <w:lvlText w:val="%3."/>
-      <w:lvlJc w:val="left"/>
-      <w:pPr>
-        <w:ind w:left="2160" w:hanging="480"/>
-      </w:pPr>
-    </w:lvl>
-    <w:lvl w:ilvl="3">
-      <w:start w:val="106"/>
-      <w:numFmt w:val="decimal"/>
-      <w:lvlText w:val="%4."/>
-      <w:lvlJc w:val="left"/>
-      <w:pPr>
-        <w:ind w:left="2880" w:hanging="480"/>
-      </w:pPr>
-    </w:lvl>
-    <w:lvl w:ilvl="4">
-      <w:start w:val="106"/>
-      <w:numFmt w:val="decimal"/>
-      <w:lvlText w:val="%5."/>
-      <w:lvlJc w:val="left"/>
-      <w:pPr>
-        <w:ind w:left="3600" w:hanging="480"/>
-      </w:pPr>
-    </w:lvl>
-    <w:lvl w:ilvl="5">
-      <w:start w:val="106"/>
-      <w:numFmt w:val="decimal"/>
-      <w:lvlText w:val="%6."/>
-      <w:lvlJc w:val="left"/>
-      <w:pPr>
-        <w:ind w:left="4320" w:hanging="480"/>
-      </w:pPr>
-    </w:lvl>
-    <w:lvl w:ilvl="6">
-      <w:start w:val="106"/>
-      <w:numFmt w:val="decimal"/>
-      <w:lvlText w:val="%7."/>
-      <w:lvlJc w:val="left"/>
-      <w:pPr>
-        <w:ind w:left="5040" w:hanging="480"/>
-      </w:pPr>
-    </w:lvl>
-    <w:lvl w:ilvl="7">
-      <w:start w:val="106"/>
-      <w:numFmt w:val="decimal"/>
-      <w:lvlText w:val="%8."/>
-      <w:lvlJc w:val="left"/>
-      <w:pPr>
-        <w:ind w:left="5760" w:hanging="480"/>
-      </w:pPr>
-    </w:lvl>
-    <w:lvl w:ilvl="8">
-      <w:start w:val="106"/>
-      <w:numFmt w:val="decimal"/>
-      <w:lvlText w:val="%9."/>
-      <w:lvlJc w:val="left"/>
-      <w:pPr>
-        <w:ind w:left="6480" w:hanging="480"/>
-      </w:pPr>
-    </w:lvl>
-  </w:abstractNum>
   <w:num w:numId="1000">
     <w:abstractNumId w:val="990"/>
-  </w:num>
-  <w:num w:numId="1001">
-    <w:abstractNumId w:val="99411"/>
-    <w:lvlOverride w:ilvl="0">
-      <w:startOverride w:val="1"/>
-    </w:lvlOverride>
-    <w:lvlOverride w:ilvl="1">
-      <w:startOverride w:val="1"/>
-    </w:lvlOverride>
-    <w:lvlOverride w:ilvl="2">
-      <w:startOverride w:val="1"/>
-    </w:lvlOverride>
-    <w:lvlOverride w:ilvl="3">
-      <w:startOverride w:val="1"/>
-    </w:lvlOverride>
-    <w:lvlOverride w:ilvl="4">
-      <w:startOverride w:val="1"/>
-    </w:lvlOverride>
-    <w:lvlOverride w:ilvl="5">
-      <w:startOverride w:val="1"/>
-    </w:lvlOverride>
-    <w:lvlOverride w:ilvl="6">
-      <w:startOverride w:val="1"/>
-    </w:lvlOverride>
-    <w:lvlOverride w:ilvl="7">
-      <w:startOverride w:val="1"/>
-    </w:lvlOverride>
-    <w:lvlOverride w:ilvl="8">
-      <w:startOverride w:val="1"/>
-    </w:lvlOverride>
-  </w:num>
-  <w:num w:numId="1002">
-    <w:abstractNumId w:val="994116"/>
-    <w:lvlOverride w:ilvl="0">
-      <w:startOverride w:val="16"/>
-    </w:lvlOverride>
-    <w:lvlOverride w:ilvl="1">
-      <w:startOverride w:val="16"/>
-    </w:lvlOverride>
-    <w:lvlOverride w:ilvl="2">
-      <w:startOverride w:val="16"/>
-    </w:lvlOverride>
-    <w:lvlOverride w:ilvl="3">
-      <w:startOverride w:val="16"/>
-    </w:lvlOverride>
-    <w:lvlOverride w:ilvl="4">
-      <w:startOverride w:val="16"/>
-    </w:lvlOverride>
-    <w:lvlOverride w:ilvl="5">
-      <w:startOverride w:val="16"/>
-    </w:lvlOverride>
-    <w:lvlOverride w:ilvl="6">
-      <w:startOverride w:val="16"/>
-    </w:lvlOverride>
-    <w:lvlOverride w:ilvl="7">
-      <w:startOverride w:val="16"/>
-    </w:lvlOverride>
-    <w:lvlOverride w:ilvl="8">
-      <w:startOverride w:val="16"/>
-    </w:lvlOverride>
-  </w:num>
-  <w:num w:numId="1003">
-    <w:abstractNumId w:val="994151"/>
-    <w:lvlOverride w:ilvl="0">
-      <w:startOverride w:val="51"/>
-    </w:lvlOverride>
-    <w:lvlOverride w:ilvl="1">
-      <w:startOverride w:val="51"/>
-    </w:lvlOverride>
-    <w:lvlOverride w:ilvl="2">
-      <w:startOverride w:val="51"/>
-    </w:lvlOverride>
-    <w:lvlOverride w:ilvl="3">
-      <w:startOverride w:val="51"/>
-    </w:lvlOverride>
-    <w:lvlOverride w:ilvl="4">
-      <w:startOverride w:val="51"/>
-    </w:lvlOverride>
-    <w:lvlOverride w:ilvl="5">
-      <w:startOverride w:val="51"/>
-    </w:lvlOverride>
-    <w:lvlOverride w:ilvl="6">
-      <w:startOverride w:val="51"/>
-    </w:lvlOverride>
-    <w:lvlOverride w:ilvl="7">
-      <w:startOverride w:val="51"/>
-    </w:lvlOverride>
-    <w:lvlOverride w:ilvl="8">
-      <w:startOverride w:val="51"/>
-    </w:lvlOverride>
-  </w:num>
-  <w:num w:numId="1004">
-    <w:abstractNumId w:val="994181"/>
-    <w:lvlOverride w:ilvl="0">
-      <w:startOverride w:val="81"/>
-    </w:lvlOverride>
-    <w:lvlOverride w:ilvl="1">
-      <w:startOverride w:val="81"/>
-    </w:lvlOverride>
-    <w:lvlOverride w:ilvl="2">
-      <w:startOverride w:val="81"/>
-    </w:lvlOverride>
-    <w:lvlOverride w:ilvl="3">
-      <w:startOverride w:val="81"/>
-    </w:lvlOverride>
-    <w:lvlOverride w:ilvl="4">
-      <w:startOverride w:val="81"/>
-    </w:lvlOverride>
-    <w:lvlOverride w:ilvl="5">
-      <w:startOverride w:val="81"/>
-    </w:lvlOverride>
-    <w:lvlOverride w:ilvl="6">
-      <w:startOverride w:val="81"/>
-    </w:lvlOverride>
-    <w:lvlOverride w:ilvl="7">
-      <w:startOverride w:val="81"/>
-    </w:lvlOverride>
-    <w:lvlOverride w:ilvl="8">
-      <w:startOverride w:val="81"/>
-    </w:lvlOverride>
-  </w:num>
-  <w:num w:numId="1005">
-    <w:abstractNumId w:val="9941106"/>
-    <w:lvlOverride w:ilvl="0">
-      <w:startOverride w:val="106"/>
-    </w:lvlOverride>
-    <w:lvlOverride w:ilvl="1">
-      <w:startOverride w:val="106"/>
-    </w:lvlOverride>
-    <w:lvlOverride w:ilvl="2">
-      <w:startOverride w:val="106"/>
-    </w:lvlOverride>
-    <w:lvlOverride w:ilvl="3">
-      <w:startOverride w:val="106"/>
-    </w:lvlOverride>
-    <w:lvlOverride w:ilvl="4">
-      <w:startOverride w:val="106"/>
-    </w:lvlOverride>
-    <w:lvlOverride w:ilvl="5">
-      <w:startOverride w:val="106"/>
-    </w:lvlOverride>
-    <w:lvlOverride w:ilvl="6">
-      <w:startOverride w:val="106"/>
-    </w:lvlOverride>
-    <w:lvlOverride w:ilvl="7">
-      <w:startOverride w:val="106"/>
-    </w:lvlOverride>
-    <w:lvlOverride w:ilvl="8">
-      <w:startOverride w:val="106"/>
-    </w:lvlOverride>
   </w:num>
 </w:numbering>
 </file>
